--- a/reporte/productos_formales/Producto_01_Plan_de_Trabajo.docx
+++ b/reporte/productos_formales/Producto_01_Plan_de_Trabajo.docx
@@ -965,6 +965,18 @@
           <w:szCs w:val="21"/>
         </w:rPr>
         <w:t xml:space="preserve">Transversal: análisis de vínculos proveedor-funcionario (numeral 4.2.4) y documentación de linaje de datos (checklist Anexo 3).</w:t>
+      </w:r>
+    </w:p>
+    <w:p>
+      <w:pPr>
+        <w:spacing w:after="140"/>
+      </w:pPr>
+      <w:r>
+        <w:rPr>
+          <w:sz w:val="21"/>
+          <w:szCs w:val="21"/>
+        </w:rPr>
+        <w:t xml:space="preserve">Actualización: la orquestación de estas actividades se implementó y ejecutó realmente con Apache Airflow — dos DAGs reales (modulo_analisis_datos_1_8_2 y monitoreo_reentrenamiento_1_8_2), no solo planificados en este documento. Ver Producto 7, Sección 5, para el detalle y la evidencia de ejecución.</w:t>
       </w:r>
     </w:p>
     <w:p>

--- a/reporte/productos_formales/Producto_01_Plan_de_Trabajo.docx
+++ b/reporte/productos_formales/Producto_01_Plan_de_Trabajo.docx
@@ -62,7 +62,7 @@
           <w:sz w:val="19"/>
           <w:szCs w:val="19"/>
         </w:rPr>
-        <w:t xml:space="preserve">Prototipo elaborado como prueba de concepto (proof of concept) — no constituye una postulación formal</w:t>
+        <w:t xml:space="preserve">Prototipo independiente elaborado como prueba de concepto (proof of concept) — no constituye una postulación formal, una implementación oficial, ni cuenta con aprobación institucional de la CGR</w:t>
       </w:r>
     </w:p>
     <w:p>

--- a/reporte/productos_formales/Producto_01_Plan_de_Trabajo.docx
+++ b/reporte/productos_formales/Producto_01_Plan_de_Trabajo.docx
@@ -122,7 +122,7 @@
         <w:spacing w:after="140" w:before="260"/>
       </w:pPr>
       <w:r>
-        <w:t xml:space="preserve">Índice</w:t>
+        <w:t xml:space="preserve">1. Introducción</w:t>
       </w:r>
     </w:p>
     <w:p>
@@ -134,7 +134,7 @@
           <w:sz w:val="21"/>
           <w:szCs w:val="21"/>
         </w:rPr>
-        <w:t xml:space="preserve">1. Introducción — 2. Objetivo de la consultoría — 3. Productos a alcanzar — 4. Actividades a cumplir por producto — 5. Cronograma — 6. Anexos</w:t>
+        <w:t xml:space="preserve">Plan de trabajo de una prueba de concepto independiente basada en el TDR público del Proyecto Interno 1.8.2. El repositorio no constituye una implementación oficial ni cuenta con aprobación institucional de la CGR.</w:t>
       </w:r>
     </w:p>
     <w:p>
@@ -143,7 +143,7 @@
         <w:spacing w:after="140" w:before="260"/>
       </w:pPr>
       <w:r>
-        <w:t xml:space="preserve">1. Introducción</w:t>
+        <w:t xml:space="preserve">2. Objetivo</w:t>
       </w:r>
     </w:p>
     <w:p>
@@ -155,28 +155,7 @@
           <w:sz w:val="21"/>
           <w:szCs w:val="21"/>
         </w:rPr>
-        <w:t xml:space="preserve">El presente Plan de Trabajo detalla la metodología y el cronograma para el desarrollo del "Módulo de análisis de datos para dar soporte a los auditores durante la ejecución de los servicios de control", en el marco del Proyecto Interno 1.8.2 (Sistema Integrado de Control) de la Contraloría General de la República (CGR).</w:t>
-      </w:r>
-    </w:p>
-    <w:p>
-      <w:pPr>
-        <w:pStyle w:val="Heading1"/>
-        <w:spacing w:after="140" w:before="260"/>
-      </w:pPr>
-      <w:r>
-        <w:t xml:space="preserve">2. Objetivo de la Consultoría</w:t>
-      </w:r>
-    </w:p>
-    <w:p>
-      <w:pPr>
-        <w:spacing w:after="140"/>
-      </w:pPr>
-      <w:r>
-        <w:rPr>
-          <w:sz w:val="21"/>
-          <w:szCs w:val="21"/>
-        </w:rPr>
-        <w:t xml:space="preserve">Desarrollar modelos de ciencia de datos y machine learning que permitan la identificación temprana de proveedores favorecidos, la detección de fraccionamiento indebido del gasto público, y la evaluación de vínculos impropios entre proveedores y funcionarios, a partir de datos de contrataciones públicas.</w:t>
+        <w:t xml:space="preserve">Construir un PoC reproducible que cubra preparación de datos, selección y evaluación de modelos, análisis de vínculos, orquestación, trazabilidad y artefactos de reporting, diferenciando claramente lo demostrado localmente de las dependencias institucionales.</w:t>
       </w:r>
     </w:p>
     <w:p>
@@ -206,6 +185,10 @@
         <w:gridCol w:w="3900"/>
       </w:tblGrid>
       <w:tr>
+        <w:trPr>
+          <w:cantSplit/>
+          <w:tblHeader/>
+        </w:trPr>
         <w:tc>
           <w:tcPr>
             <w:tcW w:type="dxa" w:w="700"/>
@@ -286,12 +269,15 @@
                 <w:sz w:val="19"/>
                 <w:szCs w:val="19"/>
               </w:rPr>
-              <w:t xml:space="preserve">Contenido principal</w:t>
+              <w:t xml:space="preserve">Alcance</w:t>
             </w:r>
           </w:p>
         </w:tc>
       </w:tr>
       <w:tr>
+        <w:trPr>
+          <w:cantSplit/>
+        </w:trPr>
         <w:tc>
           <w:tcPr>
             <w:tcW w:type="dxa" w:w="700"/>
@@ -369,12 +355,15 @@
                 <w:sz w:val="19"/>
                 <w:szCs w:val="19"/>
               </w:rPr>
-              <w:t xml:space="preserve">Metodología y cronograma (este documento)</w:t>
+              <w:t xml:space="preserve">Metodología, alcance y cronograma de referencia</w:t>
             </w:r>
           </w:p>
         </w:tc>
       </w:tr>
       <w:tr>
+        <w:trPr>
+          <w:cantSplit/>
+        </w:trPr>
         <w:tc>
           <w:tcPr>
             <w:tcW w:type="dxa" w:w="700"/>
@@ -425,7 +414,7 @@
                 <w:sz w:val="19"/>
                 <w:szCs w:val="19"/>
               </w:rPr>
-              <w:t xml:space="preserve">Limpieza y preprocesamiento — Favoritismo</w:t>
+              <w:t xml:space="preserve">Preprocesamiento — Favoritismo</w:t>
             </w:r>
           </w:p>
         </w:tc>
@@ -452,12 +441,15 @@
                 <w:sz w:val="19"/>
                 <w:szCs w:val="19"/>
               </w:rPr>
-              <w:t xml:space="preserve">Imputación, outliers, encoding, feature engineering</w:t>
+              <w:t xml:space="preserve">Limpieza y features proveedor-entidad</w:t>
             </w:r>
           </w:p>
         </w:tc>
       </w:tr>
       <w:tr>
+        <w:trPr>
+          <w:cantSplit/>
+        </w:trPr>
         <w:tc>
           <w:tcPr>
             <w:tcW w:type="dxa" w:w="700"/>
@@ -508,7 +500,7 @@
                 <w:sz w:val="19"/>
                 <w:szCs w:val="19"/>
               </w:rPr>
-              <w:t xml:space="preserve">Selección y desarrollo del modelo — Favoritismo</w:t>
+              <w:t xml:space="preserve">Modelo — Favoritismo</w:t>
             </w:r>
           </w:p>
         </w:tc>
@@ -535,12 +527,15 @@
                 <w:sz w:val="19"/>
                 <w:szCs w:val="19"/>
               </w:rPr>
-              <w:t xml:space="preserve">Arquitectura, algoritmo, parámetros</w:t>
+              <w:t xml:space="preserve">Comparación de algoritmos y selección</w:t>
             </w:r>
           </w:p>
         </w:tc>
       </w:tr>
       <w:tr>
+        <w:trPr>
+          <w:cantSplit/>
+        </w:trPr>
         <w:tc>
           <w:tcPr>
             <w:tcW w:type="dxa" w:w="700"/>
@@ -591,7 +586,7 @@
                 <w:sz w:val="19"/>
                 <w:szCs w:val="19"/>
               </w:rPr>
-              <w:t xml:space="preserve">Entrenamiento y validación — Favoritismo</w:t>
+              <w:t xml:space="preserve">Entrenamiento/Validación — Favoritismo</w:t>
             </w:r>
           </w:p>
         </w:tc>
@@ -618,12 +613,15 @@
                 <w:sz w:val="19"/>
                 <w:szCs w:val="19"/>
               </w:rPr>
-              <w:t xml:space="preserve">Métricas, validación cruzada, interpretabilidad SHAP</w:t>
+              <w:t xml:space="preserve">CV, tuning, métricas y explicabilidad</w:t>
             </w:r>
           </w:p>
         </w:tc>
       </w:tr>
       <w:tr>
+        <w:trPr>
+          <w:cantSplit/>
+        </w:trPr>
         <w:tc>
           <w:tcPr>
             <w:tcW w:type="dxa" w:w="700"/>
@@ -674,7 +672,7 @@
                 <w:sz w:val="19"/>
                 <w:szCs w:val="19"/>
               </w:rPr>
-              <w:t xml:space="preserve">Limpieza y preprocesamiento — Fraccionamiento</w:t>
+              <w:t xml:space="preserve">Preprocesamiento — Fraccionamiento</w:t>
             </w:r>
           </w:p>
         </w:tc>
@@ -701,12 +699,15 @@
                 <w:sz w:val="19"/>
                 <w:szCs w:val="19"/>
               </w:rPr>
-              <w:t xml:space="preserve">Features de ventana temporal, umbral normativo</w:t>
+              <w:t xml:space="preserve">Ventanas temporales y contexto normativo</w:t>
             </w:r>
           </w:p>
         </w:tc>
       </w:tr>
       <w:tr>
+        <w:trPr>
+          <w:cantSplit/>
+        </w:trPr>
         <w:tc>
           <w:tcPr>
             <w:tcW w:type="dxa" w:w="700"/>
@@ -757,7 +758,7 @@
                 <w:sz w:val="19"/>
                 <w:szCs w:val="19"/>
               </w:rPr>
-              <w:t xml:space="preserve">Selección y desarrollo del modelo — Fraccionamiento</w:t>
+              <w:t xml:space="preserve">Modelo — Fraccionamiento</w:t>
             </w:r>
           </w:p>
         </w:tc>
@@ -784,12 +785,15 @@
                 <w:sz w:val="19"/>
                 <w:szCs w:val="19"/>
               </w:rPr>
-              <w:t xml:space="preserve">Isolation Forest + regla interpretable</w:t>
+              <w:t xml:space="preserve">Anomalías + regla interpretable + holdout</w:t>
             </w:r>
           </w:p>
         </w:tc>
       </w:tr>
       <w:tr>
+        <w:trPr>
+          <w:cantSplit/>
+        </w:trPr>
         <w:tc>
           <w:tcPr>
             <w:tcW w:type="dxa" w:w="700"/>
@@ -867,7 +871,7 @@
                 <w:sz w:val="19"/>
                 <w:szCs w:val="19"/>
               </w:rPr>
-              <w:t xml:space="preserve">Entrenamiento/validación, manual, plan de monitoreo, transferencia</w:t>
+              <w:t xml:space="preserve">Consolidación, limitaciones y ruta institucional</w:t>
             </w:r>
           </w:p>
         </w:tc>
@@ -879,7 +883,7 @@
         <w:spacing w:after="140" w:before="260"/>
       </w:pPr>
       <w:r>
-        <w:t xml:space="preserve">4. Actividades a Cumplir por Producto</w:t>
+        <w:t xml:space="preserve">4. Enfoque de Ejecución</w:t>
       </w:r>
     </w:p>
     <w:p>
@@ -896,7 +900,7 @@
           <w:sz w:val="21"/>
           <w:szCs w:val="21"/>
         </w:rPr>
-        <w:t xml:space="preserve">Producto 1: Definición de alcance, generación del dataset de trabajo, estructura del repositorio.</w:t>
+        <w:t xml:space="preserve">Pipeline sintético reproducible con publicación Bronce → Plata → Oro.</w:t>
       </w:r>
     </w:p>
     <w:p>
@@ -913,7 +917,7 @@
           <w:sz w:val="21"/>
           <w:szCs w:val="21"/>
         </w:rPr>
-        <w:t xml:space="preserve">Productos 2 y 5: Análisis exploratorio, limpieza, codificación y generación de variables derivadas para cada caso de uso.</w:t>
+        <w:t xml:space="preserve">Validación de integridad OCDS sobre datos públicos, separada del benchmark sintético.</w:t>
       </w:r>
     </w:p>
     <w:p>
@@ -930,7 +934,7 @@
           <w:sz w:val="21"/>
           <w:szCs w:val="21"/>
         </w:rPr>
-        <w:t xml:space="preserve">Productos 3 y 6: Evaluación de algoritmos candidatos, selección fundamentada, diseño de arquitectura.</w:t>
+        <w:t xml:space="preserve">CI de regresión y smoke para reconstrucción de datasets y selección de modelos.</w:t>
       </w:r>
     </w:p>
     <w:p>
@@ -947,36 +951,7 @@
           <w:sz w:val="21"/>
           <w:szCs w:val="21"/>
         </w:rPr>
-        <w:t xml:space="preserve">Productos 4 y 7: Entrenamiento, validación cruzada, generación de artefactos de explicabilidad, documentación de cierre.</w:t>
-      </w:r>
-    </w:p>
-    <w:p>
-      <w:pPr>
-        <w:pStyle w:val="ListParagraph"/>
-        <w:numPr>
-          <w:ilvl w:val="0"/>
-          <w:numId w:val="1"/>
-        </w:numPr>
-        <w:spacing w:after="70"/>
-      </w:pPr>
-      <w:r>
-        <w:rPr>
-          <w:sz w:val="21"/>
-          <w:szCs w:val="21"/>
-        </w:rPr>
-        <w:t xml:space="preserve">Transversal: análisis de vínculos proveedor-funcionario (numeral 4.2.4) y documentación de linaje de datos (checklist Anexo 3).</w:t>
-      </w:r>
-    </w:p>
-    <w:p>
-      <w:pPr>
-        <w:spacing w:after="140"/>
-      </w:pPr>
-      <w:r>
-        <w:rPr>
-          <w:sz w:val="21"/>
-          <w:szCs w:val="21"/>
-        </w:rPr>
-        <w:t xml:space="preserve">Actualización: la orquestación de estas actividades se implementó y ejecutó realmente con Apache Airflow — dos DAGs reales (modulo_analisis_datos_1_8_2 y monitoreo_reentrenamiento_1_8_2), no solo planificados en este documento. Ver Producto 7, Sección 5, para el detalle y la evidencia de ejecución.</w:t>
+        <w:t xml:space="preserve">Documentación generada desde outputs/evidencia_documental.json, evitando cifras copiadas a mano.</w:t>
       </w:r>
     </w:p>
     <w:p>
@@ -985,19 +960,7 @@
         <w:spacing w:after="140" w:before="260"/>
       </w:pPr>
       <w:r>
-        <w:t xml:space="preserve">5. Cronograma</w:t>
-      </w:r>
-    </w:p>
-    <w:p>
-      <w:pPr>
-        <w:spacing w:after="140"/>
-      </w:pPr>
-      <w:r>
-        <w:rPr>
-          <w:sz w:val="21"/>
-          <w:szCs w:val="21"/>
-        </w:rPr>
-        <w:t xml:space="preserve">El TDR original contempla 180 días calendario distribuidos como se muestra a continuación. Este prototipo se construyó de forma acelerada como prueba de concepto; el cronograma se presenta como referencia de los hitos formales que aplicarían en una consultoría regular.</w:t>
+        <w:t xml:space="preserve">5. Cronograma de Referencia del TDR</w:t>
       </w:r>
     </w:p>
     <w:tbl>
@@ -1017,6 +980,10 @@
         <w:gridCol w:w="4400"/>
       </w:tblGrid>
       <w:tr>
+        <w:trPr>
+          <w:cantSplit/>
+          <w:tblHeader/>
+        </w:trPr>
         <w:tc>
           <w:tcPr>
             <w:tcW w:type="dxa" w:w="4400"/>
@@ -1069,12 +1036,15 @@
                 <w:sz w:val="19"/>
                 <w:szCs w:val="19"/>
               </w:rPr>
-              <w:t xml:space="preserve">Plazo (TDR original)</w:t>
+              <w:t xml:space="preserve">Plazo</w:t>
             </w:r>
           </w:p>
         </w:tc>
       </w:tr>
       <w:tr>
+        <w:trPr>
+          <w:cantSplit/>
+        </w:trPr>
         <w:tc>
           <w:tcPr>
             <w:tcW w:type="dxa" w:w="4400"/>
@@ -1098,7 +1068,7 @@
                 <w:sz w:val="19"/>
                 <w:szCs w:val="19"/>
               </w:rPr>
-              <w:t xml:space="preserve">Primer Producto</w:t>
+              <w:t xml:space="preserve">1</w:t>
             </w:r>
           </w:p>
         </w:tc>
@@ -1125,12 +1095,15 @@
                 <w:sz w:val="19"/>
                 <w:szCs w:val="19"/>
               </w:rPr>
-              <w:t xml:space="preserve">7 días calendario</w:t>
+              <w:t xml:space="preserve">7 días</w:t>
             </w:r>
           </w:p>
         </w:tc>
       </w:tr>
       <w:tr>
+        <w:trPr>
+          <w:cantSplit/>
+        </w:trPr>
         <w:tc>
           <w:tcPr>
             <w:tcW w:type="dxa" w:w="4400"/>
@@ -1154,7 +1127,7 @@
                 <w:sz w:val="19"/>
                 <w:szCs w:val="19"/>
               </w:rPr>
-              <w:t xml:space="preserve">Segundo Producto</w:t>
+              <w:t xml:space="preserve">2</w:t>
             </w:r>
           </w:p>
         </w:tc>
@@ -1181,12 +1154,15 @@
                 <w:sz w:val="19"/>
                 <w:szCs w:val="19"/>
               </w:rPr>
-              <w:t xml:space="preserve">30 días calendario</w:t>
+              <w:t xml:space="preserve">30 días</w:t>
             </w:r>
           </w:p>
         </w:tc>
       </w:tr>
       <w:tr>
+        <w:trPr>
+          <w:cantSplit/>
+        </w:trPr>
         <w:tc>
           <w:tcPr>
             <w:tcW w:type="dxa" w:w="4400"/>
@@ -1210,7 +1186,7 @@
                 <w:sz w:val="19"/>
                 <w:szCs w:val="19"/>
               </w:rPr>
-              <w:t xml:space="preserve">Tercer Producto</w:t>
+              <w:t xml:space="preserve">3</w:t>
             </w:r>
           </w:p>
         </w:tc>
@@ -1237,12 +1213,15 @@
                 <w:sz w:val="19"/>
                 <w:szCs w:val="19"/>
               </w:rPr>
-              <w:t xml:space="preserve">60 días calendario</w:t>
+              <w:t xml:space="preserve">60 días</w:t>
             </w:r>
           </w:p>
         </w:tc>
       </w:tr>
       <w:tr>
+        <w:trPr>
+          <w:cantSplit/>
+        </w:trPr>
         <w:tc>
           <w:tcPr>
             <w:tcW w:type="dxa" w:w="4400"/>
@@ -1266,7 +1245,7 @@
                 <w:sz w:val="19"/>
                 <w:szCs w:val="19"/>
               </w:rPr>
-              <w:t xml:space="preserve">Cuarto Producto</w:t>
+              <w:t xml:space="preserve">4</w:t>
             </w:r>
           </w:p>
         </w:tc>
@@ -1293,12 +1272,15 @@
                 <w:sz w:val="19"/>
                 <w:szCs w:val="19"/>
               </w:rPr>
-              <w:t xml:space="preserve">90 días calendario</w:t>
+              <w:t xml:space="preserve">90 días</w:t>
             </w:r>
           </w:p>
         </w:tc>
       </w:tr>
       <w:tr>
+        <w:trPr>
+          <w:cantSplit/>
+        </w:trPr>
         <w:tc>
           <w:tcPr>
             <w:tcW w:type="dxa" w:w="4400"/>
@@ -1322,7 +1304,7 @@
                 <w:sz w:val="19"/>
                 <w:szCs w:val="19"/>
               </w:rPr>
-              <w:t xml:space="preserve">Quinto Producto</w:t>
+              <w:t xml:space="preserve">5</w:t>
             </w:r>
           </w:p>
         </w:tc>
@@ -1349,12 +1331,15 @@
                 <w:sz w:val="19"/>
                 <w:szCs w:val="19"/>
               </w:rPr>
-              <w:t xml:space="preserve">120 días calendario</w:t>
+              <w:t xml:space="preserve">120 días</w:t>
             </w:r>
           </w:p>
         </w:tc>
       </w:tr>
       <w:tr>
+        <w:trPr>
+          <w:cantSplit/>
+        </w:trPr>
         <w:tc>
           <w:tcPr>
             <w:tcW w:type="dxa" w:w="4400"/>
@@ -1378,7 +1363,7 @@
                 <w:sz w:val="19"/>
                 <w:szCs w:val="19"/>
               </w:rPr>
-              <w:t xml:space="preserve">Sexto Producto</w:t>
+              <w:t xml:space="preserve">6</w:t>
             </w:r>
           </w:p>
         </w:tc>
@@ -1405,12 +1390,15 @@
                 <w:sz w:val="19"/>
                 <w:szCs w:val="19"/>
               </w:rPr>
-              <w:t xml:space="preserve">150 días calendario</w:t>
+              <w:t xml:space="preserve">150 días</w:t>
             </w:r>
           </w:p>
         </w:tc>
       </w:tr>
       <w:tr>
+        <w:trPr>
+          <w:cantSplit/>
+        </w:trPr>
         <w:tc>
           <w:tcPr>
             <w:tcW w:type="dxa" w:w="4400"/>
@@ -1434,7 +1422,7 @@
                 <w:sz w:val="19"/>
                 <w:szCs w:val="19"/>
               </w:rPr>
-              <w:t xml:space="preserve">Séptimo Producto</w:t>
+              <w:t xml:space="preserve">7</w:t>
             </w:r>
           </w:p>
         </w:tc>
@@ -1461,7 +1449,7 @@
                 <w:sz w:val="19"/>
                 <w:szCs w:val="19"/>
               </w:rPr>
-              <w:t xml:space="preserve">180 días calendario</w:t>
+              <w:t xml:space="preserve">180 días</w:t>
             </w:r>
           </w:p>
         </w:tc>
@@ -1473,7 +1461,7 @@
         <w:spacing w:after="140" w:before="260"/>
       </w:pPr>
       <w:r>
-        <w:t xml:space="preserve">6. Anexos</w:t>
+        <w:t xml:space="preserve">6. Estado Actual del PoC</w:t>
       </w:r>
     </w:p>
     <w:p>
@@ -1485,7 +1473,19 @@
           <w:sz w:val="21"/>
           <w:szCs w:val="21"/>
         </w:rPr>
-        <w:t xml:space="preserve">Código fuente y datos: repositorio público en GitHub (ver portada).</w:t>
+        <w:t xml:space="preserve">P0 de integridad OCDS cerrado. Núcleo técnico P1 endurecido con validación independiente, CI, separación Plata/Oro, Airflow con entorno de proyecto, promoción humana de modelos y evidencia documental automática.</w:t>
+      </w:r>
+    </w:p>
+    <w:p>
+      <w:pPr>
+        <w:spacing w:after="140"/>
+      </w:pPr>
+      <w:r>
+        <w:rPr>
+          <w:sz w:val="21"/>
+          <w:szCs w:val="21"/>
+        </w:rPr>
+        <w:t xml:space="preserve">Nota metodológica: este es un prototipo independiente. Las métricas del benchmark sintético evalúan la coherencia del PoC y no estiman desempeño productivo. Las salidas sobre datos públicos son señales de priorización para revisión de auditor y no constituyen hallazgos ni determinaciones automáticas de irregularidad.</w:t>
       </w:r>
     </w:p>
     <w:sectPr>

--- a/reporte/productos_formales/Producto_01_Plan_de_Trabajo.docx
+++ b/reporte/productos_formales/Producto_01_Plan_de_Trabajo.docx
@@ -290,7 +290,7 @@
             </w:rPr>
             <w:fldChar w:fldCharType="separate"/>
           </w:r>
-          <w:hyperlink w:anchor="__RefHeading___Toc1132_3155877788">
+          <w:hyperlink w:anchor="__RefHeading___Toc1132_2045034821">
             <w:r>
               <w:rPr>
                 <w:rStyle w:val="IndexLink"/>
@@ -310,7 +310,7 @@
             </w:tabs>
             <w:rPr/>
           </w:pPr>
-          <w:hyperlink w:anchor="__RefHeading___Toc1134_3155877788">
+          <w:hyperlink w:anchor="__RefHeading___Toc1134_2045034821">
             <w:r>
               <w:rPr>
                 <w:rStyle w:val="IndexLink"/>
@@ -330,7 +330,7 @@
             </w:tabs>
             <w:rPr/>
           </w:pPr>
-          <w:hyperlink w:anchor="__RefHeading___Toc1136_3155877788">
+          <w:hyperlink w:anchor="__RefHeading___Toc1136_2045034821">
             <w:r>
               <w:rPr>
                 <w:rStyle w:val="IndexLink"/>
@@ -350,7 +350,7 @@
             </w:tabs>
             <w:rPr/>
           </w:pPr>
-          <w:hyperlink w:anchor="__RefHeading___Toc1138_3155877788">
+          <w:hyperlink w:anchor="__RefHeading___Toc1138_2045034821">
             <w:r>
               <w:rPr>
                 <w:rStyle w:val="IndexLink"/>
@@ -370,7 +370,7 @@
             </w:tabs>
             <w:rPr/>
           </w:pPr>
-          <w:hyperlink w:anchor="__RefHeading___Toc1140_3155877788">
+          <w:hyperlink w:anchor="__RefHeading___Toc1140_2045034821">
             <w:r>
               <w:rPr>
                 <w:rStyle w:val="IndexLink"/>
@@ -390,7 +390,7 @@
             </w:tabs>
             <w:rPr/>
           </w:pPr>
-          <w:hyperlink w:anchor="__RefHeading___Toc1142_3155877788">
+          <w:hyperlink w:anchor="__RefHeading___Toc1142_2045034821">
             <w:r>
               <w:rPr>
                 <w:rStyle w:val="IndexLink"/>
@@ -410,7 +410,7 @@
             </w:tabs>
             <w:rPr/>
           </w:pPr>
-          <w:hyperlink w:anchor="__RefHeading___Toc1144_3155877788">
+          <w:hyperlink w:anchor="__RefHeading___Toc1144_2045034821">
             <w:r>
               <w:rPr>
                 <w:rStyle w:val="IndexLink"/>
@@ -430,7 +430,7 @@
             </w:tabs>
             <w:rPr/>
           </w:pPr>
-          <w:hyperlink w:anchor="__RefHeading___Toc1146_3155877788">
+          <w:hyperlink w:anchor="__RefHeading___Toc1146_2045034821">
             <w:r>
               <w:rPr>
                 <w:rStyle w:val="IndexLink"/>
@@ -450,7 +450,7 @@
             </w:tabs>
             <w:rPr/>
           </w:pPr>
-          <w:hyperlink w:anchor="__RefHeading___Toc1148_3155877788">
+          <w:hyperlink w:anchor="__RefHeading___Toc1148_2045034821">
             <w:r>
               <w:rPr>
                 <w:rStyle w:val="IndexLink"/>
@@ -470,7 +470,7 @@
             </w:tabs>
             <w:rPr/>
           </w:pPr>
-          <w:hyperlink w:anchor="__RefHeading___Toc1150_3155877788">
+          <w:hyperlink w:anchor="__RefHeading___Toc1150_2045034821">
             <w:r>
               <w:rPr>
                 <w:rStyle w:val="IndexLink"/>
@@ -510,7 +510,7 @@
         <w:spacing w:lineRule="exact" w:line="240" w:before="240" w:after="120"/>
         <w:rPr/>
       </w:pPr>
-      <w:bookmarkStart w:id="0" w:name="__RefHeading___Toc1132_3155877788"/>
+      <w:bookmarkStart w:id="0" w:name="__RefHeading___Toc1132_2045034821"/>
       <w:bookmarkEnd w:id="0"/>
       <w:r>
         <w:rPr>
@@ -581,7 +581,7 @@
         <w:spacing w:lineRule="exact" w:line="240" w:before="240" w:after="120"/>
         <w:rPr/>
       </w:pPr>
-      <w:bookmarkStart w:id="1" w:name="__RefHeading___Toc1134_3155877788"/>
+      <w:bookmarkStart w:id="1" w:name="__RefHeading___Toc1134_2045034821"/>
       <w:bookmarkEnd w:id="1"/>
       <w:r>
         <w:rPr>
@@ -1895,7 +1895,7 @@
         <w:spacing w:lineRule="exact" w:line="240" w:before="240" w:after="120"/>
         <w:rPr/>
       </w:pPr>
-      <w:bookmarkStart w:id="2" w:name="__RefHeading___Toc1136_3155877788"/>
+      <w:bookmarkStart w:id="2" w:name="__RefHeading___Toc1136_2045034821"/>
       <w:bookmarkEnd w:id="2"/>
       <w:r>
         <w:rPr>
@@ -2472,7 +2472,7 @@
         <w:spacing w:lineRule="exact" w:line="240" w:before="240" w:after="120"/>
         <w:rPr/>
       </w:pPr>
-      <w:bookmarkStart w:id="3" w:name="__RefHeading___Toc1138_3155877788"/>
+      <w:bookmarkStart w:id="3" w:name="__RefHeading___Toc1138_2045034821"/>
       <w:bookmarkEnd w:id="3"/>
       <w:r>
         <w:rPr>
@@ -2509,7 +2509,7 @@
         <w:spacing w:lineRule="exact" w:line="240" w:before="240" w:after="120"/>
         <w:rPr/>
       </w:pPr>
-      <w:bookmarkStart w:id="4" w:name="__RefHeading___Toc1140_3155877788"/>
+      <w:bookmarkStart w:id="4" w:name="__RefHeading___Toc1140_2045034821"/>
       <w:bookmarkEnd w:id="4"/>
       <w:r>
         <w:rPr>
@@ -2546,7 +2546,7 @@
         <w:spacing w:lineRule="exact" w:line="240" w:before="240" w:after="120"/>
         <w:rPr/>
       </w:pPr>
-      <w:bookmarkStart w:id="5" w:name="__RefHeading___Toc1142_3155877788"/>
+      <w:bookmarkStart w:id="5" w:name="__RefHeading___Toc1142_2045034821"/>
       <w:bookmarkEnd w:id="5"/>
       <w:r>
         <w:rPr>
@@ -3392,7 +3392,7 @@
         <w:spacing w:lineRule="exact" w:line="240" w:before="240" w:after="120"/>
         <w:rPr/>
       </w:pPr>
-      <w:bookmarkStart w:id="6" w:name="__RefHeading___Toc1144_3155877788"/>
+      <w:bookmarkStart w:id="6" w:name="__RefHeading___Toc1144_2045034821"/>
       <w:bookmarkEnd w:id="6"/>
       <w:r>
         <w:rPr>
@@ -3988,7 +3988,7 @@
         <w:spacing w:lineRule="exact" w:line="240" w:before="240" w:after="120"/>
         <w:rPr/>
       </w:pPr>
-      <w:bookmarkStart w:id="7" w:name="__RefHeading___Toc1146_3155877788"/>
+      <w:bookmarkStart w:id="7" w:name="__RefHeading___Toc1146_2045034821"/>
       <w:bookmarkEnd w:id="7"/>
       <w:r>
         <w:rPr>
@@ -4601,7 +4601,7 @@
         <w:spacing w:lineRule="exact" w:line="240" w:before="240" w:after="120"/>
         <w:rPr/>
       </w:pPr>
-      <w:bookmarkStart w:id="8" w:name="__RefHeading___Toc1148_3155877788"/>
+      <w:bookmarkStart w:id="8" w:name="__RefHeading___Toc1148_2045034821"/>
       <w:bookmarkEnd w:id="8"/>
       <w:r>
         <w:rPr>
@@ -4721,7 +4721,7 @@
         <w:spacing w:lineRule="exact" w:line="240" w:before="240" w:after="120"/>
         <w:rPr/>
       </w:pPr>
-      <w:bookmarkStart w:id="9" w:name="__RefHeading___Toc1150_3155877788"/>
+      <w:bookmarkStart w:id="9" w:name="__RefHeading___Toc1150_2045034821"/>
       <w:bookmarkEnd w:id="9"/>
       <w:r>
         <w:rPr>

--- a/reporte/productos_formales/Producto_01_Plan_de_Trabajo.docx
+++ b/reporte/productos_formales/Producto_01_Plan_de_Trabajo.docx
@@ -15,6 +15,7 @@
     <w:p>
       <w:pPr>
         <w:pStyle w:val="Normal"/>
+        <w:keepNext w:val="false"/>
         <w:spacing w:lineRule="exact" w:line="240" w:before="0" w:after="160"/>
         <w:jc w:val="center"/>
         <w:rPr/>
@@ -34,6 +35,7 @@
     <w:p>
       <w:pPr>
         <w:pStyle w:val="Normal"/>
+        <w:keepNext w:val="false"/>
         <w:spacing w:lineRule="exact" w:line="240" w:before="0" w:after="180"/>
         <w:jc w:val="center"/>
         <w:rPr/>
@@ -53,6 +55,7 @@
     <w:p>
       <w:pPr>
         <w:pStyle w:val="Normal"/>
+        <w:keepNext w:val="false"/>
         <w:spacing w:lineRule="exact" w:line="240" w:before="0" w:after="180"/>
         <w:jc w:val="center"/>
         <w:rPr/>
@@ -72,6 +75,7 @@
     <w:p>
       <w:pPr>
         <w:pStyle w:val="Normal"/>
+        <w:keepNext w:val="false"/>
         <w:spacing w:lineRule="exact" w:line="240" w:before="0" w:after="260"/>
         <w:jc w:val="center"/>
         <w:rPr/>
@@ -91,6 +95,7 @@
     <w:p>
       <w:pPr>
         <w:pStyle w:val="Normal"/>
+        <w:keepNext w:val="false"/>
         <w:spacing w:lineRule="exact" w:line="240" w:before="0" w:after="30"/>
         <w:jc w:val="center"/>
         <w:rPr/>
@@ -110,6 +115,7 @@
     <w:p>
       <w:pPr>
         <w:pStyle w:val="Normal"/>
+        <w:keepNext w:val="false"/>
         <w:spacing w:lineRule="exact" w:line="240" w:before="0" w:after="260"/>
         <w:jc w:val="center"/>
         <w:rPr/>
@@ -127,6 +133,7 @@
     <w:p>
       <w:pPr>
         <w:pStyle w:val="Normal"/>
+        <w:keepNext w:val="false"/>
         <w:spacing w:lineRule="exact" w:line="240" w:before="0" w:after="30"/>
         <w:jc w:val="center"/>
         <w:rPr/>
@@ -146,6 +153,7 @@
     <w:p>
       <w:pPr>
         <w:pStyle w:val="Normal"/>
+        <w:keepNext w:val="false"/>
         <w:spacing w:lineRule="exact" w:line="240" w:before="0" w:after="240"/>
         <w:jc w:val="center"/>
         <w:rPr/>
@@ -163,6 +171,7 @@
     <w:p>
       <w:pPr>
         <w:pStyle w:val="Normal"/>
+        <w:keepNext w:val="false"/>
         <w:spacing w:lineRule="exact" w:line="240" w:before="0" w:after="260"/>
         <w:jc w:val="center"/>
         <w:rPr/>
@@ -182,6 +191,7 @@
     <w:p>
       <w:pPr>
         <w:pStyle w:val="Normal"/>
+        <w:keepNext w:val="false"/>
         <w:spacing w:lineRule="exact" w:line="240" w:before="0" w:after="30"/>
         <w:jc w:val="center"/>
         <w:rPr/>
@@ -201,6 +211,7 @@
     <w:p>
       <w:pPr>
         <w:pStyle w:val="Normal"/>
+        <w:keepNext w:val="false"/>
         <w:spacing w:lineRule="exact" w:line="240" w:before="0" w:after="240"/>
         <w:jc w:val="center"/>
         <w:rPr/>
@@ -218,6 +229,7 @@
     <w:p>
       <w:pPr>
         <w:pStyle w:val="Normal"/>
+        <w:keepNext w:val="false"/>
         <w:spacing w:lineRule="exact" w:line="240" w:before="0" w:after="80"/>
         <w:jc w:val="center"/>
         <w:rPr/>
@@ -290,7 +302,7 @@
             </w:rPr>
             <w:fldChar w:fldCharType="separate"/>
           </w:r>
-          <w:hyperlink w:anchor="__RefHeading___Toc1132_2045034821">
+          <w:hyperlink w:anchor="__RefHeading___Toc1132_1296911271">
             <w:r>
               <w:rPr>
                 <w:rStyle w:val="IndexLink"/>
@@ -310,7 +322,7 @@
             </w:tabs>
             <w:rPr/>
           </w:pPr>
-          <w:hyperlink w:anchor="__RefHeading___Toc1134_2045034821">
+          <w:hyperlink w:anchor="__RefHeading___Toc1134_1296911271">
             <w:r>
               <w:rPr>
                 <w:rStyle w:val="IndexLink"/>
@@ -330,7 +342,7 @@
             </w:tabs>
             <w:rPr/>
           </w:pPr>
-          <w:hyperlink w:anchor="__RefHeading___Toc1136_2045034821">
+          <w:hyperlink w:anchor="__RefHeading___Toc1136_1296911271">
             <w:r>
               <w:rPr>
                 <w:rStyle w:val="IndexLink"/>
@@ -350,7 +362,7 @@
             </w:tabs>
             <w:rPr/>
           </w:pPr>
-          <w:hyperlink w:anchor="__RefHeading___Toc1138_2045034821">
+          <w:hyperlink w:anchor="__RefHeading___Toc1138_1296911271">
             <w:r>
               <w:rPr>
                 <w:rStyle w:val="IndexLink"/>
@@ -370,7 +382,7 @@
             </w:tabs>
             <w:rPr/>
           </w:pPr>
-          <w:hyperlink w:anchor="__RefHeading___Toc1140_2045034821">
+          <w:hyperlink w:anchor="__RefHeading___Toc1140_1296911271">
             <w:r>
               <w:rPr>
                 <w:rStyle w:val="IndexLink"/>
@@ -390,7 +402,7 @@
             </w:tabs>
             <w:rPr/>
           </w:pPr>
-          <w:hyperlink w:anchor="__RefHeading___Toc1142_2045034821">
+          <w:hyperlink w:anchor="__RefHeading___Toc1142_1296911271">
             <w:r>
               <w:rPr>
                 <w:rStyle w:val="IndexLink"/>
@@ -410,7 +422,7 @@
             </w:tabs>
             <w:rPr/>
           </w:pPr>
-          <w:hyperlink w:anchor="__RefHeading___Toc1144_2045034821">
+          <w:hyperlink w:anchor="__RefHeading___Toc1144_1296911271">
             <w:r>
               <w:rPr>
                 <w:rStyle w:val="IndexLink"/>
@@ -430,7 +442,7 @@
             </w:tabs>
             <w:rPr/>
           </w:pPr>
-          <w:hyperlink w:anchor="__RefHeading___Toc1146_2045034821">
+          <w:hyperlink w:anchor="__RefHeading___Toc1146_1296911271">
             <w:r>
               <w:rPr>
                 <w:rStyle w:val="IndexLink"/>
@@ -450,7 +462,7 @@
             </w:tabs>
             <w:rPr/>
           </w:pPr>
-          <w:hyperlink w:anchor="__RefHeading___Toc1148_2045034821">
+          <w:hyperlink w:anchor="__RefHeading___Toc1148_1296911271">
             <w:r>
               <w:rPr>
                 <w:rStyle w:val="IndexLink"/>
@@ -470,7 +482,7 @@
             </w:tabs>
             <w:rPr/>
           </w:pPr>
-          <w:hyperlink w:anchor="__RefHeading___Toc1150_2045034821">
+          <w:hyperlink w:anchor="__RefHeading___Toc1150_1296911271">
             <w:r>
               <w:rPr>
                 <w:rStyle w:val="IndexLink"/>
@@ -510,7 +522,7 @@
         <w:spacing w:lineRule="exact" w:line="240" w:before="240" w:after="120"/>
         <w:rPr/>
       </w:pPr>
-      <w:bookmarkStart w:id="0" w:name="__RefHeading___Toc1132_2045034821"/>
+      <w:bookmarkStart w:id="0" w:name="__RefHeading___Toc1132_1296911271"/>
       <w:bookmarkEnd w:id="0"/>
       <w:r>
         <w:rPr>
@@ -527,6 +539,7 @@
     <w:p>
       <w:pPr>
         <w:pStyle w:val="Normal"/>
+        <w:keepNext w:val="false"/>
         <w:spacing w:lineRule="exact" w:line="240" w:before="0" w:after="35"/>
         <w:jc w:val="left"/>
         <w:rPr/>
@@ -544,6 +557,7 @@
     <w:p>
       <w:pPr>
         <w:pStyle w:val="Normal"/>
+        <w:keepNext w:val="false"/>
         <w:spacing w:lineRule="exact" w:line="240" w:before="0" w:after="35"/>
         <w:jc w:val="left"/>
         <w:rPr/>
@@ -561,6 +575,7 @@
     <w:p>
       <w:pPr>
         <w:pStyle w:val="Normal"/>
+        <w:keepNext w:val="false"/>
         <w:spacing w:lineRule="exact" w:line="240" w:before="0" w:after="35"/>
         <w:jc w:val="left"/>
         <w:rPr/>
@@ -581,7 +596,7 @@
         <w:spacing w:lineRule="exact" w:line="240" w:before="240" w:after="120"/>
         <w:rPr/>
       </w:pPr>
-      <w:bookmarkStart w:id="1" w:name="__RefHeading___Toc1134_2045034821"/>
+      <w:bookmarkStart w:id="1" w:name="__RefHeading___Toc1134_1296911271"/>
       <w:bookmarkEnd w:id="1"/>
       <w:r>
         <w:rPr>
@@ -1895,7 +1910,7 @@
         <w:spacing w:lineRule="exact" w:line="240" w:before="240" w:after="120"/>
         <w:rPr/>
       </w:pPr>
-      <w:bookmarkStart w:id="2" w:name="__RefHeading___Toc1136_2045034821"/>
+      <w:bookmarkStart w:id="2" w:name="__RefHeading___Toc1136_1296911271"/>
       <w:bookmarkEnd w:id="2"/>
       <w:r>
         <w:rPr>
@@ -2472,7 +2487,7 @@
         <w:spacing w:lineRule="exact" w:line="240" w:before="240" w:after="120"/>
         <w:rPr/>
       </w:pPr>
-      <w:bookmarkStart w:id="3" w:name="__RefHeading___Toc1138_2045034821"/>
+      <w:bookmarkStart w:id="3" w:name="__RefHeading___Toc1138_1296911271"/>
       <w:bookmarkEnd w:id="3"/>
       <w:r>
         <w:rPr>
@@ -2489,6 +2504,7 @@
     <w:p>
       <w:pPr>
         <w:pStyle w:val="Normal"/>
+        <w:keepNext w:val="false"/>
         <w:spacing w:lineRule="exact" w:line="240" w:before="0" w:after="80"/>
         <w:jc w:val="both"/>
         <w:rPr/>
@@ -2509,7 +2525,7 @@
         <w:spacing w:lineRule="exact" w:line="240" w:before="240" w:after="120"/>
         <w:rPr/>
       </w:pPr>
-      <w:bookmarkStart w:id="4" w:name="__RefHeading___Toc1140_2045034821"/>
+      <w:bookmarkStart w:id="4" w:name="__RefHeading___Toc1140_1296911271"/>
       <w:bookmarkEnd w:id="4"/>
       <w:r>
         <w:rPr>
@@ -2526,6 +2542,7 @@
     <w:p>
       <w:pPr>
         <w:pStyle w:val="Normal"/>
+        <w:keepNext w:val="false"/>
         <w:spacing w:lineRule="exact" w:line="240" w:before="0" w:after="80"/>
         <w:jc w:val="both"/>
         <w:rPr/>
@@ -2546,7 +2563,7 @@
         <w:spacing w:lineRule="exact" w:line="240" w:before="240" w:after="120"/>
         <w:rPr/>
       </w:pPr>
-      <w:bookmarkStart w:id="5" w:name="__RefHeading___Toc1142_2045034821"/>
+      <w:bookmarkStart w:id="5" w:name="__RefHeading___Toc1142_1296911271"/>
       <w:bookmarkEnd w:id="5"/>
       <w:r>
         <w:rPr>
@@ -2563,6 +2580,7 @@
     <w:p>
       <w:pPr>
         <w:pStyle w:val="Normal"/>
+        <w:keepNext w:val="true"/>
         <w:spacing w:lineRule="exact" w:line="240" w:before="0" w:after="45"/>
         <w:jc w:val="center"/>
         <w:rPr/>
@@ -3392,7 +3410,7 @@
         <w:spacing w:lineRule="exact" w:line="240" w:before="240" w:after="120"/>
         <w:rPr/>
       </w:pPr>
-      <w:bookmarkStart w:id="6" w:name="__RefHeading___Toc1144_2045034821"/>
+      <w:bookmarkStart w:id="6" w:name="__RefHeading___Toc1144_1296911271"/>
       <w:bookmarkEnd w:id="6"/>
       <w:r>
         <w:rPr>
@@ -3409,6 +3427,7 @@
     <w:p>
       <w:pPr>
         <w:pStyle w:val="Normal"/>
+        <w:keepNext w:val="true"/>
         <w:spacing w:lineRule="exact" w:line="240" w:before="0" w:after="45"/>
         <w:jc w:val="center"/>
         <w:rPr/>
@@ -3988,7 +4007,7 @@
         <w:spacing w:lineRule="exact" w:line="240" w:before="240" w:after="120"/>
         <w:rPr/>
       </w:pPr>
-      <w:bookmarkStart w:id="7" w:name="__RefHeading___Toc1146_2045034821"/>
+      <w:bookmarkStart w:id="7" w:name="__RefHeading___Toc1146_1296911271"/>
       <w:bookmarkEnd w:id="7"/>
       <w:r>
         <w:rPr>
@@ -4005,6 +4024,7 @@
     <w:p>
       <w:pPr>
         <w:pStyle w:val="Normal"/>
+        <w:keepNext w:val="false"/>
         <w:spacing w:lineRule="exact" w:line="240" w:before="0" w:after="80"/>
         <w:jc w:val="both"/>
         <w:rPr/>
@@ -4022,6 +4042,7 @@
     <w:p>
       <w:pPr>
         <w:pStyle w:val="Normal"/>
+        <w:keepNext w:val="true"/>
         <w:spacing w:lineRule="exact" w:line="240" w:before="0" w:after="45"/>
         <w:jc w:val="center"/>
         <w:rPr/>
@@ -4601,7 +4622,7 @@
         <w:spacing w:lineRule="exact" w:line="240" w:before="240" w:after="120"/>
         <w:rPr/>
       </w:pPr>
-      <w:bookmarkStart w:id="8" w:name="__RefHeading___Toc1148_2045034821"/>
+      <w:bookmarkStart w:id="8" w:name="__RefHeading___Toc1148_1296911271"/>
       <w:bookmarkEnd w:id="8"/>
       <w:r>
         <w:rPr>
@@ -4721,7 +4742,7 @@
         <w:spacing w:lineRule="exact" w:line="240" w:before="240" w:after="120"/>
         <w:rPr/>
       </w:pPr>
-      <w:bookmarkStart w:id="9" w:name="__RefHeading___Toc1150_2045034821"/>
+      <w:bookmarkStart w:id="9" w:name="__RefHeading___Toc1150_1296911271"/>
       <w:bookmarkEnd w:id="9"/>
       <w:r>
         <w:rPr>

--- a/reporte/productos_formales/Producto_01_Plan_de_Trabajo.docx
+++ b/reporte/productos_formales/Producto_01_Plan_de_Trabajo.docx
@@ -302,7 +302,7 @@
             </w:rPr>
             <w:fldChar w:fldCharType="separate"/>
           </w:r>
-          <w:hyperlink w:anchor="__RefHeading___Toc1132_1296911271">
+          <w:hyperlink w:anchor="__RefHeading___Toc1132_2851097627">
             <w:r>
               <w:rPr>
                 <w:rStyle w:val="IndexLink"/>
@@ -322,7 +322,7 @@
             </w:tabs>
             <w:rPr/>
           </w:pPr>
-          <w:hyperlink w:anchor="__RefHeading___Toc1134_1296911271">
+          <w:hyperlink w:anchor="__RefHeading___Toc1134_2851097627">
             <w:r>
               <w:rPr>
                 <w:rStyle w:val="IndexLink"/>
@@ -342,7 +342,7 @@
             </w:tabs>
             <w:rPr/>
           </w:pPr>
-          <w:hyperlink w:anchor="__RefHeading___Toc1136_1296911271">
+          <w:hyperlink w:anchor="__RefHeading___Toc1136_2851097627">
             <w:r>
               <w:rPr>
                 <w:rStyle w:val="IndexLink"/>
@@ -362,7 +362,7 @@
             </w:tabs>
             <w:rPr/>
           </w:pPr>
-          <w:hyperlink w:anchor="__RefHeading___Toc1138_1296911271">
+          <w:hyperlink w:anchor="__RefHeading___Toc1138_2851097627">
             <w:r>
               <w:rPr>
                 <w:rStyle w:val="IndexLink"/>
@@ -382,7 +382,7 @@
             </w:tabs>
             <w:rPr/>
           </w:pPr>
-          <w:hyperlink w:anchor="__RefHeading___Toc1140_1296911271">
+          <w:hyperlink w:anchor="__RefHeading___Toc1140_2851097627">
             <w:r>
               <w:rPr>
                 <w:rStyle w:val="IndexLink"/>
@@ -402,7 +402,7 @@
             </w:tabs>
             <w:rPr/>
           </w:pPr>
-          <w:hyperlink w:anchor="__RefHeading___Toc1142_1296911271">
+          <w:hyperlink w:anchor="__RefHeading___Toc1142_2851097627">
             <w:r>
               <w:rPr>
                 <w:rStyle w:val="IndexLink"/>
@@ -422,7 +422,7 @@
             </w:tabs>
             <w:rPr/>
           </w:pPr>
-          <w:hyperlink w:anchor="__RefHeading___Toc1144_1296911271">
+          <w:hyperlink w:anchor="__RefHeading___Toc1144_2851097627">
             <w:r>
               <w:rPr>
                 <w:rStyle w:val="IndexLink"/>
@@ -442,7 +442,7 @@
             </w:tabs>
             <w:rPr/>
           </w:pPr>
-          <w:hyperlink w:anchor="__RefHeading___Toc1146_1296911271">
+          <w:hyperlink w:anchor="__RefHeading___Toc1146_2851097627">
             <w:r>
               <w:rPr>
                 <w:rStyle w:val="IndexLink"/>
@@ -462,7 +462,7 @@
             </w:tabs>
             <w:rPr/>
           </w:pPr>
-          <w:hyperlink w:anchor="__RefHeading___Toc1148_1296911271">
+          <w:hyperlink w:anchor="__RefHeading___Toc1148_2851097627">
             <w:r>
               <w:rPr>
                 <w:rStyle w:val="IndexLink"/>
@@ -482,7 +482,7 @@
             </w:tabs>
             <w:rPr/>
           </w:pPr>
-          <w:hyperlink w:anchor="__RefHeading___Toc1150_1296911271">
+          <w:hyperlink w:anchor="__RefHeading___Toc1150_2851097627">
             <w:r>
               <w:rPr>
                 <w:rStyle w:val="IndexLink"/>
@@ -522,7 +522,7 @@
         <w:spacing w:lineRule="exact" w:line="240" w:before="240" w:after="120"/>
         <w:rPr/>
       </w:pPr>
-      <w:bookmarkStart w:id="0" w:name="__RefHeading___Toc1132_1296911271"/>
+      <w:bookmarkStart w:id="0" w:name="__RefHeading___Toc1132_2851097627"/>
       <w:bookmarkEnd w:id="0"/>
       <w:r>
         <w:rPr>
@@ -596,7 +596,7 @@
         <w:spacing w:lineRule="exact" w:line="240" w:before="240" w:after="120"/>
         <w:rPr/>
       </w:pPr>
-      <w:bookmarkStart w:id="1" w:name="__RefHeading___Toc1134_1296911271"/>
+      <w:bookmarkStart w:id="1" w:name="__RefHeading___Toc1134_2851097627"/>
       <w:bookmarkEnd w:id="1"/>
       <w:r>
         <w:rPr>
@@ -1910,7 +1910,7 @@
         <w:spacing w:lineRule="exact" w:line="240" w:before="240" w:after="120"/>
         <w:rPr/>
       </w:pPr>
-      <w:bookmarkStart w:id="2" w:name="__RefHeading___Toc1136_1296911271"/>
+      <w:bookmarkStart w:id="2" w:name="__RefHeading___Toc1136_2851097627"/>
       <w:bookmarkEnd w:id="2"/>
       <w:r>
         <w:rPr>
@@ -2487,7 +2487,7 @@
         <w:spacing w:lineRule="exact" w:line="240" w:before="240" w:after="120"/>
         <w:rPr/>
       </w:pPr>
-      <w:bookmarkStart w:id="3" w:name="__RefHeading___Toc1138_1296911271"/>
+      <w:bookmarkStart w:id="3" w:name="__RefHeading___Toc1138_2851097627"/>
       <w:bookmarkEnd w:id="3"/>
       <w:r>
         <w:rPr>
@@ -2525,7 +2525,7 @@
         <w:spacing w:lineRule="exact" w:line="240" w:before="240" w:after="120"/>
         <w:rPr/>
       </w:pPr>
-      <w:bookmarkStart w:id="4" w:name="__RefHeading___Toc1140_1296911271"/>
+      <w:bookmarkStart w:id="4" w:name="__RefHeading___Toc1140_2851097627"/>
       <w:bookmarkEnd w:id="4"/>
       <w:r>
         <w:rPr>
@@ -2563,7 +2563,7 @@
         <w:spacing w:lineRule="exact" w:line="240" w:before="240" w:after="120"/>
         <w:rPr/>
       </w:pPr>
-      <w:bookmarkStart w:id="5" w:name="__RefHeading___Toc1142_1296911271"/>
+      <w:bookmarkStart w:id="5" w:name="__RefHeading___Toc1142_2851097627"/>
       <w:bookmarkEnd w:id="5"/>
       <w:r>
         <w:rPr>
@@ -3410,7 +3410,7 @@
         <w:spacing w:lineRule="exact" w:line="240" w:before="240" w:after="120"/>
         <w:rPr/>
       </w:pPr>
-      <w:bookmarkStart w:id="6" w:name="__RefHeading___Toc1144_1296911271"/>
+      <w:bookmarkStart w:id="6" w:name="__RefHeading___Toc1144_2851097627"/>
       <w:bookmarkEnd w:id="6"/>
       <w:r>
         <w:rPr>
@@ -4007,7 +4007,7 @@
         <w:spacing w:lineRule="exact" w:line="240" w:before="240" w:after="120"/>
         <w:rPr/>
       </w:pPr>
-      <w:bookmarkStart w:id="7" w:name="__RefHeading___Toc1146_1296911271"/>
+      <w:bookmarkStart w:id="7" w:name="__RefHeading___Toc1146_2851097627"/>
       <w:bookmarkEnd w:id="7"/>
       <w:r>
         <w:rPr>
@@ -4622,7 +4622,7 @@
         <w:spacing w:lineRule="exact" w:line="240" w:before="240" w:after="120"/>
         <w:rPr/>
       </w:pPr>
-      <w:bookmarkStart w:id="8" w:name="__RefHeading___Toc1148_1296911271"/>
+      <w:bookmarkStart w:id="8" w:name="__RefHeading___Toc1148_2851097627"/>
       <w:bookmarkEnd w:id="8"/>
       <w:r>
         <w:rPr>
@@ -4742,7 +4742,7 @@
         <w:spacing w:lineRule="exact" w:line="240" w:before="240" w:after="120"/>
         <w:rPr/>
       </w:pPr>
-      <w:bookmarkStart w:id="9" w:name="__RefHeading___Toc1150_1296911271"/>
+      <w:bookmarkStart w:id="9" w:name="__RefHeading___Toc1150_2851097627"/>
       <w:bookmarkEnd w:id="9"/>
       <w:r>
         <w:rPr>

--- a/reporte/productos_formales/Producto_01_Plan_de_Trabajo.docx
+++ b/reporte/productos_formales/Producto_01_Plan_de_Trabajo.docx
@@ -302,7 +302,7 @@
             </w:rPr>
             <w:fldChar w:fldCharType="separate"/>
           </w:r>
-          <w:hyperlink w:anchor="__RefHeading___Toc1132_2851097627">
+          <w:hyperlink w:anchor="__RefHeading___Toc1132_3485568049">
             <w:r>
               <w:rPr>
                 <w:rStyle w:val="IndexLink"/>
@@ -322,7 +322,7 @@
             </w:tabs>
             <w:rPr/>
           </w:pPr>
-          <w:hyperlink w:anchor="__RefHeading___Toc1134_2851097627">
+          <w:hyperlink w:anchor="__RefHeading___Toc1134_3485568049">
             <w:r>
               <w:rPr>
                 <w:rStyle w:val="IndexLink"/>
@@ -342,7 +342,7 @@
             </w:tabs>
             <w:rPr/>
           </w:pPr>
-          <w:hyperlink w:anchor="__RefHeading___Toc1136_2851097627">
+          <w:hyperlink w:anchor="__RefHeading___Toc1136_3485568049">
             <w:r>
               <w:rPr>
                 <w:rStyle w:val="IndexLink"/>
@@ -362,7 +362,7 @@
             </w:tabs>
             <w:rPr/>
           </w:pPr>
-          <w:hyperlink w:anchor="__RefHeading___Toc1138_2851097627">
+          <w:hyperlink w:anchor="__RefHeading___Toc1138_3485568049">
             <w:r>
               <w:rPr>
                 <w:rStyle w:val="IndexLink"/>
@@ -382,7 +382,7 @@
             </w:tabs>
             <w:rPr/>
           </w:pPr>
-          <w:hyperlink w:anchor="__RefHeading___Toc1140_2851097627">
+          <w:hyperlink w:anchor="__RefHeading___Toc1140_3485568049">
             <w:r>
               <w:rPr>
                 <w:rStyle w:val="IndexLink"/>
@@ -402,7 +402,7 @@
             </w:tabs>
             <w:rPr/>
           </w:pPr>
-          <w:hyperlink w:anchor="__RefHeading___Toc1142_2851097627">
+          <w:hyperlink w:anchor="__RefHeading___Toc1142_3485568049">
             <w:r>
               <w:rPr>
                 <w:rStyle w:val="IndexLink"/>
@@ -422,7 +422,7 @@
             </w:tabs>
             <w:rPr/>
           </w:pPr>
-          <w:hyperlink w:anchor="__RefHeading___Toc1144_2851097627">
+          <w:hyperlink w:anchor="__RefHeading___Toc1144_3485568049">
             <w:r>
               <w:rPr>
                 <w:rStyle w:val="IndexLink"/>
@@ -442,7 +442,7 @@
             </w:tabs>
             <w:rPr/>
           </w:pPr>
-          <w:hyperlink w:anchor="__RefHeading___Toc1146_2851097627">
+          <w:hyperlink w:anchor="__RefHeading___Toc1146_3485568049">
             <w:r>
               <w:rPr>
                 <w:rStyle w:val="IndexLink"/>
@@ -462,7 +462,7 @@
             </w:tabs>
             <w:rPr/>
           </w:pPr>
-          <w:hyperlink w:anchor="__RefHeading___Toc1148_2851097627">
+          <w:hyperlink w:anchor="__RefHeading___Toc1148_3485568049">
             <w:r>
               <w:rPr>
                 <w:rStyle w:val="IndexLink"/>
@@ -482,7 +482,7 @@
             </w:tabs>
             <w:rPr/>
           </w:pPr>
-          <w:hyperlink w:anchor="__RefHeading___Toc1150_2851097627">
+          <w:hyperlink w:anchor="__RefHeading___Toc1150_3485568049">
             <w:r>
               <w:rPr>
                 <w:rStyle w:val="IndexLink"/>
@@ -522,7 +522,7 @@
         <w:spacing w:lineRule="exact" w:line="240" w:before="240" w:after="120"/>
         <w:rPr/>
       </w:pPr>
-      <w:bookmarkStart w:id="0" w:name="__RefHeading___Toc1132_2851097627"/>
+      <w:bookmarkStart w:id="0" w:name="__RefHeading___Toc1132_3485568049"/>
       <w:bookmarkEnd w:id="0"/>
       <w:r>
         <w:rPr>
@@ -596,7 +596,7 @@
         <w:spacing w:lineRule="exact" w:line="240" w:before="240" w:after="120"/>
         <w:rPr/>
       </w:pPr>
-      <w:bookmarkStart w:id="1" w:name="__RefHeading___Toc1134_2851097627"/>
+      <w:bookmarkStart w:id="1" w:name="__RefHeading___Toc1134_3485568049"/>
       <w:bookmarkEnd w:id="1"/>
       <w:r>
         <w:rPr>
@@ -1910,7 +1910,7 @@
         <w:spacing w:lineRule="exact" w:line="240" w:before="240" w:after="120"/>
         <w:rPr/>
       </w:pPr>
-      <w:bookmarkStart w:id="2" w:name="__RefHeading___Toc1136_2851097627"/>
+      <w:bookmarkStart w:id="2" w:name="__RefHeading___Toc1136_3485568049"/>
       <w:bookmarkEnd w:id="2"/>
       <w:r>
         <w:rPr>
@@ -2487,7 +2487,7 @@
         <w:spacing w:lineRule="exact" w:line="240" w:before="240" w:after="120"/>
         <w:rPr/>
       </w:pPr>
-      <w:bookmarkStart w:id="3" w:name="__RefHeading___Toc1138_2851097627"/>
+      <w:bookmarkStart w:id="3" w:name="__RefHeading___Toc1138_3485568049"/>
       <w:bookmarkEnd w:id="3"/>
       <w:r>
         <w:rPr>
@@ -2525,7 +2525,7 @@
         <w:spacing w:lineRule="exact" w:line="240" w:before="240" w:after="120"/>
         <w:rPr/>
       </w:pPr>
-      <w:bookmarkStart w:id="4" w:name="__RefHeading___Toc1140_2851097627"/>
+      <w:bookmarkStart w:id="4" w:name="__RefHeading___Toc1140_3485568049"/>
       <w:bookmarkEnd w:id="4"/>
       <w:r>
         <w:rPr>
@@ -2563,7 +2563,7 @@
         <w:spacing w:lineRule="exact" w:line="240" w:before="240" w:after="120"/>
         <w:rPr/>
       </w:pPr>
-      <w:bookmarkStart w:id="5" w:name="__RefHeading___Toc1142_2851097627"/>
+      <w:bookmarkStart w:id="5" w:name="__RefHeading___Toc1142_3485568049"/>
       <w:bookmarkEnd w:id="5"/>
       <w:r>
         <w:rPr>
@@ -3410,7 +3410,7 @@
         <w:spacing w:lineRule="exact" w:line="240" w:before="240" w:after="120"/>
         <w:rPr/>
       </w:pPr>
-      <w:bookmarkStart w:id="6" w:name="__RefHeading___Toc1144_2851097627"/>
+      <w:bookmarkStart w:id="6" w:name="__RefHeading___Toc1144_3485568049"/>
       <w:bookmarkEnd w:id="6"/>
       <w:r>
         <w:rPr>
@@ -4007,7 +4007,7 @@
         <w:spacing w:lineRule="exact" w:line="240" w:before="240" w:after="120"/>
         <w:rPr/>
       </w:pPr>
-      <w:bookmarkStart w:id="7" w:name="__RefHeading___Toc1146_2851097627"/>
+      <w:bookmarkStart w:id="7" w:name="__RefHeading___Toc1146_3485568049"/>
       <w:bookmarkEnd w:id="7"/>
       <w:r>
         <w:rPr>
@@ -4622,7 +4622,7 @@
         <w:spacing w:lineRule="exact" w:line="240" w:before="240" w:after="120"/>
         <w:rPr/>
       </w:pPr>
-      <w:bookmarkStart w:id="8" w:name="__RefHeading___Toc1148_2851097627"/>
+      <w:bookmarkStart w:id="8" w:name="__RefHeading___Toc1148_3485568049"/>
       <w:bookmarkEnd w:id="8"/>
       <w:r>
         <w:rPr>
@@ -4742,7 +4742,7 @@
         <w:spacing w:lineRule="exact" w:line="240" w:before="240" w:after="120"/>
         <w:rPr/>
       </w:pPr>
-      <w:bookmarkStart w:id="9" w:name="__RefHeading___Toc1150_2851097627"/>
+      <w:bookmarkStart w:id="9" w:name="__RefHeading___Toc1150_3485568049"/>
       <w:bookmarkEnd w:id="9"/>
       <w:r>
         <w:rPr>

--- a/reporte/productos_formales/Producto_01_Plan_de_Trabajo.docx
+++ b/reporte/productos_formales/Producto_01_Plan_de_Trabajo.docx
@@ -302,7 +302,7 @@
             </w:rPr>
             <w:fldChar w:fldCharType="separate"/>
           </w:r>
-          <w:hyperlink w:anchor="__RefHeading___Toc1132_3485568049">
+          <w:hyperlink w:anchor="__RefHeading___Toc1132_1837720301">
             <w:r>
               <w:rPr>
                 <w:rStyle w:val="IndexLink"/>
@@ -322,7 +322,7 @@
             </w:tabs>
             <w:rPr/>
           </w:pPr>
-          <w:hyperlink w:anchor="__RefHeading___Toc1134_3485568049">
+          <w:hyperlink w:anchor="__RefHeading___Toc1134_1837720301">
             <w:r>
               <w:rPr>
                 <w:rStyle w:val="IndexLink"/>
@@ -342,7 +342,7 @@
             </w:tabs>
             <w:rPr/>
           </w:pPr>
-          <w:hyperlink w:anchor="__RefHeading___Toc1136_3485568049">
+          <w:hyperlink w:anchor="__RefHeading___Toc1136_1837720301">
             <w:r>
               <w:rPr>
                 <w:rStyle w:val="IndexLink"/>
@@ -362,7 +362,7 @@
             </w:tabs>
             <w:rPr/>
           </w:pPr>
-          <w:hyperlink w:anchor="__RefHeading___Toc1138_3485568049">
+          <w:hyperlink w:anchor="__RefHeading___Toc1138_1837720301">
             <w:r>
               <w:rPr>
                 <w:rStyle w:val="IndexLink"/>
@@ -382,7 +382,7 @@
             </w:tabs>
             <w:rPr/>
           </w:pPr>
-          <w:hyperlink w:anchor="__RefHeading___Toc1140_3485568049">
+          <w:hyperlink w:anchor="__RefHeading___Toc1140_1837720301">
             <w:r>
               <w:rPr>
                 <w:rStyle w:val="IndexLink"/>
@@ -402,7 +402,7 @@
             </w:tabs>
             <w:rPr/>
           </w:pPr>
-          <w:hyperlink w:anchor="__RefHeading___Toc1142_3485568049">
+          <w:hyperlink w:anchor="__RefHeading___Toc1142_1837720301">
             <w:r>
               <w:rPr>
                 <w:rStyle w:val="IndexLink"/>
@@ -422,7 +422,7 @@
             </w:tabs>
             <w:rPr/>
           </w:pPr>
-          <w:hyperlink w:anchor="__RefHeading___Toc1144_3485568049">
+          <w:hyperlink w:anchor="__RefHeading___Toc1144_1837720301">
             <w:r>
               <w:rPr>
                 <w:rStyle w:val="IndexLink"/>
@@ -442,7 +442,7 @@
             </w:tabs>
             <w:rPr/>
           </w:pPr>
-          <w:hyperlink w:anchor="__RefHeading___Toc1146_3485568049">
+          <w:hyperlink w:anchor="__RefHeading___Toc1146_1837720301">
             <w:r>
               <w:rPr>
                 <w:rStyle w:val="IndexLink"/>
@@ -462,7 +462,7 @@
             </w:tabs>
             <w:rPr/>
           </w:pPr>
-          <w:hyperlink w:anchor="__RefHeading___Toc1148_3485568049">
+          <w:hyperlink w:anchor="__RefHeading___Toc1148_1837720301">
             <w:r>
               <w:rPr>
                 <w:rStyle w:val="IndexLink"/>
@@ -482,7 +482,7 @@
             </w:tabs>
             <w:rPr/>
           </w:pPr>
-          <w:hyperlink w:anchor="__RefHeading___Toc1150_3485568049">
+          <w:hyperlink w:anchor="__RefHeading___Toc1150_1837720301">
             <w:r>
               <w:rPr>
                 <w:rStyle w:val="IndexLink"/>
@@ -522,7 +522,7 @@
         <w:spacing w:lineRule="exact" w:line="240" w:before="240" w:after="120"/>
         <w:rPr/>
       </w:pPr>
-      <w:bookmarkStart w:id="0" w:name="__RefHeading___Toc1132_3485568049"/>
+      <w:bookmarkStart w:id="0" w:name="__RefHeading___Toc1132_1837720301"/>
       <w:bookmarkEnd w:id="0"/>
       <w:r>
         <w:rPr>
@@ -596,7 +596,7 @@
         <w:spacing w:lineRule="exact" w:line="240" w:before="240" w:after="120"/>
         <w:rPr/>
       </w:pPr>
-      <w:bookmarkStart w:id="1" w:name="__RefHeading___Toc1134_3485568049"/>
+      <w:bookmarkStart w:id="1" w:name="__RefHeading___Toc1134_1837720301"/>
       <w:bookmarkEnd w:id="1"/>
       <w:r>
         <w:rPr>
@@ -1910,7 +1910,7 @@
         <w:spacing w:lineRule="exact" w:line="240" w:before="240" w:after="120"/>
         <w:rPr/>
       </w:pPr>
-      <w:bookmarkStart w:id="2" w:name="__RefHeading___Toc1136_3485568049"/>
+      <w:bookmarkStart w:id="2" w:name="__RefHeading___Toc1136_1837720301"/>
       <w:bookmarkEnd w:id="2"/>
       <w:r>
         <w:rPr>
@@ -2487,7 +2487,7 @@
         <w:spacing w:lineRule="exact" w:line="240" w:before="240" w:after="120"/>
         <w:rPr/>
       </w:pPr>
-      <w:bookmarkStart w:id="3" w:name="__RefHeading___Toc1138_3485568049"/>
+      <w:bookmarkStart w:id="3" w:name="__RefHeading___Toc1138_1837720301"/>
       <w:bookmarkEnd w:id="3"/>
       <w:r>
         <w:rPr>
@@ -2525,7 +2525,7 @@
         <w:spacing w:lineRule="exact" w:line="240" w:before="240" w:after="120"/>
         <w:rPr/>
       </w:pPr>
-      <w:bookmarkStart w:id="4" w:name="__RefHeading___Toc1140_3485568049"/>
+      <w:bookmarkStart w:id="4" w:name="__RefHeading___Toc1140_1837720301"/>
       <w:bookmarkEnd w:id="4"/>
       <w:r>
         <w:rPr>
@@ -2563,7 +2563,7 @@
         <w:spacing w:lineRule="exact" w:line="240" w:before="240" w:after="120"/>
         <w:rPr/>
       </w:pPr>
-      <w:bookmarkStart w:id="5" w:name="__RefHeading___Toc1142_3485568049"/>
+      <w:bookmarkStart w:id="5" w:name="__RefHeading___Toc1142_1837720301"/>
       <w:bookmarkEnd w:id="5"/>
       <w:r>
         <w:rPr>
@@ -3410,7 +3410,7 @@
         <w:spacing w:lineRule="exact" w:line="240" w:before="240" w:after="120"/>
         <w:rPr/>
       </w:pPr>
-      <w:bookmarkStart w:id="6" w:name="__RefHeading___Toc1144_3485568049"/>
+      <w:bookmarkStart w:id="6" w:name="__RefHeading___Toc1144_1837720301"/>
       <w:bookmarkEnd w:id="6"/>
       <w:r>
         <w:rPr>
@@ -4007,7 +4007,7 @@
         <w:spacing w:lineRule="exact" w:line="240" w:before="240" w:after="120"/>
         <w:rPr/>
       </w:pPr>
-      <w:bookmarkStart w:id="7" w:name="__RefHeading___Toc1146_3485568049"/>
+      <w:bookmarkStart w:id="7" w:name="__RefHeading___Toc1146_1837720301"/>
       <w:bookmarkEnd w:id="7"/>
       <w:r>
         <w:rPr>
@@ -4622,7 +4622,7 @@
         <w:spacing w:lineRule="exact" w:line="240" w:before="240" w:after="120"/>
         <w:rPr/>
       </w:pPr>
-      <w:bookmarkStart w:id="8" w:name="__RefHeading___Toc1148_3485568049"/>
+      <w:bookmarkStart w:id="8" w:name="__RefHeading___Toc1148_1837720301"/>
       <w:bookmarkEnd w:id="8"/>
       <w:r>
         <w:rPr>
@@ -4742,7 +4742,7 @@
         <w:spacing w:lineRule="exact" w:line="240" w:before="240" w:after="120"/>
         <w:rPr/>
       </w:pPr>
-      <w:bookmarkStart w:id="9" w:name="__RefHeading___Toc1150_3485568049"/>
+      <w:bookmarkStart w:id="9" w:name="__RefHeading___Toc1150_1837720301"/>
       <w:bookmarkEnd w:id="9"/>
       <w:r>
         <w:rPr>

--- a/reporte/productos_formales/Producto_01_Plan_de_Trabajo.docx
+++ b/reporte/productos_formales/Producto_01_Plan_de_Trabajo.docx
@@ -302,7 +302,7 @@
             </w:rPr>
             <w:fldChar w:fldCharType="separate"/>
           </w:r>
-          <w:hyperlink w:anchor="__RefHeading___Toc1132_1837720301">
+          <w:hyperlink w:anchor="__RefHeading___Toc1132_3772282917">
             <w:r>
               <w:rPr>
                 <w:rStyle w:val="IndexLink"/>
@@ -322,7 +322,7 @@
             </w:tabs>
             <w:rPr/>
           </w:pPr>
-          <w:hyperlink w:anchor="__RefHeading___Toc1134_1837720301">
+          <w:hyperlink w:anchor="__RefHeading___Toc1134_3772282917">
             <w:r>
               <w:rPr>
                 <w:rStyle w:val="IndexLink"/>
@@ -342,7 +342,7 @@
             </w:tabs>
             <w:rPr/>
           </w:pPr>
-          <w:hyperlink w:anchor="__RefHeading___Toc1136_1837720301">
+          <w:hyperlink w:anchor="__RefHeading___Toc1136_3772282917">
             <w:r>
               <w:rPr>
                 <w:rStyle w:val="IndexLink"/>
@@ -362,7 +362,7 @@
             </w:tabs>
             <w:rPr/>
           </w:pPr>
-          <w:hyperlink w:anchor="__RefHeading___Toc1138_1837720301">
+          <w:hyperlink w:anchor="__RefHeading___Toc1138_3772282917">
             <w:r>
               <w:rPr>
                 <w:rStyle w:val="IndexLink"/>
@@ -382,7 +382,7 @@
             </w:tabs>
             <w:rPr/>
           </w:pPr>
-          <w:hyperlink w:anchor="__RefHeading___Toc1140_1837720301">
+          <w:hyperlink w:anchor="__RefHeading___Toc1140_3772282917">
             <w:r>
               <w:rPr>
                 <w:rStyle w:val="IndexLink"/>
@@ -402,7 +402,7 @@
             </w:tabs>
             <w:rPr/>
           </w:pPr>
-          <w:hyperlink w:anchor="__RefHeading___Toc1142_1837720301">
+          <w:hyperlink w:anchor="__RefHeading___Toc1142_3772282917">
             <w:r>
               <w:rPr>
                 <w:rStyle w:val="IndexLink"/>
@@ -422,7 +422,7 @@
             </w:tabs>
             <w:rPr/>
           </w:pPr>
-          <w:hyperlink w:anchor="__RefHeading___Toc1144_1837720301">
+          <w:hyperlink w:anchor="__RefHeading___Toc1144_3772282917">
             <w:r>
               <w:rPr>
                 <w:rStyle w:val="IndexLink"/>
@@ -442,7 +442,7 @@
             </w:tabs>
             <w:rPr/>
           </w:pPr>
-          <w:hyperlink w:anchor="__RefHeading___Toc1146_1837720301">
+          <w:hyperlink w:anchor="__RefHeading___Toc1146_3772282917">
             <w:r>
               <w:rPr>
                 <w:rStyle w:val="IndexLink"/>
@@ -462,7 +462,7 @@
             </w:tabs>
             <w:rPr/>
           </w:pPr>
-          <w:hyperlink w:anchor="__RefHeading___Toc1148_1837720301">
+          <w:hyperlink w:anchor="__RefHeading___Toc1148_3772282917">
             <w:r>
               <w:rPr>
                 <w:rStyle w:val="IndexLink"/>
@@ -482,7 +482,7 @@
             </w:tabs>
             <w:rPr/>
           </w:pPr>
-          <w:hyperlink w:anchor="__RefHeading___Toc1150_1837720301">
+          <w:hyperlink w:anchor="__RefHeading___Toc1150_3772282917">
             <w:r>
               <w:rPr>
                 <w:rStyle w:val="IndexLink"/>
@@ -522,7 +522,7 @@
         <w:spacing w:lineRule="exact" w:line="240" w:before="240" w:after="120"/>
         <w:rPr/>
       </w:pPr>
-      <w:bookmarkStart w:id="0" w:name="__RefHeading___Toc1132_1837720301"/>
+      <w:bookmarkStart w:id="0" w:name="__RefHeading___Toc1132_3772282917"/>
       <w:bookmarkEnd w:id="0"/>
       <w:r>
         <w:rPr>
@@ -596,7 +596,7 @@
         <w:spacing w:lineRule="exact" w:line="240" w:before="240" w:after="120"/>
         <w:rPr/>
       </w:pPr>
-      <w:bookmarkStart w:id="1" w:name="__RefHeading___Toc1134_1837720301"/>
+      <w:bookmarkStart w:id="1" w:name="__RefHeading___Toc1134_3772282917"/>
       <w:bookmarkEnd w:id="1"/>
       <w:r>
         <w:rPr>
@@ -1910,7 +1910,7 @@
         <w:spacing w:lineRule="exact" w:line="240" w:before="240" w:after="120"/>
         <w:rPr/>
       </w:pPr>
-      <w:bookmarkStart w:id="2" w:name="__RefHeading___Toc1136_1837720301"/>
+      <w:bookmarkStart w:id="2" w:name="__RefHeading___Toc1136_3772282917"/>
       <w:bookmarkEnd w:id="2"/>
       <w:r>
         <w:rPr>
@@ -2487,7 +2487,7 @@
         <w:spacing w:lineRule="exact" w:line="240" w:before="240" w:after="120"/>
         <w:rPr/>
       </w:pPr>
-      <w:bookmarkStart w:id="3" w:name="__RefHeading___Toc1138_1837720301"/>
+      <w:bookmarkStart w:id="3" w:name="__RefHeading___Toc1138_3772282917"/>
       <w:bookmarkEnd w:id="3"/>
       <w:r>
         <w:rPr>
@@ -2525,7 +2525,7 @@
         <w:spacing w:lineRule="exact" w:line="240" w:before="240" w:after="120"/>
         <w:rPr/>
       </w:pPr>
-      <w:bookmarkStart w:id="4" w:name="__RefHeading___Toc1140_1837720301"/>
+      <w:bookmarkStart w:id="4" w:name="__RefHeading___Toc1140_3772282917"/>
       <w:bookmarkEnd w:id="4"/>
       <w:r>
         <w:rPr>
@@ -2563,7 +2563,7 @@
         <w:spacing w:lineRule="exact" w:line="240" w:before="240" w:after="120"/>
         <w:rPr/>
       </w:pPr>
-      <w:bookmarkStart w:id="5" w:name="__RefHeading___Toc1142_1837720301"/>
+      <w:bookmarkStart w:id="5" w:name="__RefHeading___Toc1142_3772282917"/>
       <w:bookmarkEnd w:id="5"/>
       <w:r>
         <w:rPr>
@@ -3410,7 +3410,7 @@
         <w:spacing w:lineRule="exact" w:line="240" w:before="240" w:after="120"/>
         <w:rPr/>
       </w:pPr>
-      <w:bookmarkStart w:id="6" w:name="__RefHeading___Toc1144_1837720301"/>
+      <w:bookmarkStart w:id="6" w:name="__RefHeading___Toc1144_3772282917"/>
       <w:bookmarkEnd w:id="6"/>
       <w:r>
         <w:rPr>
@@ -4007,7 +4007,7 @@
         <w:spacing w:lineRule="exact" w:line="240" w:before="240" w:after="120"/>
         <w:rPr/>
       </w:pPr>
-      <w:bookmarkStart w:id="7" w:name="__RefHeading___Toc1146_1837720301"/>
+      <w:bookmarkStart w:id="7" w:name="__RefHeading___Toc1146_3772282917"/>
       <w:bookmarkEnd w:id="7"/>
       <w:r>
         <w:rPr>
@@ -4622,7 +4622,7 @@
         <w:spacing w:lineRule="exact" w:line="240" w:before="240" w:after="120"/>
         <w:rPr/>
       </w:pPr>
-      <w:bookmarkStart w:id="8" w:name="__RefHeading___Toc1148_1837720301"/>
+      <w:bookmarkStart w:id="8" w:name="__RefHeading___Toc1148_3772282917"/>
       <w:bookmarkEnd w:id="8"/>
       <w:r>
         <w:rPr>
@@ -4742,7 +4742,7 @@
         <w:spacing w:lineRule="exact" w:line="240" w:before="240" w:after="120"/>
         <w:rPr/>
       </w:pPr>
-      <w:bookmarkStart w:id="9" w:name="__RefHeading___Toc1150_1837720301"/>
+      <w:bookmarkStart w:id="9" w:name="__RefHeading___Toc1150_3772282917"/>
       <w:bookmarkEnd w:id="9"/>
       <w:r>
         <w:rPr>

--- a/reporte/productos_formales/Producto_01_Plan_de_Trabajo.docx
+++ b/reporte/productos_formales/Producto_01_Plan_de_Trabajo.docx
@@ -302,7 +302,7 @@
             </w:rPr>
             <w:fldChar w:fldCharType="separate"/>
           </w:r>
-          <w:hyperlink w:anchor="__RefHeading___Toc1132_3772282917">
+          <w:hyperlink w:anchor="__RefHeading___Toc1132_3096013202">
             <w:r>
               <w:rPr>
                 <w:rStyle w:val="IndexLink"/>
@@ -322,7 +322,7 @@
             </w:tabs>
             <w:rPr/>
           </w:pPr>
-          <w:hyperlink w:anchor="__RefHeading___Toc1134_3772282917">
+          <w:hyperlink w:anchor="__RefHeading___Toc1134_3096013202">
             <w:r>
               <w:rPr>
                 <w:rStyle w:val="IndexLink"/>
@@ -342,7 +342,7 @@
             </w:tabs>
             <w:rPr/>
           </w:pPr>
-          <w:hyperlink w:anchor="__RefHeading___Toc1136_3772282917">
+          <w:hyperlink w:anchor="__RefHeading___Toc1136_3096013202">
             <w:r>
               <w:rPr>
                 <w:rStyle w:val="IndexLink"/>
@@ -362,7 +362,7 @@
             </w:tabs>
             <w:rPr/>
           </w:pPr>
-          <w:hyperlink w:anchor="__RefHeading___Toc1138_3772282917">
+          <w:hyperlink w:anchor="__RefHeading___Toc1138_3096013202">
             <w:r>
               <w:rPr>
                 <w:rStyle w:val="IndexLink"/>
@@ -382,7 +382,7 @@
             </w:tabs>
             <w:rPr/>
           </w:pPr>
-          <w:hyperlink w:anchor="__RefHeading___Toc1140_3772282917">
+          <w:hyperlink w:anchor="__RefHeading___Toc1140_3096013202">
             <w:r>
               <w:rPr>
                 <w:rStyle w:val="IndexLink"/>
@@ -402,7 +402,7 @@
             </w:tabs>
             <w:rPr/>
           </w:pPr>
-          <w:hyperlink w:anchor="__RefHeading___Toc1142_3772282917">
+          <w:hyperlink w:anchor="__RefHeading___Toc1142_3096013202">
             <w:r>
               <w:rPr>
                 <w:rStyle w:val="IndexLink"/>
@@ -422,7 +422,7 @@
             </w:tabs>
             <w:rPr/>
           </w:pPr>
-          <w:hyperlink w:anchor="__RefHeading___Toc1144_3772282917">
+          <w:hyperlink w:anchor="__RefHeading___Toc1144_3096013202">
             <w:r>
               <w:rPr>
                 <w:rStyle w:val="IndexLink"/>
@@ -442,7 +442,7 @@
             </w:tabs>
             <w:rPr/>
           </w:pPr>
-          <w:hyperlink w:anchor="__RefHeading___Toc1146_3772282917">
+          <w:hyperlink w:anchor="__RefHeading___Toc1146_3096013202">
             <w:r>
               <w:rPr>
                 <w:rStyle w:val="IndexLink"/>
@@ -462,7 +462,7 @@
             </w:tabs>
             <w:rPr/>
           </w:pPr>
-          <w:hyperlink w:anchor="__RefHeading___Toc1148_3772282917">
+          <w:hyperlink w:anchor="__RefHeading___Toc1148_3096013202">
             <w:r>
               <w:rPr>
                 <w:rStyle w:val="IndexLink"/>
@@ -482,7 +482,7 @@
             </w:tabs>
             <w:rPr/>
           </w:pPr>
-          <w:hyperlink w:anchor="__RefHeading___Toc1150_3772282917">
+          <w:hyperlink w:anchor="__RefHeading___Toc1150_3096013202">
             <w:r>
               <w:rPr>
                 <w:rStyle w:val="IndexLink"/>
@@ -522,7 +522,7 @@
         <w:spacing w:lineRule="exact" w:line="240" w:before="240" w:after="120"/>
         <w:rPr/>
       </w:pPr>
-      <w:bookmarkStart w:id="0" w:name="__RefHeading___Toc1132_3772282917"/>
+      <w:bookmarkStart w:id="0" w:name="__RefHeading___Toc1132_3096013202"/>
       <w:bookmarkEnd w:id="0"/>
       <w:r>
         <w:rPr>
@@ -596,7 +596,7 @@
         <w:spacing w:lineRule="exact" w:line="240" w:before="240" w:after="120"/>
         <w:rPr/>
       </w:pPr>
-      <w:bookmarkStart w:id="1" w:name="__RefHeading___Toc1134_3772282917"/>
+      <w:bookmarkStart w:id="1" w:name="__RefHeading___Toc1134_3096013202"/>
       <w:bookmarkEnd w:id="1"/>
       <w:r>
         <w:rPr>
@@ -1910,7 +1910,7 @@
         <w:spacing w:lineRule="exact" w:line="240" w:before="240" w:after="120"/>
         <w:rPr/>
       </w:pPr>
-      <w:bookmarkStart w:id="2" w:name="__RefHeading___Toc1136_3772282917"/>
+      <w:bookmarkStart w:id="2" w:name="__RefHeading___Toc1136_3096013202"/>
       <w:bookmarkEnd w:id="2"/>
       <w:r>
         <w:rPr>
@@ -2487,7 +2487,7 @@
         <w:spacing w:lineRule="exact" w:line="240" w:before="240" w:after="120"/>
         <w:rPr/>
       </w:pPr>
-      <w:bookmarkStart w:id="3" w:name="__RefHeading___Toc1138_3772282917"/>
+      <w:bookmarkStart w:id="3" w:name="__RefHeading___Toc1138_3096013202"/>
       <w:bookmarkEnd w:id="3"/>
       <w:r>
         <w:rPr>
@@ -2525,7 +2525,7 @@
         <w:spacing w:lineRule="exact" w:line="240" w:before="240" w:after="120"/>
         <w:rPr/>
       </w:pPr>
-      <w:bookmarkStart w:id="4" w:name="__RefHeading___Toc1140_3772282917"/>
+      <w:bookmarkStart w:id="4" w:name="__RefHeading___Toc1140_3096013202"/>
       <w:bookmarkEnd w:id="4"/>
       <w:r>
         <w:rPr>
@@ -2563,7 +2563,7 @@
         <w:spacing w:lineRule="exact" w:line="240" w:before="240" w:after="120"/>
         <w:rPr/>
       </w:pPr>
-      <w:bookmarkStart w:id="5" w:name="__RefHeading___Toc1142_3772282917"/>
+      <w:bookmarkStart w:id="5" w:name="__RefHeading___Toc1142_3096013202"/>
       <w:bookmarkEnd w:id="5"/>
       <w:r>
         <w:rPr>
@@ -3410,7 +3410,7 @@
         <w:spacing w:lineRule="exact" w:line="240" w:before="240" w:after="120"/>
         <w:rPr/>
       </w:pPr>
-      <w:bookmarkStart w:id="6" w:name="__RefHeading___Toc1144_3772282917"/>
+      <w:bookmarkStart w:id="6" w:name="__RefHeading___Toc1144_3096013202"/>
       <w:bookmarkEnd w:id="6"/>
       <w:r>
         <w:rPr>
@@ -4007,7 +4007,7 @@
         <w:spacing w:lineRule="exact" w:line="240" w:before="240" w:after="120"/>
         <w:rPr/>
       </w:pPr>
-      <w:bookmarkStart w:id="7" w:name="__RefHeading___Toc1146_3772282917"/>
+      <w:bookmarkStart w:id="7" w:name="__RefHeading___Toc1146_3096013202"/>
       <w:bookmarkEnd w:id="7"/>
       <w:r>
         <w:rPr>
@@ -4622,7 +4622,7 @@
         <w:spacing w:lineRule="exact" w:line="240" w:before="240" w:after="120"/>
         <w:rPr/>
       </w:pPr>
-      <w:bookmarkStart w:id="8" w:name="__RefHeading___Toc1148_3772282917"/>
+      <w:bookmarkStart w:id="8" w:name="__RefHeading___Toc1148_3096013202"/>
       <w:bookmarkEnd w:id="8"/>
       <w:r>
         <w:rPr>
@@ -4742,7 +4742,7 @@
         <w:spacing w:lineRule="exact" w:line="240" w:before="240" w:after="120"/>
         <w:rPr/>
       </w:pPr>
-      <w:bookmarkStart w:id="9" w:name="__RefHeading___Toc1150_3772282917"/>
+      <w:bookmarkStart w:id="9" w:name="__RefHeading___Toc1150_3096013202"/>
       <w:bookmarkEnd w:id="9"/>
       <w:r>
         <w:rPr>

--- a/reporte/productos_formales/Producto_01_Plan_de_Trabajo.docx
+++ b/reporte/productos_formales/Producto_01_Plan_de_Trabajo.docx
@@ -302,7 +302,7 @@
             </w:rPr>
             <w:fldChar w:fldCharType="separate"/>
           </w:r>
-          <w:hyperlink w:anchor="__RefHeading___Toc1132_3096013202">
+          <w:hyperlink w:anchor="__RefHeading___Toc1132_1748477897">
             <w:r>
               <w:rPr>
                 <w:rStyle w:val="IndexLink"/>
@@ -322,7 +322,7 @@
             </w:tabs>
             <w:rPr/>
           </w:pPr>
-          <w:hyperlink w:anchor="__RefHeading___Toc1134_3096013202">
+          <w:hyperlink w:anchor="__RefHeading___Toc1134_1748477897">
             <w:r>
               <w:rPr>
                 <w:rStyle w:val="IndexLink"/>
@@ -342,7 +342,7 @@
             </w:tabs>
             <w:rPr/>
           </w:pPr>
-          <w:hyperlink w:anchor="__RefHeading___Toc1136_3096013202">
+          <w:hyperlink w:anchor="__RefHeading___Toc1136_1748477897">
             <w:r>
               <w:rPr>
                 <w:rStyle w:val="IndexLink"/>
@@ -362,7 +362,7 @@
             </w:tabs>
             <w:rPr/>
           </w:pPr>
-          <w:hyperlink w:anchor="__RefHeading___Toc1138_3096013202">
+          <w:hyperlink w:anchor="__RefHeading___Toc1138_1748477897">
             <w:r>
               <w:rPr>
                 <w:rStyle w:val="IndexLink"/>
@@ -382,7 +382,7 @@
             </w:tabs>
             <w:rPr/>
           </w:pPr>
-          <w:hyperlink w:anchor="__RefHeading___Toc1140_3096013202">
+          <w:hyperlink w:anchor="__RefHeading___Toc1140_1748477897">
             <w:r>
               <w:rPr>
                 <w:rStyle w:val="IndexLink"/>
@@ -402,7 +402,7 @@
             </w:tabs>
             <w:rPr/>
           </w:pPr>
-          <w:hyperlink w:anchor="__RefHeading___Toc1142_3096013202">
+          <w:hyperlink w:anchor="__RefHeading___Toc1142_1748477897">
             <w:r>
               <w:rPr>
                 <w:rStyle w:val="IndexLink"/>
@@ -422,7 +422,7 @@
             </w:tabs>
             <w:rPr/>
           </w:pPr>
-          <w:hyperlink w:anchor="__RefHeading___Toc1144_3096013202">
+          <w:hyperlink w:anchor="__RefHeading___Toc1144_1748477897">
             <w:r>
               <w:rPr>
                 <w:rStyle w:val="IndexLink"/>
@@ -442,7 +442,7 @@
             </w:tabs>
             <w:rPr/>
           </w:pPr>
-          <w:hyperlink w:anchor="__RefHeading___Toc1146_3096013202">
+          <w:hyperlink w:anchor="__RefHeading___Toc1146_1748477897">
             <w:r>
               <w:rPr>
                 <w:rStyle w:val="IndexLink"/>
@@ -462,7 +462,7 @@
             </w:tabs>
             <w:rPr/>
           </w:pPr>
-          <w:hyperlink w:anchor="__RefHeading___Toc1148_3096013202">
+          <w:hyperlink w:anchor="__RefHeading___Toc1148_1748477897">
             <w:r>
               <w:rPr>
                 <w:rStyle w:val="IndexLink"/>
@@ -482,7 +482,7 @@
             </w:tabs>
             <w:rPr/>
           </w:pPr>
-          <w:hyperlink w:anchor="__RefHeading___Toc1150_3096013202">
+          <w:hyperlink w:anchor="__RefHeading___Toc1150_1748477897">
             <w:r>
               <w:rPr>
                 <w:rStyle w:val="IndexLink"/>
@@ -522,7 +522,7 @@
         <w:spacing w:lineRule="exact" w:line="240" w:before="240" w:after="120"/>
         <w:rPr/>
       </w:pPr>
-      <w:bookmarkStart w:id="0" w:name="__RefHeading___Toc1132_3096013202"/>
+      <w:bookmarkStart w:id="0" w:name="__RefHeading___Toc1132_1748477897"/>
       <w:bookmarkEnd w:id="0"/>
       <w:r>
         <w:rPr>
@@ -596,7 +596,7 @@
         <w:spacing w:lineRule="exact" w:line="240" w:before="240" w:after="120"/>
         <w:rPr/>
       </w:pPr>
-      <w:bookmarkStart w:id="1" w:name="__RefHeading___Toc1134_3096013202"/>
+      <w:bookmarkStart w:id="1" w:name="__RefHeading___Toc1134_1748477897"/>
       <w:bookmarkEnd w:id="1"/>
       <w:r>
         <w:rPr>
@@ -1910,7 +1910,7 @@
         <w:spacing w:lineRule="exact" w:line="240" w:before="240" w:after="120"/>
         <w:rPr/>
       </w:pPr>
-      <w:bookmarkStart w:id="2" w:name="__RefHeading___Toc1136_3096013202"/>
+      <w:bookmarkStart w:id="2" w:name="__RefHeading___Toc1136_1748477897"/>
       <w:bookmarkEnd w:id="2"/>
       <w:r>
         <w:rPr>
@@ -2487,7 +2487,7 @@
         <w:spacing w:lineRule="exact" w:line="240" w:before="240" w:after="120"/>
         <w:rPr/>
       </w:pPr>
-      <w:bookmarkStart w:id="3" w:name="__RefHeading___Toc1138_3096013202"/>
+      <w:bookmarkStart w:id="3" w:name="__RefHeading___Toc1138_1748477897"/>
       <w:bookmarkEnd w:id="3"/>
       <w:r>
         <w:rPr>
@@ -2525,7 +2525,7 @@
         <w:spacing w:lineRule="exact" w:line="240" w:before="240" w:after="120"/>
         <w:rPr/>
       </w:pPr>
-      <w:bookmarkStart w:id="4" w:name="__RefHeading___Toc1140_3096013202"/>
+      <w:bookmarkStart w:id="4" w:name="__RefHeading___Toc1140_1748477897"/>
       <w:bookmarkEnd w:id="4"/>
       <w:r>
         <w:rPr>
@@ -2563,7 +2563,7 @@
         <w:spacing w:lineRule="exact" w:line="240" w:before="240" w:after="120"/>
         <w:rPr/>
       </w:pPr>
-      <w:bookmarkStart w:id="5" w:name="__RefHeading___Toc1142_3096013202"/>
+      <w:bookmarkStart w:id="5" w:name="__RefHeading___Toc1142_1748477897"/>
       <w:bookmarkEnd w:id="5"/>
       <w:r>
         <w:rPr>
@@ -3410,7 +3410,7 @@
         <w:spacing w:lineRule="exact" w:line="240" w:before="240" w:after="120"/>
         <w:rPr/>
       </w:pPr>
-      <w:bookmarkStart w:id="6" w:name="__RefHeading___Toc1144_3096013202"/>
+      <w:bookmarkStart w:id="6" w:name="__RefHeading___Toc1144_1748477897"/>
       <w:bookmarkEnd w:id="6"/>
       <w:r>
         <w:rPr>
@@ -4007,7 +4007,7 @@
         <w:spacing w:lineRule="exact" w:line="240" w:before="240" w:after="120"/>
         <w:rPr/>
       </w:pPr>
-      <w:bookmarkStart w:id="7" w:name="__RefHeading___Toc1146_3096013202"/>
+      <w:bookmarkStart w:id="7" w:name="__RefHeading___Toc1146_1748477897"/>
       <w:bookmarkEnd w:id="7"/>
       <w:r>
         <w:rPr>
@@ -4622,7 +4622,7 @@
         <w:spacing w:lineRule="exact" w:line="240" w:before="240" w:after="120"/>
         <w:rPr/>
       </w:pPr>
-      <w:bookmarkStart w:id="8" w:name="__RefHeading___Toc1148_3096013202"/>
+      <w:bookmarkStart w:id="8" w:name="__RefHeading___Toc1148_1748477897"/>
       <w:bookmarkEnd w:id="8"/>
       <w:r>
         <w:rPr>
@@ -4742,7 +4742,7 @@
         <w:spacing w:lineRule="exact" w:line="240" w:before="240" w:after="120"/>
         <w:rPr/>
       </w:pPr>
-      <w:bookmarkStart w:id="9" w:name="__RefHeading___Toc1150_3096013202"/>
+      <w:bookmarkStart w:id="9" w:name="__RefHeading___Toc1150_1748477897"/>
       <w:bookmarkEnd w:id="9"/>
       <w:r>
         <w:rPr>

--- a/reporte/productos_formales/Producto_01_Plan_de_Trabajo.docx
+++ b/reporte/productos_formales/Producto_01_Plan_de_Trabajo.docx
@@ -302,7 +302,7 @@
             </w:rPr>
             <w:fldChar w:fldCharType="separate"/>
           </w:r>
-          <w:hyperlink w:anchor="__RefHeading___Toc1132_1748477897">
+          <w:hyperlink w:anchor="__RefHeading___Toc1132_145107985">
             <w:r>
               <w:rPr>
                 <w:rStyle w:val="IndexLink"/>
@@ -322,7 +322,7 @@
             </w:tabs>
             <w:rPr/>
           </w:pPr>
-          <w:hyperlink w:anchor="__RefHeading___Toc1134_1748477897">
+          <w:hyperlink w:anchor="__RefHeading___Toc1134_145107985">
             <w:r>
               <w:rPr>
                 <w:rStyle w:val="IndexLink"/>
@@ -342,7 +342,7 @@
             </w:tabs>
             <w:rPr/>
           </w:pPr>
-          <w:hyperlink w:anchor="__RefHeading___Toc1136_1748477897">
+          <w:hyperlink w:anchor="__RefHeading___Toc1136_145107985">
             <w:r>
               <w:rPr>
                 <w:rStyle w:val="IndexLink"/>
@@ -362,7 +362,7 @@
             </w:tabs>
             <w:rPr/>
           </w:pPr>
-          <w:hyperlink w:anchor="__RefHeading___Toc1138_1748477897">
+          <w:hyperlink w:anchor="__RefHeading___Toc1138_145107985">
             <w:r>
               <w:rPr>
                 <w:rStyle w:val="IndexLink"/>
@@ -382,7 +382,7 @@
             </w:tabs>
             <w:rPr/>
           </w:pPr>
-          <w:hyperlink w:anchor="__RefHeading___Toc1140_1748477897">
+          <w:hyperlink w:anchor="__RefHeading___Toc1140_145107985">
             <w:r>
               <w:rPr>
                 <w:rStyle w:val="IndexLink"/>
@@ -402,7 +402,7 @@
             </w:tabs>
             <w:rPr/>
           </w:pPr>
-          <w:hyperlink w:anchor="__RefHeading___Toc1142_1748477897">
+          <w:hyperlink w:anchor="__RefHeading___Toc1142_145107985">
             <w:r>
               <w:rPr>
                 <w:rStyle w:val="IndexLink"/>
@@ -422,7 +422,7 @@
             </w:tabs>
             <w:rPr/>
           </w:pPr>
-          <w:hyperlink w:anchor="__RefHeading___Toc1144_1748477897">
+          <w:hyperlink w:anchor="__RefHeading___Toc1144_145107985">
             <w:r>
               <w:rPr>
                 <w:rStyle w:val="IndexLink"/>
@@ -442,7 +442,7 @@
             </w:tabs>
             <w:rPr/>
           </w:pPr>
-          <w:hyperlink w:anchor="__RefHeading___Toc1146_1748477897">
+          <w:hyperlink w:anchor="__RefHeading___Toc1146_145107985">
             <w:r>
               <w:rPr>
                 <w:rStyle w:val="IndexLink"/>
@@ -462,7 +462,7 @@
             </w:tabs>
             <w:rPr/>
           </w:pPr>
-          <w:hyperlink w:anchor="__RefHeading___Toc1148_1748477897">
+          <w:hyperlink w:anchor="__RefHeading___Toc1148_145107985">
             <w:r>
               <w:rPr>
                 <w:rStyle w:val="IndexLink"/>
@@ -482,7 +482,7 @@
             </w:tabs>
             <w:rPr/>
           </w:pPr>
-          <w:hyperlink w:anchor="__RefHeading___Toc1150_1748477897">
+          <w:hyperlink w:anchor="__RefHeading___Toc1150_145107985">
             <w:r>
               <w:rPr>
                 <w:rStyle w:val="IndexLink"/>
@@ -522,7 +522,7 @@
         <w:spacing w:lineRule="exact" w:line="240" w:before="240" w:after="120"/>
         <w:rPr/>
       </w:pPr>
-      <w:bookmarkStart w:id="0" w:name="__RefHeading___Toc1132_1748477897"/>
+      <w:bookmarkStart w:id="0" w:name="__RefHeading___Toc1132_145107985"/>
       <w:bookmarkEnd w:id="0"/>
       <w:r>
         <w:rPr>
@@ -596,7 +596,7 @@
         <w:spacing w:lineRule="exact" w:line="240" w:before="240" w:after="120"/>
         <w:rPr/>
       </w:pPr>
-      <w:bookmarkStart w:id="1" w:name="__RefHeading___Toc1134_1748477897"/>
+      <w:bookmarkStart w:id="1" w:name="__RefHeading___Toc1134_145107985"/>
       <w:bookmarkEnd w:id="1"/>
       <w:r>
         <w:rPr>
@@ -1910,7 +1910,7 @@
         <w:spacing w:lineRule="exact" w:line="240" w:before="240" w:after="120"/>
         <w:rPr/>
       </w:pPr>
-      <w:bookmarkStart w:id="2" w:name="__RefHeading___Toc1136_1748477897"/>
+      <w:bookmarkStart w:id="2" w:name="__RefHeading___Toc1136_145107985"/>
       <w:bookmarkEnd w:id="2"/>
       <w:r>
         <w:rPr>
@@ -2487,7 +2487,7 @@
         <w:spacing w:lineRule="exact" w:line="240" w:before="240" w:after="120"/>
         <w:rPr/>
       </w:pPr>
-      <w:bookmarkStart w:id="3" w:name="__RefHeading___Toc1138_1748477897"/>
+      <w:bookmarkStart w:id="3" w:name="__RefHeading___Toc1138_145107985"/>
       <w:bookmarkEnd w:id="3"/>
       <w:r>
         <w:rPr>
@@ -2525,7 +2525,7 @@
         <w:spacing w:lineRule="exact" w:line="240" w:before="240" w:after="120"/>
         <w:rPr/>
       </w:pPr>
-      <w:bookmarkStart w:id="4" w:name="__RefHeading___Toc1140_1748477897"/>
+      <w:bookmarkStart w:id="4" w:name="__RefHeading___Toc1140_145107985"/>
       <w:bookmarkEnd w:id="4"/>
       <w:r>
         <w:rPr>
@@ -2563,7 +2563,7 @@
         <w:spacing w:lineRule="exact" w:line="240" w:before="240" w:after="120"/>
         <w:rPr/>
       </w:pPr>
-      <w:bookmarkStart w:id="5" w:name="__RefHeading___Toc1142_1748477897"/>
+      <w:bookmarkStart w:id="5" w:name="__RefHeading___Toc1142_145107985"/>
       <w:bookmarkEnd w:id="5"/>
       <w:r>
         <w:rPr>
@@ -3410,7 +3410,7 @@
         <w:spacing w:lineRule="exact" w:line="240" w:before="240" w:after="120"/>
         <w:rPr/>
       </w:pPr>
-      <w:bookmarkStart w:id="6" w:name="__RefHeading___Toc1144_1748477897"/>
+      <w:bookmarkStart w:id="6" w:name="__RefHeading___Toc1144_145107985"/>
       <w:bookmarkEnd w:id="6"/>
       <w:r>
         <w:rPr>
@@ -4007,7 +4007,7 @@
         <w:spacing w:lineRule="exact" w:line="240" w:before="240" w:after="120"/>
         <w:rPr/>
       </w:pPr>
-      <w:bookmarkStart w:id="7" w:name="__RefHeading___Toc1146_1748477897"/>
+      <w:bookmarkStart w:id="7" w:name="__RefHeading___Toc1146_145107985"/>
       <w:bookmarkEnd w:id="7"/>
       <w:r>
         <w:rPr>
@@ -4622,7 +4622,7 @@
         <w:spacing w:lineRule="exact" w:line="240" w:before="240" w:after="120"/>
         <w:rPr/>
       </w:pPr>
-      <w:bookmarkStart w:id="8" w:name="__RefHeading___Toc1148_1748477897"/>
+      <w:bookmarkStart w:id="8" w:name="__RefHeading___Toc1148_145107985"/>
       <w:bookmarkEnd w:id="8"/>
       <w:r>
         <w:rPr>
@@ -4742,7 +4742,7 @@
         <w:spacing w:lineRule="exact" w:line="240" w:before="240" w:after="120"/>
         <w:rPr/>
       </w:pPr>
-      <w:bookmarkStart w:id="9" w:name="__RefHeading___Toc1150_1748477897"/>
+      <w:bookmarkStart w:id="9" w:name="__RefHeading___Toc1150_145107985"/>
       <w:bookmarkEnd w:id="9"/>
       <w:r>
         <w:rPr>

--- a/reporte/productos_formales/Producto_01_Plan_de_Trabajo.docx
+++ b/reporte/productos_formales/Producto_01_Plan_de_Trabajo.docx
@@ -302,7 +302,7 @@
             </w:rPr>
             <w:fldChar w:fldCharType="separate"/>
           </w:r>
-          <w:hyperlink w:anchor="__RefHeading___Toc1132_145107985">
+          <w:hyperlink w:anchor="__RefHeading___Toc1294_3538885593">
             <w:r>
               <w:rPr>
                 <w:rStyle w:val="IndexLink"/>
@@ -322,7 +322,7 @@
             </w:tabs>
             <w:rPr/>
           </w:pPr>
-          <w:hyperlink w:anchor="__RefHeading___Toc1134_145107985">
+          <w:hyperlink w:anchor="__RefHeading___Toc1296_3538885593">
             <w:r>
               <w:rPr>
                 <w:rStyle w:val="IndexLink"/>
@@ -342,14 +342,14 @@
             </w:tabs>
             <w:rPr/>
           </w:pPr>
-          <w:hyperlink w:anchor="__RefHeading___Toc1136_145107985">
+          <w:hyperlink w:anchor="__RefHeading___Toc1298_3538885593">
             <w:r>
               <w:rPr>
                 <w:rStyle w:val="IndexLink"/>
               </w:rPr>
               <w:t>Glosario</w:t>
               <w:tab/>
-              <w:t>2</w:t>
+              <w:t>3</w:t>
             </w:r>
           </w:hyperlink>
         </w:p>
@@ -362,7 +362,7 @@
             </w:tabs>
             <w:rPr/>
           </w:pPr>
-          <w:hyperlink w:anchor="__RefHeading___Toc1138_145107985">
+          <w:hyperlink w:anchor="__RefHeading___Toc1300_3538885593">
             <w:r>
               <w:rPr>
                 <w:rStyle w:val="IndexLink"/>
@@ -382,7 +382,7 @@
             </w:tabs>
             <w:rPr/>
           </w:pPr>
-          <w:hyperlink w:anchor="__RefHeading___Toc1140_145107985">
+          <w:hyperlink w:anchor="__RefHeading___Toc1302_3538885593">
             <w:r>
               <w:rPr>
                 <w:rStyle w:val="IndexLink"/>
@@ -402,7 +402,7 @@
             </w:tabs>
             <w:rPr/>
           </w:pPr>
-          <w:hyperlink w:anchor="__RefHeading___Toc1142_145107985">
+          <w:hyperlink w:anchor="__RefHeading___Toc1304_3538885593">
             <w:r>
               <w:rPr>
                 <w:rStyle w:val="IndexLink"/>
@@ -422,7 +422,7 @@
             </w:tabs>
             <w:rPr/>
           </w:pPr>
-          <w:hyperlink w:anchor="__RefHeading___Toc1144_145107985">
+          <w:hyperlink w:anchor="__RefHeading___Toc1306_3538885593">
             <w:r>
               <w:rPr>
                 <w:rStyle w:val="IndexLink"/>
@@ -442,7 +442,7 @@
             </w:tabs>
             <w:rPr/>
           </w:pPr>
-          <w:hyperlink w:anchor="__RefHeading___Toc1146_145107985">
+          <w:hyperlink w:anchor="__RefHeading___Toc1308_3538885593">
             <w:r>
               <w:rPr>
                 <w:rStyle w:val="IndexLink"/>
@@ -462,7 +462,7 @@
             </w:tabs>
             <w:rPr/>
           </w:pPr>
-          <w:hyperlink w:anchor="__RefHeading___Toc1148_145107985">
+          <w:hyperlink w:anchor="__RefHeading___Toc1310_3538885593">
             <w:r>
               <w:rPr>
                 <w:rStyle w:val="IndexLink"/>
@@ -482,14 +482,114 @@
             </w:tabs>
             <w:rPr/>
           </w:pPr>
-          <w:hyperlink w:anchor="__RefHeading___Toc1150_145107985">
+          <w:hyperlink w:anchor="__RefHeading___Toc1312_3538885593">
+            <w:r>
+              <w:rPr>
+                <w:rStyle w:val="IndexLink"/>
+              </w:rPr>
+              <w:t>ANEXO TÉCNICO SPRINT 4 — ANÁLISIS DE PAGOS Y MODALIDADES</w:t>
+              <w:tab/>
+              <w:t>5</w:t>
+            </w:r>
+          </w:hyperlink>
+        </w:p>
+        <w:p>
+          <w:pPr>
+            <w:pStyle w:val="TOC2"/>
+            <w:tabs>
+              <w:tab w:val="clear" w:pos="8743"/>
+              <w:tab w:val="right" w:pos="9025" w:leader="dot"/>
+            </w:tabs>
+            <w:rPr/>
+          </w:pPr>
+          <w:hyperlink w:anchor="__RefHeading___Toc1314_3538885593">
+            <w:r>
+              <w:rPr>
+                <w:rStyle w:val="IndexLink"/>
+              </w:rPr>
+              <w:t>Resultados reproducibles</w:t>
+              <w:tab/>
+              <w:t>5</w:t>
+            </w:r>
+          </w:hyperlink>
+        </w:p>
+        <w:p>
+          <w:pPr>
+            <w:pStyle w:val="TOC2"/>
+            <w:tabs>
+              <w:tab w:val="clear" w:pos="8743"/>
+              <w:tab w:val="right" w:pos="9025" w:leader="dot"/>
+            </w:tabs>
+            <w:rPr/>
+          </w:pPr>
+          <w:hyperlink w:anchor="__RefHeading___Toc1316_3538885593">
+            <w:r>
+              <w:rPr>
+                <w:rStyle w:val="IndexLink"/>
+              </w:rPr>
+              <w:t>Distribución de pagos</w:t>
+              <w:tab/>
+              <w:t>5</w:t>
+            </w:r>
+          </w:hyperlink>
+        </w:p>
+        <w:p>
+          <w:pPr>
+            <w:pStyle w:val="TOC2"/>
+            <w:tabs>
+              <w:tab w:val="clear" w:pos="8743"/>
+              <w:tab w:val="right" w:pos="9025" w:leader="dot"/>
+            </w:tabs>
+            <w:rPr/>
+          </w:pPr>
+          <w:hyperlink w:anchor="__RefHeading___Toc1318_3538885593">
+            <w:r>
+              <w:rPr>
+                <w:rStyle w:val="IndexLink"/>
+              </w:rPr>
+              <w:t>Modalidades por régimen</w:t>
+              <w:tab/>
+              <w:t>6</w:t>
+            </w:r>
+          </w:hyperlink>
+        </w:p>
+        <w:p>
+          <w:pPr>
+            <w:pStyle w:val="TOC2"/>
+            <w:tabs>
+              <w:tab w:val="clear" w:pos="8743"/>
+              <w:tab w:val="right" w:pos="9025" w:leader="dot"/>
+            </w:tabs>
+            <w:rPr/>
+          </w:pPr>
+          <w:hyperlink w:anchor="__RefHeading___Toc1320_3538885593">
+            <w:r>
+              <w:rPr>
+                <w:rStyle w:val="IndexLink"/>
+              </w:rPr>
+              <w:t>Limitación institucional</w:t>
+              <w:tab/>
+              <w:t>6</w:t>
+            </w:r>
+          </w:hyperlink>
+        </w:p>
+        <w:p>
+          <w:pPr>
+            <w:pStyle w:val="TOC1"/>
+            <w:tabs>
+              <w:tab w:val="clear" w:pos="9026"/>
+              <w:tab w:val="right" w:pos="9025" w:leader="dot"/>
+            </w:tabs>
+            <w:rPr/>
+          </w:pPr>
+          <w:hyperlink w:anchor="__RefHeading___Toc1322_3538885593">
             <w:r>
               <w:rPr>
                 <w:rStyle w:val="IndexLink"/>
               </w:rPr>
               <w:t>Referencias Bibliográficas</w:t>
               <w:tab/>
-              <w:t>4</w:t>
+              <w:t>6</w:t>
             </w:r>
           </w:hyperlink>
           <w:r>
@@ -522,7 +622,7 @@
         <w:spacing w:lineRule="exact" w:line="240" w:before="240" w:after="120"/>
         <w:rPr/>
       </w:pPr>
-      <w:bookmarkStart w:id="0" w:name="__RefHeading___Toc1132_145107985"/>
+      <w:bookmarkStart w:id="0" w:name="__RefHeading___Toc1294_3538885593"/>
       <w:bookmarkEnd w:id="0"/>
       <w:r>
         <w:rPr>
@@ -596,7 +696,7 @@
         <w:spacing w:lineRule="exact" w:line="240" w:before="240" w:after="120"/>
         <w:rPr/>
       </w:pPr>
-      <w:bookmarkStart w:id="1" w:name="__RefHeading___Toc1134_145107985"/>
+      <w:bookmarkStart w:id="1" w:name="__RefHeading___Toc1296_3538885593"/>
       <w:bookmarkEnd w:id="1"/>
       <w:r>
         <w:rPr>
@@ -1910,7 +2010,7 @@
         <w:spacing w:lineRule="exact" w:line="240" w:before="240" w:after="120"/>
         <w:rPr/>
       </w:pPr>
-      <w:bookmarkStart w:id="2" w:name="__RefHeading___Toc1136_145107985"/>
+      <w:bookmarkStart w:id="2" w:name="__RefHeading___Toc1298_3538885593"/>
       <w:bookmarkEnd w:id="2"/>
       <w:r>
         <w:rPr>
@@ -2487,7 +2587,7 @@
         <w:spacing w:lineRule="exact" w:line="240" w:before="240" w:after="120"/>
         <w:rPr/>
       </w:pPr>
-      <w:bookmarkStart w:id="3" w:name="__RefHeading___Toc1138_145107985"/>
+      <w:bookmarkStart w:id="3" w:name="__RefHeading___Toc1300_3538885593"/>
       <w:bookmarkEnd w:id="3"/>
       <w:r>
         <w:rPr>
@@ -2525,7 +2625,7 @@
         <w:spacing w:lineRule="exact" w:line="240" w:before="240" w:after="120"/>
         <w:rPr/>
       </w:pPr>
-      <w:bookmarkStart w:id="4" w:name="__RefHeading___Toc1140_145107985"/>
+      <w:bookmarkStart w:id="4" w:name="__RefHeading___Toc1302_3538885593"/>
       <w:bookmarkEnd w:id="4"/>
       <w:r>
         <w:rPr>
@@ -2563,7 +2663,7 @@
         <w:spacing w:lineRule="exact" w:line="240" w:before="240" w:after="120"/>
         <w:rPr/>
       </w:pPr>
-      <w:bookmarkStart w:id="5" w:name="__RefHeading___Toc1142_145107985"/>
+      <w:bookmarkStart w:id="5" w:name="__RefHeading___Toc1304_3538885593"/>
       <w:bookmarkEnd w:id="5"/>
       <w:r>
         <w:rPr>
@@ -3410,7 +3510,7 @@
         <w:spacing w:lineRule="exact" w:line="240" w:before="240" w:after="120"/>
         <w:rPr/>
       </w:pPr>
-      <w:bookmarkStart w:id="6" w:name="__RefHeading___Toc1144_145107985"/>
+      <w:bookmarkStart w:id="6" w:name="__RefHeading___Toc1306_3538885593"/>
       <w:bookmarkEnd w:id="6"/>
       <w:r>
         <w:rPr>
@@ -4007,7 +4107,7 @@
         <w:spacing w:lineRule="exact" w:line="240" w:before="240" w:after="120"/>
         <w:rPr/>
       </w:pPr>
-      <w:bookmarkStart w:id="7" w:name="__RefHeading___Toc1146_145107985"/>
+      <w:bookmarkStart w:id="7" w:name="__RefHeading___Toc1308_3538885593"/>
       <w:bookmarkEnd w:id="7"/>
       <w:r>
         <w:rPr>
@@ -4622,7 +4722,7 @@
         <w:spacing w:lineRule="exact" w:line="240" w:before="240" w:after="120"/>
         <w:rPr/>
       </w:pPr>
-      <w:bookmarkStart w:id="8" w:name="__RefHeading___Toc1148_145107985"/>
+      <w:bookmarkStart w:id="8" w:name="__RefHeading___Toc1310_3538885593"/>
       <w:bookmarkEnd w:id="8"/>
       <w:r>
         <w:rPr>
@@ -4739,11 +4839,767 @@
     <w:p>
       <w:pPr>
         <w:pStyle w:val="Heading1"/>
+        <w:spacing w:lineRule="auto" w:line="240" w:before="0" w:after="60"/>
+        <w:rPr/>
+      </w:pPr>
+      <w:bookmarkStart w:id="9" w:name="__RefHeading___Toc1312_3538885593"/>
+      <w:bookmarkEnd w:id="9"/>
+      <w:r>
+        <w:rPr>
+          <w:rFonts w:ascii="Arial" w:hAnsi="Arial"/>
+          <w:b/>
+          <w:sz w:val="22"/>
+        </w:rPr>
+        <w:t>ANEXO TÉCNICO SPRINT 4 — ANÁLISIS DE PAGOS Y MODALIDADES</w:t>
+      </w:r>
+    </w:p>
+    <w:p>
+      <w:pPr>
+        <w:pStyle w:val="Normal"/>
+        <w:spacing w:lineRule="auto" w:line="240" w:before="0" w:after="60"/>
+        <w:jc w:val="both"/>
+        <w:rPr/>
+      </w:pPr>
+      <w:r>
+        <w:rPr>
+          <w:sz w:val="22"/>
+        </w:rPr>
+        <w:t>Este anexo cubre la actividad del TDR referida al análisis estadístico y exploratorio de patrones de pagos, montos contractuales y modalidades de contratación. La evidencia del PoC usa pagos sintéticos vinculados a contratos sintéticos; no representa información SIAF real ni determina la legalidad de una modalidad.</w:t>
+      </w:r>
+    </w:p>
+    <w:p>
+      <w:pPr>
+        <w:pStyle w:val="Heading2"/>
+        <w:spacing w:lineRule="auto" w:line="240" w:before="0" w:after="60"/>
+        <w:rPr/>
+      </w:pPr>
+      <w:bookmarkStart w:id="10" w:name="__RefHeading___Toc1314_3538885593"/>
+      <w:bookmarkEnd w:id="10"/>
+      <w:r>
+        <w:rPr>
+          <w:rFonts w:ascii="Arial" w:hAnsi="Arial"/>
+          <w:b/>
+          <w:sz w:val="22"/>
+        </w:rPr>
+        <w:t>Resultados reproducibles</w:t>
+      </w:r>
+    </w:p>
+    <w:tbl>
+      <w:tblPr>
+        <w:tblW w:w="9026" w:type="dxa"/>
+        <w:jc w:val="left"/>
+        <w:tblInd w:w="0" w:type="dxa"/>
+        <w:tblLayout w:type="fixed"/>
+        <w:tblCellMar>
+          <w:top w:w="0" w:type="dxa"/>
+          <w:left w:w="108" w:type="dxa"/>
+          <w:bottom w:w="0" w:type="dxa"/>
+          <w:right w:w="108" w:type="dxa"/>
+        </w:tblCellMar>
+        <w:tblLook w:val="04a0" w:noHBand="0" w:noVBand="1" w:firstColumn="1" w:lastRow="0" w:lastColumn="0" w:firstRow="1"/>
+      </w:tblPr>
+      <w:tblGrid>
+        <w:gridCol w:w="4513"/>
+        <w:gridCol w:w="4512"/>
+      </w:tblGrid>
+      <w:tr>
+        <w:trPr/>
+        <w:tc>
+          <w:tcPr>
+            <w:tcW w:w="4513" w:type="dxa"/>
+            <w:tcBorders>
+              <w:top w:val="single" w:sz="4" w:space="0" w:color="B7B7B7"/>
+              <w:left w:val="single" w:sz="4" w:space="0" w:color="B7B7B7"/>
+              <w:bottom w:val="single" w:sz="4" w:space="0" w:color="B7B7B7"/>
+              <w:right w:val="single" w:sz="4" w:space="0" w:color="B7B7B7"/>
+            </w:tcBorders>
+            <w:shd w:fill="E7E6E6"/>
+          </w:tcPr>
+          <w:p>
+            <w:pPr>
+              <w:pStyle w:val="Normal"/>
+              <w:spacing w:lineRule="auto" w:line="240" w:before="0" w:after="60"/>
+              <w:rPr/>
+            </w:pPr>
+            <w:r>
+              <w:rPr>
+                <w:b/>
+                <w:sz w:val="22"/>
+              </w:rPr>
+              <w:t>Indicador</w:t>
+            </w:r>
+          </w:p>
+        </w:tc>
+        <w:tc>
+          <w:tcPr>
+            <w:tcW w:w="4512" w:type="dxa"/>
+            <w:tcBorders>
+              <w:top w:val="single" w:sz="4" w:space="0" w:color="B7B7B7"/>
+              <w:left w:val="single" w:sz="4" w:space="0" w:color="B7B7B7"/>
+              <w:bottom w:val="single" w:sz="4" w:space="0" w:color="B7B7B7"/>
+              <w:right w:val="single" w:sz="4" w:space="0" w:color="B7B7B7"/>
+            </w:tcBorders>
+            <w:shd w:fill="E7E6E6"/>
+          </w:tcPr>
+          <w:p>
+            <w:pPr>
+              <w:pStyle w:val="Normal"/>
+              <w:spacing w:lineRule="auto" w:line="240" w:before="0" w:after="60"/>
+              <w:rPr/>
+            </w:pPr>
+            <w:r>
+              <w:rPr>
+                <w:b/>
+                <w:sz w:val="22"/>
+              </w:rPr>
+              <w:t>Resultado</w:t>
+            </w:r>
+          </w:p>
+        </w:tc>
+      </w:tr>
+      <w:tr>
+        <w:trPr/>
+        <w:tc>
+          <w:tcPr>
+            <w:tcW w:w="4513" w:type="dxa"/>
+            <w:tcBorders>
+              <w:top w:val="single" w:sz="4" w:space="0" w:color="B7B7B7"/>
+              <w:left w:val="single" w:sz="4" w:space="0" w:color="B7B7B7"/>
+              <w:bottom w:val="single" w:sz="4" w:space="0" w:color="B7B7B7"/>
+              <w:right w:val="single" w:sz="4" w:space="0" w:color="B7B7B7"/>
+            </w:tcBorders>
+          </w:tcPr>
+          <w:p>
+            <w:pPr>
+              <w:pStyle w:val="Normal"/>
+              <w:spacing w:lineRule="auto" w:line="240" w:before="0" w:after="60"/>
+              <w:rPr/>
+            </w:pPr>
+            <w:r>
+              <w:rPr>
+                <w:sz w:val="22"/>
+              </w:rPr>
+              <w:t>Pagos sintéticos</w:t>
+            </w:r>
+          </w:p>
+        </w:tc>
+        <w:tc>
+          <w:tcPr>
+            <w:tcW w:w="4512" w:type="dxa"/>
+            <w:tcBorders>
+              <w:top w:val="single" w:sz="4" w:space="0" w:color="B7B7B7"/>
+              <w:left w:val="single" w:sz="4" w:space="0" w:color="B7B7B7"/>
+              <w:bottom w:val="single" w:sz="4" w:space="0" w:color="B7B7B7"/>
+              <w:right w:val="single" w:sz="4" w:space="0" w:color="B7B7B7"/>
+            </w:tcBorders>
+          </w:tcPr>
+          <w:p>
+            <w:pPr>
+              <w:pStyle w:val="Normal"/>
+              <w:spacing w:lineRule="auto" w:line="240" w:before="0" w:after="60"/>
+              <w:rPr/>
+            </w:pPr>
+            <w:r>
+              <w:rPr>
+                <w:sz w:val="22"/>
+              </w:rPr>
+              <w:t>6726</w:t>
+            </w:r>
+          </w:p>
+        </w:tc>
+      </w:tr>
+      <w:tr>
+        <w:trPr/>
+        <w:tc>
+          <w:tcPr>
+            <w:tcW w:w="4513" w:type="dxa"/>
+            <w:tcBorders>
+              <w:top w:val="single" w:sz="4" w:space="0" w:color="B7B7B7"/>
+              <w:left w:val="single" w:sz="4" w:space="0" w:color="B7B7B7"/>
+              <w:bottom w:val="single" w:sz="4" w:space="0" w:color="B7B7B7"/>
+              <w:right w:val="single" w:sz="4" w:space="0" w:color="B7B7B7"/>
+            </w:tcBorders>
+          </w:tcPr>
+          <w:p>
+            <w:pPr>
+              <w:pStyle w:val="Normal"/>
+              <w:spacing w:lineRule="auto" w:line="240" w:before="0" w:after="60"/>
+              <w:rPr/>
+            </w:pPr>
+            <w:r>
+              <w:rPr>
+                <w:sz w:val="22"/>
+              </w:rPr>
+              <w:t>Contratos analizados</w:t>
+            </w:r>
+          </w:p>
+        </w:tc>
+        <w:tc>
+          <w:tcPr>
+            <w:tcW w:w="4512" w:type="dxa"/>
+            <w:tcBorders>
+              <w:top w:val="single" w:sz="4" w:space="0" w:color="B7B7B7"/>
+              <w:left w:val="single" w:sz="4" w:space="0" w:color="B7B7B7"/>
+              <w:bottom w:val="single" w:sz="4" w:space="0" w:color="B7B7B7"/>
+              <w:right w:val="single" w:sz="4" w:space="0" w:color="B7B7B7"/>
+            </w:tcBorders>
+          </w:tcPr>
+          <w:p>
+            <w:pPr>
+              <w:pStyle w:val="Normal"/>
+              <w:spacing w:lineRule="auto" w:line="240" w:before="0" w:after="60"/>
+              <w:rPr/>
+            </w:pPr>
+            <w:r>
+              <w:rPr>
+                <w:sz w:val="22"/>
+              </w:rPr>
+              <w:t>3709</w:t>
+            </w:r>
+          </w:p>
+        </w:tc>
+      </w:tr>
+      <w:tr>
+        <w:trPr/>
+        <w:tc>
+          <w:tcPr>
+            <w:tcW w:w="4513" w:type="dxa"/>
+            <w:tcBorders>
+              <w:top w:val="single" w:sz="4" w:space="0" w:color="B7B7B7"/>
+              <w:left w:val="single" w:sz="4" w:space="0" w:color="B7B7B7"/>
+              <w:bottom w:val="single" w:sz="4" w:space="0" w:color="B7B7B7"/>
+              <w:right w:val="single" w:sz="4" w:space="0" w:color="B7B7B7"/>
+            </w:tcBorders>
+          </w:tcPr>
+          <w:p>
+            <w:pPr>
+              <w:pStyle w:val="Normal"/>
+              <w:spacing w:lineRule="auto" w:line="240" w:before="0" w:after="60"/>
+              <w:rPr/>
+            </w:pPr>
+            <w:r>
+              <w:rPr>
+                <w:sz w:val="22"/>
+              </w:rPr>
+              <w:t>Pagos huérfanos</w:t>
+            </w:r>
+          </w:p>
+        </w:tc>
+        <w:tc>
+          <w:tcPr>
+            <w:tcW w:w="4512" w:type="dxa"/>
+            <w:tcBorders>
+              <w:top w:val="single" w:sz="4" w:space="0" w:color="B7B7B7"/>
+              <w:left w:val="single" w:sz="4" w:space="0" w:color="B7B7B7"/>
+              <w:bottom w:val="single" w:sz="4" w:space="0" w:color="B7B7B7"/>
+              <w:right w:val="single" w:sz="4" w:space="0" w:color="B7B7B7"/>
+            </w:tcBorders>
+          </w:tcPr>
+          <w:p>
+            <w:pPr>
+              <w:pStyle w:val="Normal"/>
+              <w:spacing w:lineRule="auto" w:line="240" w:before="0" w:after="60"/>
+              <w:rPr/>
+            </w:pPr>
+            <w:r>
+              <w:rPr>
+                <w:sz w:val="22"/>
+              </w:rPr>
+              <w:t>0</w:t>
+            </w:r>
+          </w:p>
+        </w:tc>
+      </w:tr>
+      <w:tr>
+        <w:trPr/>
+        <w:tc>
+          <w:tcPr>
+            <w:tcW w:w="4513" w:type="dxa"/>
+            <w:tcBorders>
+              <w:top w:val="single" w:sz="4" w:space="0" w:color="B7B7B7"/>
+              <w:left w:val="single" w:sz="4" w:space="0" w:color="B7B7B7"/>
+              <w:bottom w:val="single" w:sz="4" w:space="0" w:color="B7B7B7"/>
+              <w:right w:val="single" w:sz="4" w:space="0" w:color="B7B7B7"/>
+            </w:tcBorders>
+          </w:tcPr>
+          <w:p>
+            <w:pPr>
+              <w:pStyle w:val="Normal"/>
+              <w:spacing w:lineRule="auto" w:line="240" w:before="0" w:after="60"/>
+              <w:rPr/>
+            </w:pPr>
+            <w:r>
+              <w:rPr>
+                <w:sz w:val="22"/>
+              </w:rPr>
+              <w:t>Contratos con pago parcial</w:t>
+            </w:r>
+          </w:p>
+        </w:tc>
+        <w:tc>
+          <w:tcPr>
+            <w:tcW w:w="4512" w:type="dxa"/>
+            <w:tcBorders>
+              <w:top w:val="single" w:sz="4" w:space="0" w:color="B7B7B7"/>
+              <w:left w:val="single" w:sz="4" w:space="0" w:color="B7B7B7"/>
+              <w:bottom w:val="single" w:sz="4" w:space="0" w:color="B7B7B7"/>
+              <w:right w:val="single" w:sz="4" w:space="0" w:color="B7B7B7"/>
+            </w:tcBorders>
+          </w:tcPr>
+          <w:p>
+            <w:pPr>
+              <w:pStyle w:val="Normal"/>
+              <w:spacing w:lineRule="auto" w:line="240" w:before="0" w:after="60"/>
+              <w:rPr/>
+            </w:pPr>
+            <w:r>
+              <w:rPr>
+                <w:sz w:val="22"/>
+              </w:rPr>
+              <w:t>452</w:t>
+            </w:r>
+          </w:p>
+        </w:tc>
+      </w:tr>
+      <w:tr>
+        <w:trPr/>
+        <w:tc>
+          <w:tcPr>
+            <w:tcW w:w="4513" w:type="dxa"/>
+            <w:tcBorders>
+              <w:top w:val="single" w:sz="4" w:space="0" w:color="B7B7B7"/>
+              <w:left w:val="single" w:sz="4" w:space="0" w:color="B7B7B7"/>
+              <w:bottom w:val="single" w:sz="4" w:space="0" w:color="B7B7B7"/>
+              <w:right w:val="single" w:sz="4" w:space="0" w:color="B7B7B7"/>
+            </w:tcBorders>
+          </w:tcPr>
+          <w:p>
+            <w:pPr>
+              <w:pStyle w:val="Normal"/>
+              <w:spacing w:lineRule="auto" w:line="240" w:before="0" w:after="60"/>
+              <w:rPr/>
+            </w:pPr>
+            <w:r>
+              <w:rPr>
+                <w:sz w:val="22"/>
+              </w:rPr>
+              <w:t>Contratos pendientes sin pago</w:t>
+            </w:r>
+          </w:p>
+        </w:tc>
+        <w:tc>
+          <w:tcPr>
+            <w:tcW w:w="4512" w:type="dxa"/>
+            <w:tcBorders>
+              <w:top w:val="single" w:sz="4" w:space="0" w:color="B7B7B7"/>
+              <w:left w:val="single" w:sz="4" w:space="0" w:color="B7B7B7"/>
+              <w:bottom w:val="single" w:sz="4" w:space="0" w:color="B7B7B7"/>
+              <w:right w:val="single" w:sz="4" w:space="0" w:color="B7B7B7"/>
+            </w:tcBorders>
+          </w:tcPr>
+          <w:p>
+            <w:pPr>
+              <w:pStyle w:val="Normal"/>
+              <w:spacing w:lineRule="auto" w:line="240" w:before="0" w:after="60"/>
+              <w:rPr/>
+            </w:pPr>
+            <w:r>
+              <w:rPr>
+                <w:sz w:val="22"/>
+              </w:rPr>
+              <w:t>218</w:t>
+            </w:r>
+          </w:p>
+        </w:tc>
+      </w:tr>
+      <w:tr>
+        <w:trPr/>
+        <w:tc>
+          <w:tcPr>
+            <w:tcW w:w="4513" w:type="dxa"/>
+            <w:tcBorders>
+              <w:top w:val="single" w:sz="4" w:space="0" w:color="B7B7B7"/>
+              <w:left w:val="single" w:sz="4" w:space="0" w:color="B7B7B7"/>
+              <w:bottom w:val="single" w:sz="4" w:space="0" w:color="B7B7B7"/>
+              <w:right w:val="single" w:sz="4" w:space="0" w:color="B7B7B7"/>
+            </w:tcBorders>
+          </w:tcPr>
+          <w:p>
+            <w:pPr>
+              <w:pStyle w:val="Normal"/>
+              <w:spacing w:lineRule="auto" w:line="240" w:before="0" w:after="60"/>
+              <w:rPr/>
+            </w:pPr>
+            <w:r>
+              <w:rPr>
+                <w:sz w:val="22"/>
+              </w:rPr>
+              <w:t>Señales de sobrepago a revisar</w:t>
+            </w:r>
+          </w:p>
+        </w:tc>
+        <w:tc>
+          <w:tcPr>
+            <w:tcW w:w="4512" w:type="dxa"/>
+            <w:tcBorders>
+              <w:top w:val="single" w:sz="4" w:space="0" w:color="B7B7B7"/>
+              <w:left w:val="single" w:sz="4" w:space="0" w:color="B7B7B7"/>
+              <w:bottom w:val="single" w:sz="4" w:space="0" w:color="B7B7B7"/>
+              <w:right w:val="single" w:sz="4" w:space="0" w:color="B7B7B7"/>
+            </w:tcBorders>
+          </w:tcPr>
+          <w:p>
+            <w:pPr>
+              <w:pStyle w:val="Normal"/>
+              <w:spacing w:lineRule="auto" w:line="240" w:before="0" w:after="60"/>
+              <w:rPr/>
+            </w:pPr>
+            <w:r>
+              <w:rPr>
+                <w:sz w:val="22"/>
+              </w:rPr>
+              <w:t>76</w:t>
+            </w:r>
+          </w:p>
+        </w:tc>
+      </w:tr>
+      <w:tr>
+        <w:trPr/>
+        <w:tc>
+          <w:tcPr>
+            <w:tcW w:w="4513" w:type="dxa"/>
+            <w:tcBorders>
+              <w:top w:val="single" w:sz="4" w:space="0" w:color="B7B7B7"/>
+              <w:left w:val="single" w:sz="4" w:space="0" w:color="B7B7B7"/>
+              <w:bottom w:val="single" w:sz="4" w:space="0" w:color="B7B7B7"/>
+              <w:right w:val="single" w:sz="4" w:space="0" w:color="B7B7B7"/>
+            </w:tcBorders>
+          </w:tcPr>
+          <w:p>
+            <w:pPr>
+              <w:pStyle w:val="Normal"/>
+              <w:spacing w:lineRule="auto" w:line="240" w:before="0" w:after="60"/>
+              <w:rPr/>
+            </w:pPr>
+            <w:r>
+              <w:rPr>
+                <w:sz w:val="22"/>
+              </w:rPr>
+              <w:t>Demora P90 devengado→pagado (días)</w:t>
+            </w:r>
+          </w:p>
+        </w:tc>
+        <w:tc>
+          <w:tcPr>
+            <w:tcW w:w="4512" w:type="dxa"/>
+            <w:tcBorders>
+              <w:top w:val="single" w:sz="4" w:space="0" w:color="B7B7B7"/>
+              <w:left w:val="single" w:sz="4" w:space="0" w:color="B7B7B7"/>
+              <w:bottom w:val="single" w:sz="4" w:space="0" w:color="B7B7B7"/>
+              <w:right w:val="single" w:sz="4" w:space="0" w:color="B7B7B7"/>
+            </w:tcBorders>
+          </w:tcPr>
+          <w:p>
+            <w:pPr>
+              <w:pStyle w:val="Normal"/>
+              <w:spacing w:lineRule="auto" w:line="240" w:before="0" w:after="60"/>
+              <w:rPr/>
+            </w:pPr>
+            <w:r>
+              <w:rPr>
+                <w:sz w:val="22"/>
+              </w:rPr>
+              <w:t>28.0</w:t>
+            </w:r>
+          </w:p>
+        </w:tc>
+      </w:tr>
+      <w:tr>
+        <w:trPr/>
+        <w:tc>
+          <w:tcPr>
+            <w:tcW w:w="4513" w:type="dxa"/>
+            <w:tcBorders>
+              <w:top w:val="single" w:sz="4" w:space="0" w:color="B7B7B7"/>
+              <w:left w:val="single" w:sz="4" w:space="0" w:color="B7B7B7"/>
+              <w:bottom w:val="single" w:sz="4" w:space="0" w:color="B7B7B7"/>
+              <w:right w:val="single" w:sz="4" w:space="0" w:color="B7B7B7"/>
+            </w:tcBorders>
+          </w:tcPr>
+          <w:p>
+            <w:pPr>
+              <w:pStyle w:val="Normal"/>
+              <w:spacing w:lineRule="auto" w:line="240" w:before="0" w:after="60"/>
+              <w:rPr/>
+            </w:pPr>
+            <w:r>
+              <w:rPr>
+                <w:sz w:val="22"/>
+              </w:rPr>
+              <w:t>Modalidades especiales no inferibles solo por cuantía</w:t>
+            </w:r>
+          </w:p>
+        </w:tc>
+        <w:tc>
+          <w:tcPr>
+            <w:tcW w:w="4512" w:type="dxa"/>
+            <w:tcBorders>
+              <w:top w:val="single" w:sz="4" w:space="0" w:color="B7B7B7"/>
+              <w:left w:val="single" w:sz="4" w:space="0" w:color="B7B7B7"/>
+              <w:bottom w:val="single" w:sz="4" w:space="0" w:color="B7B7B7"/>
+              <w:right w:val="single" w:sz="4" w:space="0" w:color="B7B7B7"/>
+            </w:tcBorders>
+          </w:tcPr>
+          <w:p>
+            <w:pPr>
+              <w:pStyle w:val="Normal"/>
+              <w:spacing w:lineRule="auto" w:line="240" w:before="0" w:after="60"/>
+              <w:rPr/>
+            </w:pPr>
+            <w:r>
+              <w:rPr>
+                <w:sz w:val="22"/>
+              </w:rPr>
+              <w:t>1422</w:t>
+            </w:r>
+          </w:p>
+        </w:tc>
+      </w:tr>
+      <w:tr>
+        <w:trPr/>
+        <w:tc>
+          <w:tcPr>
+            <w:tcW w:w="4513" w:type="dxa"/>
+            <w:tcBorders>
+              <w:top w:val="single" w:sz="4" w:space="0" w:color="B7B7B7"/>
+              <w:left w:val="single" w:sz="4" w:space="0" w:color="B7B7B7"/>
+              <w:bottom w:val="single" w:sz="4" w:space="0" w:color="B7B7B7"/>
+              <w:right w:val="single" w:sz="4" w:space="0" w:color="B7B7B7"/>
+            </w:tcBorders>
+          </w:tcPr>
+          <w:p>
+            <w:pPr>
+              <w:pStyle w:val="Normal"/>
+              <w:spacing w:lineRule="auto" w:line="240" w:before="0" w:after="60"/>
+              <w:rPr/>
+            </w:pPr>
+            <w:r>
+              <w:rPr>
+                <w:sz w:val="22"/>
+              </w:rPr>
+              <w:t>Modalidades que requieren revisión de contexto</w:t>
+            </w:r>
+          </w:p>
+        </w:tc>
+        <w:tc>
+          <w:tcPr>
+            <w:tcW w:w="4512" w:type="dxa"/>
+            <w:tcBorders>
+              <w:top w:val="single" w:sz="4" w:space="0" w:color="B7B7B7"/>
+              <w:left w:val="single" w:sz="4" w:space="0" w:color="B7B7B7"/>
+              <w:bottom w:val="single" w:sz="4" w:space="0" w:color="B7B7B7"/>
+              <w:right w:val="single" w:sz="4" w:space="0" w:color="B7B7B7"/>
+            </w:tcBorders>
+          </w:tcPr>
+          <w:p>
+            <w:pPr>
+              <w:pStyle w:val="Normal"/>
+              <w:spacing w:lineRule="auto" w:line="240" w:before="0" w:after="60"/>
+              <w:rPr/>
+            </w:pPr>
+            <w:r>
+              <w:rPr>
+                <w:sz w:val="22"/>
+              </w:rPr>
+              <w:t>1314</w:t>
+            </w:r>
+          </w:p>
+        </w:tc>
+      </w:tr>
+    </w:tbl>
+    <w:p>
+      <w:pPr>
+        <w:pStyle w:val="Normal"/>
+        <w:spacing w:lineRule="auto" w:line="240" w:before="0" w:after="60"/>
+        <w:jc w:val="both"/>
+        <w:rPr/>
+      </w:pPr>
+      <w:r>
+        <w:rPr>
+          <w:sz w:val="22"/>
+        </w:rPr>
+        <w:t>La clasificación de modalidades frente a cuantía es únicamente referencial. Contratación Directa, Comparación de Precios, Subasta Inversa, acuerdos marco y otros supuestos pueden depender de condiciones jurídicas o de mercado que no se deducen del monto por sí solo. Por ello, 'requiere revisión de contexto' no equivale a irregularidad.</w:t>
+      </w:r>
+    </w:p>
+    <w:p>
+      <w:pPr>
+        <w:pStyle w:val="Heading2"/>
+        <w:spacing w:lineRule="auto" w:line="240" w:before="0" w:after="60"/>
+        <w:rPr/>
+      </w:pPr>
+      <w:bookmarkStart w:id="11" w:name="__RefHeading___Toc1316_3538885593"/>
+      <w:bookmarkEnd w:id="11"/>
+      <w:r>
+        <w:rPr>
+          <w:rFonts w:ascii="Arial" w:hAnsi="Arial"/>
+          <w:b/>
+          <w:sz w:val="22"/>
+        </w:rPr>
+        <w:t>Distribución de pagos</w:t>
+      </w:r>
+    </w:p>
+    <w:p>
+      <w:pPr>
+        <w:pStyle w:val="Normal"/>
+        <w:spacing w:lineRule="auto" w:line="240" w:before="0" w:after="60"/>
+        <w:jc w:val="center"/>
+        <w:rPr/>
+      </w:pPr>
+      <w:r>
+        <w:rPr/>
+        <w:drawing>
+          <wp:inline distT="0" distB="0" distL="0" distR="0">
+            <wp:extent cx="5577840" cy="3150235"/>
+            <wp:effectExtent l="0" t="0" r="0" b="0"/>
+            <wp:docPr id="1" name="Picture 1" descr=""/>
+            <wp:cNvGraphicFramePr>
+              <a:graphicFrameLocks xmlns:a="http://schemas.openxmlformats.org/drawingml/2006/main" noChangeAspect="1"/>
+            </wp:cNvGraphicFramePr>
+            <a:graphic xmlns:a="http://schemas.openxmlformats.org/drawingml/2006/main">
+              <a:graphicData uri="http://schemas.openxmlformats.org/drawingml/2006/picture">
+                <pic:pic xmlns:pic="http://schemas.openxmlformats.org/drawingml/2006/picture">
+                  <pic:nvPicPr>
+                    <pic:cNvPr id="1" name="Picture 1" descr=""/>
+                    <pic:cNvPicPr>
+                      <a:picLocks noChangeAspect="1" noChangeArrowheads="1"/>
+                    </pic:cNvPicPr>
+                  </pic:nvPicPr>
+                  <pic:blipFill>
+                    <a:blip r:embed="rId5"/>
+                    <a:stretch>
+                      <a:fillRect/>
+                    </a:stretch>
+                  </pic:blipFill>
+                  <pic:spPr bwMode="auto">
+                    <a:xfrm>
+                      <a:off x="0" y="0"/>
+                      <a:ext cx="5577840" cy="3150235"/>
+                    </a:xfrm>
+                    <a:prstGeom prst="rect">
+                      <a:avLst/>
+                    </a:prstGeom>
+                  </pic:spPr>
+                </pic:pic>
+              </a:graphicData>
+            </a:graphic>
+          </wp:inline>
+        </w:drawing>
+      </w:r>
+    </w:p>
+    <w:p>
+      <w:pPr>
+        <w:pStyle w:val="Heading2"/>
+        <w:spacing w:lineRule="auto" w:line="240" w:before="0" w:after="60"/>
+        <w:rPr/>
+      </w:pPr>
+      <w:bookmarkStart w:id="12" w:name="__RefHeading___Toc1318_3538885593"/>
+      <w:bookmarkEnd w:id="12"/>
+      <w:r>
+        <w:rPr>
+          <w:rFonts w:ascii="Arial" w:hAnsi="Arial"/>
+          <w:b/>
+          <w:sz w:val="22"/>
+        </w:rPr>
+        <w:t>Modalidades por régimen</w:t>
+      </w:r>
+    </w:p>
+    <w:p>
+      <w:pPr>
+        <w:pStyle w:val="Normal"/>
+        <w:spacing w:lineRule="auto" w:line="240" w:before="0" w:after="60"/>
+        <w:jc w:val="center"/>
+        <w:rPr/>
+      </w:pPr>
+      <w:r>
+        <w:rPr/>
+        <w:drawing>
+          <wp:inline distT="0" distB="0" distL="0" distR="0">
+            <wp:extent cx="5577840" cy="3222625"/>
+            <wp:effectExtent l="0" t="0" r="0" b="0"/>
+            <wp:docPr id="2" name="Picture 2" descr=""/>
+            <wp:cNvGraphicFramePr>
+              <a:graphicFrameLocks xmlns:a="http://schemas.openxmlformats.org/drawingml/2006/main" noChangeAspect="1"/>
+            </wp:cNvGraphicFramePr>
+            <a:graphic xmlns:a="http://schemas.openxmlformats.org/drawingml/2006/main">
+              <a:graphicData uri="http://schemas.openxmlformats.org/drawingml/2006/picture">
+                <pic:pic xmlns:pic="http://schemas.openxmlformats.org/drawingml/2006/picture">
+                  <pic:nvPicPr>
+                    <pic:cNvPr id="2" name="Picture 2" descr=""/>
+                    <pic:cNvPicPr>
+                      <a:picLocks noChangeAspect="1" noChangeArrowheads="1"/>
+                    </pic:cNvPicPr>
+                  </pic:nvPicPr>
+                  <pic:blipFill>
+                    <a:blip r:embed="rId6"/>
+                    <a:stretch>
+                      <a:fillRect/>
+                    </a:stretch>
+                  </pic:blipFill>
+                  <pic:spPr bwMode="auto">
+                    <a:xfrm>
+                      <a:off x="0" y="0"/>
+                      <a:ext cx="5577840" cy="3222625"/>
+                    </a:xfrm>
+                    <a:prstGeom prst="rect">
+                      <a:avLst/>
+                    </a:prstGeom>
+                  </pic:spPr>
+                </pic:pic>
+              </a:graphicData>
+            </a:graphic>
+          </wp:inline>
+        </w:drawing>
+      </w:r>
+    </w:p>
+    <w:p>
+      <w:pPr>
+        <w:pStyle w:val="Heading2"/>
+        <w:spacing w:lineRule="auto" w:line="240" w:before="0" w:after="60"/>
+        <w:rPr/>
+      </w:pPr>
+      <w:bookmarkStart w:id="13" w:name="__RefHeading___Toc1320_3538885593"/>
+      <w:bookmarkEnd w:id="13"/>
+      <w:r>
+        <w:rPr>
+          <w:rFonts w:ascii="Arial" w:hAnsi="Arial"/>
+          <w:b/>
+          <w:sz w:val="22"/>
+        </w:rPr>
+        <w:t>Limitación institucional</w:t>
+      </w:r>
+    </w:p>
+    <w:p>
+      <w:pPr>
+        <w:pStyle w:val="Normal"/>
+        <w:spacing w:lineRule="auto" w:line="240" w:before="0" w:after="60"/>
+        <w:jc w:val="both"/>
+        <w:rPr/>
+      </w:pPr>
+      <w:r>
+        <w:rPr>
+          <w:sz w:val="22"/>
+        </w:rPr>
+        <w:t>El cierre literal con pagos SIAF/SEACE institucionales, diccionarios reales, validación jurídica/funcional y permisos de consulta depende de la CGR y se mantiene registrado en el catálogo de dependencias institucionales.</w:t>
+      </w:r>
+    </w:p>
+    <w:p>
+      <w:pPr>
+        <w:pStyle w:val="Heading1"/>
         <w:spacing w:lineRule="exact" w:line="240" w:before="240" w:after="120"/>
         <w:rPr/>
       </w:pPr>
-      <w:bookmarkStart w:id="9" w:name="__RefHeading___Toc1150_145107985"/>
-      <w:bookmarkEnd w:id="9"/>
+      <w:bookmarkStart w:id="14" w:name="__RefHeading___Toc1322_3538885593"/>
+      <w:bookmarkEnd w:id="14"/>
       <w:r>
         <w:rPr>
           <w:rFonts w:eastAsia="Arial" w:cs="Arial" w:ascii="Arial" w:hAnsi="Arial"/>
@@ -4877,9 +5733,9 @@
       </w:r>
     </w:p>
     <w:sectPr>
-      <w:headerReference w:type="default" r:id="rId5"/>
-      <w:footerReference w:type="default" r:id="rId6"/>
-      <w:footerReference w:type="first" r:id="rId7"/>
+      <w:headerReference w:type="default" r:id="rId7"/>
+      <w:footerReference w:type="default" r:id="rId8"/>
+      <w:footerReference w:type="first" r:id="rId9"/>
       <w:type w:val="nextPage"/>
       <w:pgSz w:w="11906" w:h="16838"/>
       <w:pgMar w:left="1440" w:right="1440" w:gutter="0" w:header="708" w:top="1440" w:footer="708" w:bottom="1440"/>
@@ -5022,7 +5878,7 @@
     </w:r>
     <w:r>
       <w:rPr/>
-      <w:t>5</w:t>
+      <w:t>6</w:t>
     </w:r>
     <w:r>
       <w:rPr/>

--- a/reporte/productos_formales/Producto_01_Plan_de_Trabajo.docx
+++ b/reporte/productos_formales/Producto_01_Plan_de_Trabajo.docx
@@ -302,7 +302,7 @@
             </w:rPr>
             <w:fldChar w:fldCharType="separate"/>
           </w:r>
-          <w:hyperlink w:anchor="__RefHeading___Toc1294_3538885593">
+          <w:hyperlink w:anchor="__RefHeading___Toc1294_1801721159">
             <w:r>
               <w:rPr>
                 <w:rStyle w:val="IndexLink"/>
@@ -322,7 +322,7 @@
             </w:tabs>
             <w:rPr/>
           </w:pPr>
-          <w:hyperlink w:anchor="__RefHeading___Toc1296_3538885593">
+          <w:hyperlink w:anchor="__RefHeading___Toc1296_1801721159">
             <w:r>
               <w:rPr>
                 <w:rStyle w:val="IndexLink"/>
@@ -342,7 +342,7 @@
             </w:tabs>
             <w:rPr/>
           </w:pPr>
-          <w:hyperlink w:anchor="__RefHeading___Toc1298_3538885593">
+          <w:hyperlink w:anchor="__RefHeading___Toc1298_1801721159">
             <w:r>
               <w:rPr>
                 <w:rStyle w:val="IndexLink"/>
@@ -362,7 +362,7 @@
             </w:tabs>
             <w:rPr/>
           </w:pPr>
-          <w:hyperlink w:anchor="__RefHeading___Toc1300_3538885593">
+          <w:hyperlink w:anchor="__RefHeading___Toc1300_1801721159">
             <w:r>
               <w:rPr>
                 <w:rStyle w:val="IndexLink"/>
@@ -382,7 +382,7 @@
             </w:tabs>
             <w:rPr/>
           </w:pPr>
-          <w:hyperlink w:anchor="__RefHeading___Toc1302_3538885593">
+          <w:hyperlink w:anchor="__RefHeading___Toc1302_1801721159">
             <w:r>
               <w:rPr>
                 <w:rStyle w:val="IndexLink"/>
@@ -402,7 +402,7 @@
             </w:tabs>
             <w:rPr/>
           </w:pPr>
-          <w:hyperlink w:anchor="__RefHeading___Toc1304_3538885593">
+          <w:hyperlink w:anchor="__RefHeading___Toc1304_1801721159">
             <w:r>
               <w:rPr>
                 <w:rStyle w:val="IndexLink"/>
@@ -422,7 +422,7 @@
             </w:tabs>
             <w:rPr/>
           </w:pPr>
-          <w:hyperlink w:anchor="__RefHeading___Toc1306_3538885593">
+          <w:hyperlink w:anchor="__RefHeading___Toc1306_1801721159">
             <w:r>
               <w:rPr>
                 <w:rStyle w:val="IndexLink"/>
@@ -442,7 +442,7 @@
             </w:tabs>
             <w:rPr/>
           </w:pPr>
-          <w:hyperlink w:anchor="__RefHeading___Toc1308_3538885593">
+          <w:hyperlink w:anchor="__RefHeading___Toc1308_1801721159">
             <w:r>
               <w:rPr>
                 <w:rStyle w:val="IndexLink"/>
@@ -462,7 +462,7 @@
             </w:tabs>
             <w:rPr/>
           </w:pPr>
-          <w:hyperlink w:anchor="__RefHeading___Toc1310_3538885593">
+          <w:hyperlink w:anchor="__RefHeading___Toc1310_1801721159">
             <w:r>
               <w:rPr>
                 <w:rStyle w:val="IndexLink"/>
@@ -482,7 +482,7 @@
             </w:tabs>
             <w:rPr/>
           </w:pPr>
-          <w:hyperlink w:anchor="__RefHeading___Toc1312_3538885593">
+          <w:hyperlink w:anchor="__RefHeading___Toc1312_1801721159">
             <w:r>
               <w:rPr>
                 <w:rStyle w:val="IndexLink"/>
@@ -502,7 +502,7 @@
             </w:tabs>
             <w:rPr/>
           </w:pPr>
-          <w:hyperlink w:anchor="__RefHeading___Toc1314_3538885593">
+          <w:hyperlink w:anchor="__RefHeading___Toc1314_1801721159">
             <w:r>
               <w:rPr>
                 <w:rStyle w:val="IndexLink"/>
@@ -522,7 +522,7 @@
             </w:tabs>
             <w:rPr/>
           </w:pPr>
-          <w:hyperlink w:anchor="__RefHeading___Toc1316_3538885593">
+          <w:hyperlink w:anchor="__RefHeading___Toc1316_1801721159">
             <w:r>
               <w:rPr>
                 <w:rStyle w:val="IndexLink"/>
@@ -542,7 +542,7 @@
             </w:tabs>
             <w:rPr/>
           </w:pPr>
-          <w:hyperlink w:anchor="__RefHeading___Toc1318_3538885593">
+          <w:hyperlink w:anchor="__RefHeading___Toc1318_1801721159">
             <w:r>
               <w:rPr>
                 <w:rStyle w:val="IndexLink"/>
@@ -562,7 +562,7 @@
             </w:tabs>
             <w:rPr/>
           </w:pPr>
-          <w:hyperlink w:anchor="__RefHeading___Toc1320_3538885593">
+          <w:hyperlink w:anchor="__RefHeading___Toc1320_1801721159">
             <w:r>
               <w:rPr>
                 <w:rStyle w:val="IndexLink"/>
@@ -582,7 +582,7 @@
             </w:tabs>
             <w:rPr/>
           </w:pPr>
-          <w:hyperlink w:anchor="__RefHeading___Toc1322_3538885593">
+          <w:hyperlink w:anchor="__RefHeading___Toc1322_1801721159">
             <w:r>
               <w:rPr>
                 <w:rStyle w:val="IndexLink"/>
@@ -622,7 +622,7 @@
         <w:spacing w:lineRule="exact" w:line="240" w:before="240" w:after="120"/>
         <w:rPr/>
       </w:pPr>
-      <w:bookmarkStart w:id="0" w:name="__RefHeading___Toc1294_3538885593"/>
+      <w:bookmarkStart w:id="0" w:name="__RefHeading___Toc1294_1801721159"/>
       <w:bookmarkEnd w:id="0"/>
       <w:r>
         <w:rPr>
@@ -696,7 +696,7 @@
         <w:spacing w:lineRule="exact" w:line="240" w:before="240" w:after="120"/>
         <w:rPr/>
       </w:pPr>
-      <w:bookmarkStart w:id="1" w:name="__RefHeading___Toc1296_3538885593"/>
+      <w:bookmarkStart w:id="1" w:name="__RefHeading___Toc1296_1801721159"/>
       <w:bookmarkEnd w:id="1"/>
       <w:r>
         <w:rPr>
@@ -2010,7 +2010,7 @@
         <w:spacing w:lineRule="exact" w:line="240" w:before="240" w:after="120"/>
         <w:rPr/>
       </w:pPr>
-      <w:bookmarkStart w:id="2" w:name="__RefHeading___Toc1298_3538885593"/>
+      <w:bookmarkStart w:id="2" w:name="__RefHeading___Toc1298_1801721159"/>
       <w:bookmarkEnd w:id="2"/>
       <w:r>
         <w:rPr>
@@ -2587,7 +2587,7 @@
         <w:spacing w:lineRule="exact" w:line="240" w:before="240" w:after="120"/>
         <w:rPr/>
       </w:pPr>
-      <w:bookmarkStart w:id="3" w:name="__RefHeading___Toc1300_3538885593"/>
+      <w:bookmarkStart w:id="3" w:name="__RefHeading___Toc1300_1801721159"/>
       <w:bookmarkEnd w:id="3"/>
       <w:r>
         <w:rPr>
@@ -2625,7 +2625,7 @@
         <w:spacing w:lineRule="exact" w:line="240" w:before="240" w:after="120"/>
         <w:rPr/>
       </w:pPr>
-      <w:bookmarkStart w:id="4" w:name="__RefHeading___Toc1302_3538885593"/>
+      <w:bookmarkStart w:id="4" w:name="__RefHeading___Toc1302_1801721159"/>
       <w:bookmarkEnd w:id="4"/>
       <w:r>
         <w:rPr>
@@ -2663,7 +2663,7 @@
         <w:spacing w:lineRule="exact" w:line="240" w:before="240" w:after="120"/>
         <w:rPr/>
       </w:pPr>
-      <w:bookmarkStart w:id="5" w:name="__RefHeading___Toc1304_3538885593"/>
+      <w:bookmarkStart w:id="5" w:name="__RefHeading___Toc1304_1801721159"/>
       <w:bookmarkEnd w:id="5"/>
       <w:r>
         <w:rPr>
@@ -3510,7 +3510,7 @@
         <w:spacing w:lineRule="exact" w:line="240" w:before="240" w:after="120"/>
         <w:rPr/>
       </w:pPr>
-      <w:bookmarkStart w:id="6" w:name="__RefHeading___Toc1306_3538885593"/>
+      <w:bookmarkStart w:id="6" w:name="__RefHeading___Toc1306_1801721159"/>
       <w:bookmarkEnd w:id="6"/>
       <w:r>
         <w:rPr>
@@ -4107,7 +4107,7 @@
         <w:spacing w:lineRule="exact" w:line="240" w:before="240" w:after="120"/>
         <w:rPr/>
       </w:pPr>
-      <w:bookmarkStart w:id="7" w:name="__RefHeading___Toc1308_3538885593"/>
+      <w:bookmarkStart w:id="7" w:name="__RefHeading___Toc1308_1801721159"/>
       <w:bookmarkEnd w:id="7"/>
       <w:r>
         <w:rPr>
@@ -4722,7 +4722,7 @@
         <w:spacing w:lineRule="exact" w:line="240" w:before="240" w:after="120"/>
         <w:rPr/>
       </w:pPr>
-      <w:bookmarkStart w:id="8" w:name="__RefHeading___Toc1310_3538885593"/>
+      <w:bookmarkStart w:id="8" w:name="__RefHeading___Toc1310_1801721159"/>
       <w:bookmarkEnd w:id="8"/>
       <w:r>
         <w:rPr>
@@ -4842,7 +4842,7 @@
         <w:spacing w:lineRule="auto" w:line="240" w:before="0" w:after="60"/>
         <w:rPr/>
       </w:pPr>
-      <w:bookmarkStart w:id="9" w:name="__RefHeading___Toc1312_3538885593"/>
+      <w:bookmarkStart w:id="9" w:name="__RefHeading___Toc1312_1801721159"/>
       <w:bookmarkEnd w:id="9"/>
       <w:r>
         <w:rPr>
@@ -4873,7 +4873,7 @@
         <w:spacing w:lineRule="auto" w:line="240" w:before="0" w:after="60"/>
         <w:rPr/>
       </w:pPr>
-      <w:bookmarkStart w:id="10" w:name="__RefHeading___Toc1314_3538885593"/>
+      <w:bookmarkStart w:id="10" w:name="__RefHeading___Toc1314_1801721159"/>
       <w:bookmarkEnd w:id="10"/>
       <w:r>
         <w:rPr>
@@ -5437,7 +5437,7 @@
         <w:spacing w:lineRule="auto" w:line="240" w:before="0" w:after="60"/>
         <w:rPr/>
       </w:pPr>
-      <w:bookmarkStart w:id="11" w:name="__RefHeading___Toc1316_3538885593"/>
+      <w:bookmarkStart w:id="11" w:name="__RefHeading___Toc1316_1801721159"/>
       <w:bookmarkEnd w:id="11"/>
       <w:r>
         <w:rPr>
@@ -5502,7 +5502,7 @@
         <w:spacing w:lineRule="auto" w:line="240" w:before="0" w:after="60"/>
         <w:rPr/>
       </w:pPr>
-      <w:bookmarkStart w:id="12" w:name="__RefHeading___Toc1318_3538885593"/>
+      <w:bookmarkStart w:id="12" w:name="__RefHeading___Toc1318_1801721159"/>
       <w:bookmarkEnd w:id="12"/>
       <w:r>
         <w:rPr>
@@ -5567,7 +5567,7 @@
         <w:spacing w:lineRule="auto" w:line="240" w:before="0" w:after="60"/>
         <w:rPr/>
       </w:pPr>
-      <w:bookmarkStart w:id="13" w:name="__RefHeading___Toc1320_3538885593"/>
+      <w:bookmarkStart w:id="13" w:name="__RefHeading___Toc1320_1801721159"/>
       <w:bookmarkEnd w:id="13"/>
       <w:r>
         <w:rPr>
@@ -5598,7 +5598,7 @@
         <w:spacing w:lineRule="exact" w:line="240" w:before="240" w:after="120"/>
         <w:rPr/>
       </w:pPr>
-      <w:bookmarkStart w:id="14" w:name="__RefHeading___Toc1322_3538885593"/>
+      <w:bookmarkStart w:id="14" w:name="__RefHeading___Toc1322_1801721159"/>
       <w:bookmarkEnd w:id="14"/>
       <w:r>
         <w:rPr>

--- a/reporte/productos_formales/Producto_01_Plan_de_Trabajo.docx
+++ b/reporte/productos_formales/Producto_01_Plan_de_Trabajo.docx
@@ -302,7 +302,7 @@
             </w:rPr>
             <w:fldChar w:fldCharType="separate"/>
           </w:r>
-          <w:hyperlink w:anchor="__RefHeading___Toc1294_1801721159">
+          <w:hyperlink w:anchor="__RefHeading___Toc1294_2404426520">
             <w:r>
               <w:rPr>
                 <w:rStyle w:val="IndexLink"/>
@@ -322,7 +322,7 @@
             </w:tabs>
             <w:rPr/>
           </w:pPr>
-          <w:hyperlink w:anchor="__RefHeading___Toc1296_1801721159">
+          <w:hyperlink w:anchor="__RefHeading___Toc1296_2404426520">
             <w:r>
               <w:rPr>
                 <w:rStyle w:val="IndexLink"/>
@@ -342,7 +342,7 @@
             </w:tabs>
             <w:rPr/>
           </w:pPr>
-          <w:hyperlink w:anchor="__RefHeading___Toc1298_1801721159">
+          <w:hyperlink w:anchor="__RefHeading___Toc1298_2404426520">
             <w:r>
               <w:rPr>
                 <w:rStyle w:val="IndexLink"/>
@@ -362,7 +362,7 @@
             </w:tabs>
             <w:rPr/>
           </w:pPr>
-          <w:hyperlink w:anchor="__RefHeading___Toc1300_1801721159">
+          <w:hyperlink w:anchor="__RefHeading___Toc1300_2404426520">
             <w:r>
               <w:rPr>
                 <w:rStyle w:val="IndexLink"/>
@@ -382,7 +382,7 @@
             </w:tabs>
             <w:rPr/>
           </w:pPr>
-          <w:hyperlink w:anchor="__RefHeading___Toc1302_1801721159">
+          <w:hyperlink w:anchor="__RefHeading___Toc1302_2404426520">
             <w:r>
               <w:rPr>
                 <w:rStyle w:val="IndexLink"/>
@@ -402,7 +402,7 @@
             </w:tabs>
             <w:rPr/>
           </w:pPr>
-          <w:hyperlink w:anchor="__RefHeading___Toc1304_1801721159">
+          <w:hyperlink w:anchor="__RefHeading___Toc1304_2404426520">
             <w:r>
               <w:rPr>
                 <w:rStyle w:val="IndexLink"/>
@@ -422,7 +422,7 @@
             </w:tabs>
             <w:rPr/>
           </w:pPr>
-          <w:hyperlink w:anchor="__RefHeading___Toc1306_1801721159">
+          <w:hyperlink w:anchor="__RefHeading___Toc1306_2404426520">
             <w:r>
               <w:rPr>
                 <w:rStyle w:val="IndexLink"/>
@@ -442,7 +442,7 @@
             </w:tabs>
             <w:rPr/>
           </w:pPr>
-          <w:hyperlink w:anchor="__RefHeading___Toc1308_1801721159">
+          <w:hyperlink w:anchor="__RefHeading___Toc1308_2404426520">
             <w:r>
               <w:rPr>
                 <w:rStyle w:val="IndexLink"/>
@@ -462,7 +462,7 @@
             </w:tabs>
             <w:rPr/>
           </w:pPr>
-          <w:hyperlink w:anchor="__RefHeading___Toc1310_1801721159">
+          <w:hyperlink w:anchor="__RefHeading___Toc1310_2404426520">
             <w:r>
               <w:rPr>
                 <w:rStyle w:val="IndexLink"/>
@@ -482,7 +482,7 @@
             </w:tabs>
             <w:rPr/>
           </w:pPr>
-          <w:hyperlink w:anchor="__RefHeading___Toc1312_1801721159">
+          <w:hyperlink w:anchor="__RefHeading___Toc1312_2404426520">
             <w:r>
               <w:rPr>
                 <w:rStyle w:val="IndexLink"/>
@@ -502,7 +502,7 @@
             </w:tabs>
             <w:rPr/>
           </w:pPr>
-          <w:hyperlink w:anchor="__RefHeading___Toc1314_1801721159">
+          <w:hyperlink w:anchor="__RefHeading___Toc1314_2404426520">
             <w:r>
               <w:rPr>
                 <w:rStyle w:val="IndexLink"/>
@@ -522,7 +522,7 @@
             </w:tabs>
             <w:rPr/>
           </w:pPr>
-          <w:hyperlink w:anchor="__RefHeading___Toc1316_1801721159">
+          <w:hyperlink w:anchor="__RefHeading___Toc1316_2404426520">
             <w:r>
               <w:rPr>
                 <w:rStyle w:val="IndexLink"/>
@@ -542,7 +542,7 @@
             </w:tabs>
             <w:rPr/>
           </w:pPr>
-          <w:hyperlink w:anchor="__RefHeading___Toc1318_1801721159">
+          <w:hyperlink w:anchor="__RefHeading___Toc1318_2404426520">
             <w:r>
               <w:rPr>
                 <w:rStyle w:val="IndexLink"/>
@@ -562,7 +562,7 @@
             </w:tabs>
             <w:rPr/>
           </w:pPr>
-          <w:hyperlink w:anchor="__RefHeading___Toc1320_1801721159">
+          <w:hyperlink w:anchor="__RefHeading___Toc1320_2404426520">
             <w:r>
               <w:rPr>
                 <w:rStyle w:val="IndexLink"/>
@@ -582,7 +582,7 @@
             </w:tabs>
             <w:rPr/>
           </w:pPr>
-          <w:hyperlink w:anchor="__RefHeading___Toc1322_1801721159">
+          <w:hyperlink w:anchor="__RefHeading___Toc1322_2404426520">
             <w:r>
               <w:rPr>
                 <w:rStyle w:val="IndexLink"/>
@@ -622,7 +622,7 @@
         <w:spacing w:lineRule="exact" w:line="240" w:before="240" w:after="120"/>
         <w:rPr/>
       </w:pPr>
-      <w:bookmarkStart w:id="0" w:name="__RefHeading___Toc1294_1801721159"/>
+      <w:bookmarkStart w:id="0" w:name="__RefHeading___Toc1294_2404426520"/>
       <w:bookmarkEnd w:id="0"/>
       <w:r>
         <w:rPr>
@@ -696,7 +696,7 @@
         <w:spacing w:lineRule="exact" w:line="240" w:before="240" w:after="120"/>
         <w:rPr/>
       </w:pPr>
-      <w:bookmarkStart w:id="1" w:name="__RefHeading___Toc1296_1801721159"/>
+      <w:bookmarkStart w:id="1" w:name="__RefHeading___Toc1296_2404426520"/>
       <w:bookmarkEnd w:id="1"/>
       <w:r>
         <w:rPr>
@@ -2010,7 +2010,7 @@
         <w:spacing w:lineRule="exact" w:line="240" w:before="240" w:after="120"/>
         <w:rPr/>
       </w:pPr>
-      <w:bookmarkStart w:id="2" w:name="__RefHeading___Toc1298_1801721159"/>
+      <w:bookmarkStart w:id="2" w:name="__RefHeading___Toc1298_2404426520"/>
       <w:bookmarkEnd w:id="2"/>
       <w:r>
         <w:rPr>
@@ -2587,7 +2587,7 @@
         <w:spacing w:lineRule="exact" w:line="240" w:before="240" w:after="120"/>
         <w:rPr/>
       </w:pPr>
-      <w:bookmarkStart w:id="3" w:name="__RefHeading___Toc1300_1801721159"/>
+      <w:bookmarkStart w:id="3" w:name="__RefHeading___Toc1300_2404426520"/>
       <w:bookmarkEnd w:id="3"/>
       <w:r>
         <w:rPr>
@@ -2625,7 +2625,7 @@
         <w:spacing w:lineRule="exact" w:line="240" w:before="240" w:after="120"/>
         <w:rPr/>
       </w:pPr>
-      <w:bookmarkStart w:id="4" w:name="__RefHeading___Toc1302_1801721159"/>
+      <w:bookmarkStart w:id="4" w:name="__RefHeading___Toc1302_2404426520"/>
       <w:bookmarkEnd w:id="4"/>
       <w:r>
         <w:rPr>
@@ -2663,7 +2663,7 @@
         <w:spacing w:lineRule="exact" w:line="240" w:before="240" w:after="120"/>
         <w:rPr/>
       </w:pPr>
-      <w:bookmarkStart w:id="5" w:name="__RefHeading___Toc1304_1801721159"/>
+      <w:bookmarkStart w:id="5" w:name="__RefHeading___Toc1304_2404426520"/>
       <w:bookmarkEnd w:id="5"/>
       <w:r>
         <w:rPr>
@@ -3510,7 +3510,7 @@
         <w:spacing w:lineRule="exact" w:line="240" w:before="240" w:after="120"/>
         <w:rPr/>
       </w:pPr>
-      <w:bookmarkStart w:id="6" w:name="__RefHeading___Toc1306_1801721159"/>
+      <w:bookmarkStart w:id="6" w:name="__RefHeading___Toc1306_2404426520"/>
       <w:bookmarkEnd w:id="6"/>
       <w:r>
         <w:rPr>
@@ -4107,7 +4107,7 @@
         <w:spacing w:lineRule="exact" w:line="240" w:before="240" w:after="120"/>
         <w:rPr/>
       </w:pPr>
-      <w:bookmarkStart w:id="7" w:name="__RefHeading___Toc1308_1801721159"/>
+      <w:bookmarkStart w:id="7" w:name="__RefHeading___Toc1308_2404426520"/>
       <w:bookmarkEnd w:id="7"/>
       <w:r>
         <w:rPr>
@@ -4722,7 +4722,7 @@
         <w:spacing w:lineRule="exact" w:line="240" w:before="240" w:after="120"/>
         <w:rPr/>
       </w:pPr>
-      <w:bookmarkStart w:id="8" w:name="__RefHeading___Toc1310_1801721159"/>
+      <w:bookmarkStart w:id="8" w:name="__RefHeading___Toc1310_2404426520"/>
       <w:bookmarkEnd w:id="8"/>
       <w:r>
         <w:rPr>
@@ -4842,7 +4842,7 @@
         <w:spacing w:lineRule="auto" w:line="240" w:before="0" w:after="60"/>
         <w:rPr/>
       </w:pPr>
-      <w:bookmarkStart w:id="9" w:name="__RefHeading___Toc1312_1801721159"/>
+      <w:bookmarkStart w:id="9" w:name="__RefHeading___Toc1312_2404426520"/>
       <w:bookmarkEnd w:id="9"/>
       <w:r>
         <w:rPr>
@@ -4873,7 +4873,7 @@
         <w:spacing w:lineRule="auto" w:line="240" w:before="0" w:after="60"/>
         <w:rPr/>
       </w:pPr>
-      <w:bookmarkStart w:id="10" w:name="__RefHeading___Toc1314_1801721159"/>
+      <w:bookmarkStart w:id="10" w:name="__RefHeading___Toc1314_2404426520"/>
       <w:bookmarkEnd w:id="10"/>
       <w:r>
         <w:rPr>
@@ -5437,7 +5437,7 @@
         <w:spacing w:lineRule="auto" w:line="240" w:before="0" w:after="60"/>
         <w:rPr/>
       </w:pPr>
-      <w:bookmarkStart w:id="11" w:name="__RefHeading___Toc1316_1801721159"/>
+      <w:bookmarkStart w:id="11" w:name="__RefHeading___Toc1316_2404426520"/>
       <w:bookmarkEnd w:id="11"/>
       <w:r>
         <w:rPr>
@@ -5502,7 +5502,7 @@
         <w:spacing w:lineRule="auto" w:line="240" w:before="0" w:after="60"/>
         <w:rPr/>
       </w:pPr>
-      <w:bookmarkStart w:id="12" w:name="__RefHeading___Toc1318_1801721159"/>
+      <w:bookmarkStart w:id="12" w:name="__RefHeading___Toc1318_2404426520"/>
       <w:bookmarkEnd w:id="12"/>
       <w:r>
         <w:rPr>
@@ -5567,7 +5567,7 @@
         <w:spacing w:lineRule="auto" w:line="240" w:before="0" w:after="60"/>
         <w:rPr/>
       </w:pPr>
-      <w:bookmarkStart w:id="13" w:name="__RefHeading___Toc1320_1801721159"/>
+      <w:bookmarkStart w:id="13" w:name="__RefHeading___Toc1320_2404426520"/>
       <w:bookmarkEnd w:id="13"/>
       <w:r>
         <w:rPr>
@@ -5598,7 +5598,7 @@
         <w:spacing w:lineRule="exact" w:line="240" w:before="240" w:after="120"/>
         <w:rPr/>
       </w:pPr>
-      <w:bookmarkStart w:id="14" w:name="__RefHeading___Toc1322_1801721159"/>
+      <w:bookmarkStart w:id="14" w:name="__RefHeading___Toc1322_2404426520"/>
       <w:bookmarkEnd w:id="14"/>
       <w:r>
         <w:rPr>

--- a/reporte/productos_formales/Producto_01_Plan_de_Trabajo.docx
+++ b/reporte/productos_formales/Producto_01_Plan_de_Trabajo.docx
@@ -302,7 +302,7 @@
             </w:rPr>
             <w:fldChar w:fldCharType="separate"/>
           </w:r>
-          <w:hyperlink w:anchor="__RefHeading___Toc1294_2404426520">
+          <w:hyperlink w:anchor="__RefHeading___Toc1294_1564033828">
             <w:r>
               <w:rPr>
                 <w:rStyle w:val="IndexLink"/>
@@ -322,7 +322,7 @@
             </w:tabs>
             <w:rPr/>
           </w:pPr>
-          <w:hyperlink w:anchor="__RefHeading___Toc1296_2404426520">
+          <w:hyperlink w:anchor="__RefHeading___Toc1296_1564033828">
             <w:r>
               <w:rPr>
                 <w:rStyle w:val="IndexLink"/>
@@ -342,7 +342,7 @@
             </w:tabs>
             <w:rPr/>
           </w:pPr>
-          <w:hyperlink w:anchor="__RefHeading___Toc1298_2404426520">
+          <w:hyperlink w:anchor="__RefHeading___Toc1298_1564033828">
             <w:r>
               <w:rPr>
                 <w:rStyle w:val="IndexLink"/>
@@ -362,7 +362,7 @@
             </w:tabs>
             <w:rPr/>
           </w:pPr>
-          <w:hyperlink w:anchor="__RefHeading___Toc1300_2404426520">
+          <w:hyperlink w:anchor="__RefHeading___Toc1300_1564033828">
             <w:r>
               <w:rPr>
                 <w:rStyle w:val="IndexLink"/>
@@ -382,7 +382,7 @@
             </w:tabs>
             <w:rPr/>
           </w:pPr>
-          <w:hyperlink w:anchor="__RefHeading___Toc1302_2404426520">
+          <w:hyperlink w:anchor="__RefHeading___Toc1302_1564033828">
             <w:r>
               <w:rPr>
                 <w:rStyle w:val="IndexLink"/>
@@ -402,7 +402,7 @@
             </w:tabs>
             <w:rPr/>
           </w:pPr>
-          <w:hyperlink w:anchor="__RefHeading___Toc1304_2404426520">
+          <w:hyperlink w:anchor="__RefHeading___Toc1304_1564033828">
             <w:r>
               <w:rPr>
                 <w:rStyle w:val="IndexLink"/>
@@ -422,7 +422,7 @@
             </w:tabs>
             <w:rPr/>
           </w:pPr>
-          <w:hyperlink w:anchor="__RefHeading___Toc1306_2404426520">
+          <w:hyperlink w:anchor="__RefHeading___Toc1306_1564033828">
             <w:r>
               <w:rPr>
                 <w:rStyle w:val="IndexLink"/>
@@ -442,7 +442,7 @@
             </w:tabs>
             <w:rPr/>
           </w:pPr>
-          <w:hyperlink w:anchor="__RefHeading___Toc1308_2404426520">
+          <w:hyperlink w:anchor="__RefHeading___Toc1308_1564033828">
             <w:r>
               <w:rPr>
                 <w:rStyle w:val="IndexLink"/>
@@ -462,7 +462,7 @@
             </w:tabs>
             <w:rPr/>
           </w:pPr>
-          <w:hyperlink w:anchor="__RefHeading___Toc1310_2404426520">
+          <w:hyperlink w:anchor="__RefHeading___Toc1310_1564033828">
             <w:r>
               <w:rPr>
                 <w:rStyle w:val="IndexLink"/>
@@ -482,7 +482,7 @@
             </w:tabs>
             <w:rPr/>
           </w:pPr>
-          <w:hyperlink w:anchor="__RefHeading___Toc1312_2404426520">
+          <w:hyperlink w:anchor="__RefHeading___Toc1312_1564033828">
             <w:r>
               <w:rPr>
                 <w:rStyle w:val="IndexLink"/>
@@ -502,7 +502,7 @@
             </w:tabs>
             <w:rPr/>
           </w:pPr>
-          <w:hyperlink w:anchor="__RefHeading___Toc1314_2404426520">
+          <w:hyperlink w:anchor="__RefHeading___Toc1314_1564033828">
             <w:r>
               <w:rPr>
                 <w:rStyle w:val="IndexLink"/>
@@ -522,7 +522,7 @@
             </w:tabs>
             <w:rPr/>
           </w:pPr>
-          <w:hyperlink w:anchor="__RefHeading___Toc1316_2404426520">
+          <w:hyperlink w:anchor="__RefHeading___Toc1316_1564033828">
             <w:r>
               <w:rPr>
                 <w:rStyle w:val="IndexLink"/>
@@ -542,7 +542,7 @@
             </w:tabs>
             <w:rPr/>
           </w:pPr>
-          <w:hyperlink w:anchor="__RefHeading___Toc1318_2404426520">
+          <w:hyperlink w:anchor="__RefHeading___Toc1318_1564033828">
             <w:r>
               <w:rPr>
                 <w:rStyle w:val="IndexLink"/>
@@ -562,7 +562,7 @@
             </w:tabs>
             <w:rPr/>
           </w:pPr>
-          <w:hyperlink w:anchor="__RefHeading___Toc1320_2404426520">
+          <w:hyperlink w:anchor="__RefHeading___Toc1320_1564033828">
             <w:r>
               <w:rPr>
                 <w:rStyle w:val="IndexLink"/>
@@ -582,7 +582,7 @@
             </w:tabs>
             <w:rPr/>
           </w:pPr>
-          <w:hyperlink w:anchor="__RefHeading___Toc1322_2404426520">
+          <w:hyperlink w:anchor="__RefHeading___Toc1322_1564033828">
             <w:r>
               <w:rPr>
                 <w:rStyle w:val="IndexLink"/>
@@ -622,7 +622,7 @@
         <w:spacing w:lineRule="exact" w:line="240" w:before="240" w:after="120"/>
         <w:rPr/>
       </w:pPr>
-      <w:bookmarkStart w:id="0" w:name="__RefHeading___Toc1294_2404426520"/>
+      <w:bookmarkStart w:id="0" w:name="__RefHeading___Toc1294_1564033828"/>
       <w:bookmarkEnd w:id="0"/>
       <w:r>
         <w:rPr>
@@ -696,7 +696,7 @@
         <w:spacing w:lineRule="exact" w:line="240" w:before="240" w:after="120"/>
         <w:rPr/>
       </w:pPr>
-      <w:bookmarkStart w:id="1" w:name="__RefHeading___Toc1296_2404426520"/>
+      <w:bookmarkStart w:id="1" w:name="__RefHeading___Toc1296_1564033828"/>
       <w:bookmarkEnd w:id="1"/>
       <w:r>
         <w:rPr>
@@ -2010,7 +2010,7 @@
         <w:spacing w:lineRule="exact" w:line="240" w:before="240" w:after="120"/>
         <w:rPr/>
       </w:pPr>
-      <w:bookmarkStart w:id="2" w:name="__RefHeading___Toc1298_2404426520"/>
+      <w:bookmarkStart w:id="2" w:name="__RefHeading___Toc1298_1564033828"/>
       <w:bookmarkEnd w:id="2"/>
       <w:r>
         <w:rPr>
@@ -2587,7 +2587,7 @@
         <w:spacing w:lineRule="exact" w:line="240" w:before="240" w:after="120"/>
         <w:rPr/>
       </w:pPr>
-      <w:bookmarkStart w:id="3" w:name="__RefHeading___Toc1300_2404426520"/>
+      <w:bookmarkStart w:id="3" w:name="__RefHeading___Toc1300_1564033828"/>
       <w:bookmarkEnd w:id="3"/>
       <w:r>
         <w:rPr>
@@ -2625,7 +2625,7 @@
         <w:spacing w:lineRule="exact" w:line="240" w:before="240" w:after="120"/>
         <w:rPr/>
       </w:pPr>
-      <w:bookmarkStart w:id="4" w:name="__RefHeading___Toc1302_2404426520"/>
+      <w:bookmarkStart w:id="4" w:name="__RefHeading___Toc1302_1564033828"/>
       <w:bookmarkEnd w:id="4"/>
       <w:r>
         <w:rPr>
@@ -2663,7 +2663,7 @@
         <w:spacing w:lineRule="exact" w:line="240" w:before="240" w:after="120"/>
         <w:rPr/>
       </w:pPr>
-      <w:bookmarkStart w:id="5" w:name="__RefHeading___Toc1304_2404426520"/>
+      <w:bookmarkStart w:id="5" w:name="__RefHeading___Toc1304_1564033828"/>
       <w:bookmarkEnd w:id="5"/>
       <w:r>
         <w:rPr>
@@ -3510,7 +3510,7 @@
         <w:spacing w:lineRule="exact" w:line="240" w:before="240" w:after="120"/>
         <w:rPr/>
       </w:pPr>
-      <w:bookmarkStart w:id="6" w:name="__RefHeading___Toc1306_2404426520"/>
+      <w:bookmarkStart w:id="6" w:name="__RefHeading___Toc1306_1564033828"/>
       <w:bookmarkEnd w:id="6"/>
       <w:r>
         <w:rPr>
@@ -4107,7 +4107,7 @@
         <w:spacing w:lineRule="exact" w:line="240" w:before="240" w:after="120"/>
         <w:rPr/>
       </w:pPr>
-      <w:bookmarkStart w:id="7" w:name="__RefHeading___Toc1308_2404426520"/>
+      <w:bookmarkStart w:id="7" w:name="__RefHeading___Toc1308_1564033828"/>
       <w:bookmarkEnd w:id="7"/>
       <w:r>
         <w:rPr>
@@ -4722,7 +4722,7 @@
         <w:spacing w:lineRule="exact" w:line="240" w:before="240" w:after="120"/>
         <w:rPr/>
       </w:pPr>
-      <w:bookmarkStart w:id="8" w:name="__RefHeading___Toc1310_2404426520"/>
+      <w:bookmarkStart w:id="8" w:name="__RefHeading___Toc1310_1564033828"/>
       <w:bookmarkEnd w:id="8"/>
       <w:r>
         <w:rPr>
@@ -4842,7 +4842,7 @@
         <w:spacing w:lineRule="auto" w:line="240" w:before="0" w:after="60"/>
         <w:rPr/>
       </w:pPr>
-      <w:bookmarkStart w:id="9" w:name="__RefHeading___Toc1312_2404426520"/>
+      <w:bookmarkStart w:id="9" w:name="__RefHeading___Toc1312_1564033828"/>
       <w:bookmarkEnd w:id="9"/>
       <w:r>
         <w:rPr>
@@ -4873,7 +4873,7 @@
         <w:spacing w:lineRule="auto" w:line="240" w:before="0" w:after="60"/>
         <w:rPr/>
       </w:pPr>
-      <w:bookmarkStart w:id="10" w:name="__RefHeading___Toc1314_2404426520"/>
+      <w:bookmarkStart w:id="10" w:name="__RefHeading___Toc1314_1564033828"/>
       <w:bookmarkEnd w:id="10"/>
       <w:r>
         <w:rPr>
@@ -5437,7 +5437,7 @@
         <w:spacing w:lineRule="auto" w:line="240" w:before="0" w:after="60"/>
         <w:rPr/>
       </w:pPr>
-      <w:bookmarkStart w:id="11" w:name="__RefHeading___Toc1316_2404426520"/>
+      <w:bookmarkStart w:id="11" w:name="__RefHeading___Toc1316_1564033828"/>
       <w:bookmarkEnd w:id="11"/>
       <w:r>
         <w:rPr>
@@ -5502,7 +5502,7 @@
         <w:spacing w:lineRule="auto" w:line="240" w:before="0" w:after="60"/>
         <w:rPr/>
       </w:pPr>
-      <w:bookmarkStart w:id="12" w:name="__RefHeading___Toc1318_2404426520"/>
+      <w:bookmarkStart w:id="12" w:name="__RefHeading___Toc1318_1564033828"/>
       <w:bookmarkEnd w:id="12"/>
       <w:r>
         <w:rPr>
@@ -5567,7 +5567,7 @@
         <w:spacing w:lineRule="auto" w:line="240" w:before="0" w:after="60"/>
         <w:rPr/>
       </w:pPr>
-      <w:bookmarkStart w:id="13" w:name="__RefHeading___Toc1320_2404426520"/>
+      <w:bookmarkStart w:id="13" w:name="__RefHeading___Toc1320_1564033828"/>
       <w:bookmarkEnd w:id="13"/>
       <w:r>
         <w:rPr>
@@ -5598,7 +5598,7 @@
         <w:spacing w:lineRule="exact" w:line="240" w:before="240" w:after="120"/>
         <w:rPr/>
       </w:pPr>
-      <w:bookmarkStart w:id="14" w:name="__RefHeading___Toc1322_2404426520"/>
+      <w:bookmarkStart w:id="14" w:name="__RefHeading___Toc1322_1564033828"/>
       <w:bookmarkEnd w:id="14"/>
       <w:r>
         <w:rPr>

--- a/reporte/productos_formales/Producto_01_Plan_de_Trabajo.docx
+++ b/reporte/productos_formales/Producto_01_Plan_de_Trabajo.docx
@@ -302,7 +302,7 @@
             </w:rPr>
             <w:fldChar w:fldCharType="separate"/>
           </w:r>
-          <w:hyperlink w:anchor="__RefHeading___Toc1294_1564033828">
+          <w:hyperlink w:anchor="__RefHeading___Toc1321_3956443927">
             <w:r>
               <w:rPr>
                 <w:rStyle w:val="IndexLink"/>
@@ -322,7 +322,7 @@
             </w:tabs>
             <w:rPr/>
           </w:pPr>
-          <w:hyperlink w:anchor="__RefHeading___Toc1296_1564033828">
+          <w:hyperlink w:anchor="__RefHeading___Toc1323_3956443927">
             <w:r>
               <w:rPr>
                 <w:rStyle w:val="IndexLink"/>
@@ -342,7 +342,7 @@
             </w:tabs>
             <w:rPr/>
           </w:pPr>
-          <w:hyperlink w:anchor="__RefHeading___Toc1298_1564033828">
+          <w:hyperlink w:anchor="__RefHeading___Toc1325_3956443927">
             <w:r>
               <w:rPr>
                 <w:rStyle w:val="IndexLink"/>
@@ -362,7 +362,7 @@
             </w:tabs>
             <w:rPr/>
           </w:pPr>
-          <w:hyperlink w:anchor="__RefHeading___Toc1300_1564033828">
+          <w:hyperlink w:anchor="__RefHeading___Toc1327_3956443927">
             <w:r>
               <w:rPr>
                 <w:rStyle w:val="IndexLink"/>
@@ -382,7 +382,7 @@
             </w:tabs>
             <w:rPr/>
           </w:pPr>
-          <w:hyperlink w:anchor="__RefHeading___Toc1302_1564033828">
+          <w:hyperlink w:anchor="__RefHeading___Toc1329_3956443927">
             <w:r>
               <w:rPr>
                 <w:rStyle w:val="IndexLink"/>
@@ -402,7 +402,7 @@
             </w:tabs>
             <w:rPr/>
           </w:pPr>
-          <w:hyperlink w:anchor="__RefHeading___Toc1304_1564033828">
+          <w:hyperlink w:anchor="__RefHeading___Toc1331_3956443927">
             <w:r>
               <w:rPr>
                 <w:rStyle w:val="IndexLink"/>
@@ -422,7 +422,7 @@
             </w:tabs>
             <w:rPr/>
           </w:pPr>
-          <w:hyperlink w:anchor="__RefHeading___Toc1306_1564033828">
+          <w:hyperlink w:anchor="__RefHeading___Toc1333_3956443927">
             <w:r>
               <w:rPr>
                 <w:rStyle w:val="IndexLink"/>
@@ -442,7 +442,7 @@
             </w:tabs>
             <w:rPr/>
           </w:pPr>
-          <w:hyperlink w:anchor="__RefHeading___Toc1308_1564033828">
+          <w:hyperlink w:anchor="__RefHeading___Toc1335_3956443927">
             <w:r>
               <w:rPr>
                 <w:rStyle w:val="IndexLink"/>
@@ -462,7 +462,7 @@
             </w:tabs>
             <w:rPr/>
           </w:pPr>
-          <w:hyperlink w:anchor="__RefHeading___Toc1310_1564033828">
+          <w:hyperlink w:anchor="__RefHeading___Toc1337_3956443927">
             <w:r>
               <w:rPr>
                 <w:rStyle w:val="IndexLink"/>
@@ -482,12 +482,12 @@
             </w:tabs>
             <w:rPr/>
           </w:pPr>
-          <w:hyperlink w:anchor="__RefHeading___Toc1312_1564033828">
+          <w:hyperlink w:anchor="__RefHeading___Toc1339_3956443927">
             <w:r>
               <w:rPr>
                 <w:rStyle w:val="IndexLink"/>
               </w:rPr>
-              <w:t>ANEXO TÉCNICO SPRINT 4 — ANÁLISIS DE PAGOS Y MODALIDADES</w:t>
+              <w:t>ANEXO TÉCNICO — PAGOS, MODALIDADES Y ARQUITECTURA OPERACIONAL</w:t>
               <w:tab/>
               <w:t>5</w:t>
             </w:r>
@@ -502,12 +502,12 @@
             </w:tabs>
             <w:rPr/>
           </w:pPr>
-          <w:hyperlink w:anchor="__RefHeading___Toc1314_1564033828">
+          <w:hyperlink w:anchor="__RefHeading___Toc1341_3956443927">
             <w:r>
               <w:rPr>
                 <w:rStyle w:val="IndexLink"/>
               </w:rPr>
-              <w:t>Resultados reproducibles</w:t>
+              <w:t>Resultados reproducibles de pagos y modalidades</w:t>
               <w:tab/>
               <w:t>5</w:t>
             </w:r>
@@ -522,7 +522,7 @@
             </w:tabs>
             <w:rPr/>
           </w:pPr>
-          <w:hyperlink w:anchor="__RefHeading___Toc1316_1564033828">
+          <w:hyperlink w:anchor="__RefHeading___Toc1343_3956443927">
             <w:r>
               <w:rPr>
                 <w:rStyle w:val="IndexLink"/>
@@ -542,7 +542,7 @@
             </w:tabs>
             <w:rPr/>
           </w:pPr>
-          <w:hyperlink w:anchor="__RefHeading___Toc1318_1564033828">
+          <w:hyperlink w:anchor="__RefHeading___Toc1345_3956443927">
             <w:r>
               <w:rPr>
                 <w:rStyle w:val="IndexLink"/>
@@ -562,7 +562,27 @@
             </w:tabs>
             <w:rPr/>
           </w:pPr>
-          <w:hyperlink w:anchor="__RefHeading___Toc1320_1564033828">
+          <w:hyperlink w:anchor="__RefHeading___Toc1347_3956443927">
+            <w:r>
+              <w:rPr>
+                <w:rStyle w:val="IndexLink"/>
+              </w:rPr>
+              <w:t>Arquitectura operacional Spark-native</w:t>
+              <w:tab/>
+              <w:t>6</w:t>
+            </w:r>
+          </w:hyperlink>
+        </w:p>
+        <w:p>
+          <w:pPr>
+            <w:pStyle w:val="TOC2"/>
+            <w:tabs>
+              <w:tab w:val="clear" w:pos="8743"/>
+              <w:tab w:val="right" w:pos="9025" w:leader="dot"/>
+            </w:tabs>
+            <w:rPr/>
+          </w:pPr>
+          <w:hyperlink w:anchor="__RefHeading___Toc1349_3956443927">
             <w:r>
               <w:rPr>
                 <w:rStyle w:val="IndexLink"/>
@@ -582,7 +602,7 @@
             </w:tabs>
             <w:rPr/>
           </w:pPr>
-          <w:hyperlink w:anchor="__RefHeading___Toc1322_1564033828">
+          <w:hyperlink w:anchor="__RefHeading___Toc1351_3956443927">
             <w:r>
               <w:rPr>
                 <w:rStyle w:val="IndexLink"/>
@@ -622,7 +642,7 @@
         <w:spacing w:lineRule="exact" w:line="240" w:before="240" w:after="120"/>
         <w:rPr/>
       </w:pPr>
-      <w:bookmarkStart w:id="0" w:name="__RefHeading___Toc1294_1564033828"/>
+      <w:bookmarkStart w:id="0" w:name="__RefHeading___Toc1321_3956443927"/>
       <w:bookmarkEnd w:id="0"/>
       <w:r>
         <w:rPr>
@@ -696,7 +716,7 @@
         <w:spacing w:lineRule="exact" w:line="240" w:before="240" w:after="120"/>
         <w:rPr/>
       </w:pPr>
-      <w:bookmarkStart w:id="1" w:name="__RefHeading___Toc1296_1564033828"/>
+      <w:bookmarkStart w:id="1" w:name="__RefHeading___Toc1323_3956443927"/>
       <w:bookmarkEnd w:id="1"/>
       <w:r>
         <w:rPr>
@@ -2010,7 +2030,7 @@
         <w:spacing w:lineRule="exact" w:line="240" w:before="240" w:after="120"/>
         <w:rPr/>
       </w:pPr>
-      <w:bookmarkStart w:id="2" w:name="__RefHeading___Toc1298_1564033828"/>
+      <w:bookmarkStart w:id="2" w:name="__RefHeading___Toc1325_3956443927"/>
       <w:bookmarkEnd w:id="2"/>
       <w:r>
         <w:rPr>
@@ -2587,7 +2607,7 @@
         <w:spacing w:lineRule="exact" w:line="240" w:before="240" w:after="120"/>
         <w:rPr/>
       </w:pPr>
-      <w:bookmarkStart w:id="3" w:name="__RefHeading___Toc1300_1564033828"/>
+      <w:bookmarkStart w:id="3" w:name="__RefHeading___Toc1327_3956443927"/>
       <w:bookmarkEnd w:id="3"/>
       <w:r>
         <w:rPr>
@@ -2625,7 +2645,7 @@
         <w:spacing w:lineRule="exact" w:line="240" w:before="240" w:after="120"/>
         <w:rPr/>
       </w:pPr>
-      <w:bookmarkStart w:id="4" w:name="__RefHeading___Toc1302_1564033828"/>
+      <w:bookmarkStart w:id="4" w:name="__RefHeading___Toc1329_3956443927"/>
       <w:bookmarkEnd w:id="4"/>
       <w:r>
         <w:rPr>
@@ -2663,7 +2683,7 @@
         <w:spacing w:lineRule="exact" w:line="240" w:before="240" w:after="120"/>
         <w:rPr/>
       </w:pPr>
-      <w:bookmarkStart w:id="5" w:name="__RefHeading___Toc1304_1564033828"/>
+      <w:bookmarkStart w:id="5" w:name="__RefHeading___Toc1331_3956443927"/>
       <w:bookmarkEnd w:id="5"/>
       <w:r>
         <w:rPr>
@@ -3510,7 +3530,7 @@
         <w:spacing w:lineRule="exact" w:line="240" w:before="240" w:after="120"/>
         <w:rPr/>
       </w:pPr>
-      <w:bookmarkStart w:id="6" w:name="__RefHeading___Toc1306_1564033828"/>
+      <w:bookmarkStart w:id="6" w:name="__RefHeading___Toc1333_3956443927"/>
       <w:bookmarkEnd w:id="6"/>
       <w:r>
         <w:rPr>
@@ -4107,7 +4127,7 @@
         <w:spacing w:lineRule="exact" w:line="240" w:before="240" w:after="120"/>
         <w:rPr/>
       </w:pPr>
-      <w:bookmarkStart w:id="7" w:name="__RefHeading___Toc1308_1564033828"/>
+      <w:bookmarkStart w:id="7" w:name="__RefHeading___Toc1335_3956443927"/>
       <w:bookmarkEnd w:id="7"/>
       <w:r>
         <w:rPr>
@@ -4722,7 +4742,7 @@
         <w:spacing w:lineRule="exact" w:line="240" w:before="240" w:after="120"/>
         <w:rPr/>
       </w:pPr>
-      <w:bookmarkStart w:id="8" w:name="__RefHeading___Toc1310_1564033828"/>
+      <w:bookmarkStart w:id="8" w:name="__RefHeading___Toc1337_3956443927"/>
       <w:bookmarkEnd w:id="8"/>
       <w:r>
         <w:rPr>
@@ -4842,7 +4862,7 @@
         <w:spacing w:lineRule="auto" w:line="240" w:before="0" w:after="60"/>
         <w:rPr/>
       </w:pPr>
-      <w:bookmarkStart w:id="9" w:name="__RefHeading___Toc1312_1564033828"/>
+      <w:bookmarkStart w:id="9" w:name="__RefHeading___Toc1339_3956443927"/>
       <w:bookmarkEnd w:id="9"/>
       <w:r>
         <w:rPr>
@@ -4850,7 +4870,7 @@
           <w:b/>
           <w:sz w:val="22"/>
         </w:rPr>
-        <w:t>ANEXO TÉCNICO SPRINT 4 — ANÁLISIS DE PAGOS Y MODALIDADES</w:t>
+        <w:t>ANEXO TÉCNICO — PAGOS, MODALIDADES Y ARQUITECTURA OPERACIONAL</w:t>
       </w:r>
     </w:p>
     <w:p>
@@ -4864,7 +4884,7 @@
         <w:rPr>
           <w:sz w:val="22"/>
         </w:rPr>
-        <w:t>Este anexo cubre la actividad del TDR referida al análisis estadístico y exploratorio de patrones de pagos, montos contractuales y modalidades de contratación. La evidencia del PoC usa pagos sintéticos vinculados a contratos sintéticos; no representa información SIAF real ni determina la legalidad de una modalidad.</w:t>
+        <w:t>Este anexo cubre el análisis estadístico/exploratorio de pagos, montos contractuales y modalidades y actualiza la descripción de la arquitectura operacional. La evidencia de pagos usa datos sintéticos vinculados a contratos sintéticos; no representa información SIAF real ni determina la legalidad de una modalidad.</w:t>
       </w:r>
     </w:p>
     <w:p>
@@ -4873,7 +4893,7 @@
         <w:spacing w:lineRule="auto" w:line="240" w:before="0" w:after="60"/>
         <w:rPr/>
       </w:pPr>
-      <w:bookmarkStart w:id="10" w:name="__RefHeading___Toc1314_1564033828"/>
+      <w:bookmarkStart w:id="10" w:name="__RefHeading___Toc1341_3956443927"/>
       <w:bookmarkEnd w:id="10"/>
       <w:r>
         <w:rPr>
@@ -4881,7 +4901,7 @@
           <w:b/>
           <w:sz w:val="22"/>
         </w:rPr>
-        <w:t>Resultados reproducibles</w:t>
+        <w:t>Resultados reproducibles de pagos y modalidades</w:t>
       </w:r>
     </w:p>
     <w:tbl>
@@ -5428,7 +5448,7 @@
         <w:rPr>
           <w:sz w:val="22"/>
         </w:rPr>
-        <w:t>La clasificación de modalidades frente a cuantía es únicamente referencial. Contratación Directa, Comparación de Precios, Subasta Inversa, acuerdos marco y otros supuestos pueden depender de condiciones jurídicas o de mercado que no se deducen del monto por sí solo. Por ello, 'requiere revisión de contexto' no equivale a irregularidad.</w:t>
+        <w:t>La comparación de modalidades frente a cuantía es únicamente referencial. Contratación Directa, Comparación de Precios, Subasta Inversa, acuerdos marco y otros supuestos pueden depender de condiciones que no se deducen del monto por sí solo; 'requiere revisión de contexto' no equivale a irregularidad.</w:t>
       </w:r>
     </w:p>
     <w:p>
@@ -5437,7 +5457,7 @@
         <w:spacing w:lineRule="auto" w:line="240" w:before="0" w:after="60"/>
         <w:rPr/>
       </w:pPr>
-      <w:bookmarkStart w:id="11" w:name="__RefHeading___Toc1316_1564033828"/>
+      <w:bookmarkStart w:id="11" w:name="__RefHeading___Toc1343_3956443927"/>
       <w:bookmarkEnd w:id="11"/>
       <w:r>
         <w:rPr>
@@ -5502,7 +5522,7 @@
         <w:spacing w:lineRule="auto" w:line="240" w:before="0" w:after="60"/>
         <w:rPr/>
       </w:pPr>
-      <w:bookmarkStart w:id="12" w:name="__RefHeading___Toc1318_1564033828"/>
+      <w:bookmarkStart w:id="12" w:name="__RefHeading___Toc1345_3956443927"/>
       <w:bookmarkEnd w:id="12"/>
       <w:r>
         <w:rPr>
@@ -5567,8 +5587,53 @@
         <w:spacing w:lineRule="auto" w:line="240" w:before="0" w:after="60"/>
         <w:rPr/>
       </w:pPr>
-      <w:bookmarkStart w:id="13" w:name="__RefHeading___Toc1320_1564033828"/>
+      <w:bookmarkStart w:id="13" w:name="__RefHeading___Toc1347_3956443927"/>
       <w:bookmarkEnd w:id="13"/>
+      <w:r>
+        <w:rPr>
+          <w:rFonts w:ascii="Arial" w:hAnsi="Arial"/>
+          <w:b/>
+          <w:sz w:val="22"/>
+        </w:rPr>
+        <w:t>Arquitectura operacional Spark-native</w:t>
+      </w:r>
+    </w:p>
+    <w:p>
+      <w:pPr>
+        <w:pStyle w:val="Normal"/>
+        <w:spacing w:lineRule="auto" w:line="240" w:before="0" w:after="60"/>
+        <w:jc w:val="both"/>
+        <w:rPr/>
+      </w:pPr>
+      <w:r>
+        <w:rPr>
+          <w:sz w:val="22"/>
+        </w:rPr>
+        <w:t>La evidencia histórica de modelado Spark se conserva en modo local[*] para reproducibilidad. En paralelo, la ruta operacional TRAIN/INFERENCE admite un master Spark configurable. Cuando source.type=spark_sql, el conector devuelve un Spark DataFrame y el mapping, validación, preprocesamiento, feature engineering y MLlib permanecen en Spark sin toPandas(). Las medianas por objeto aprendidas en TRAIN se persisten como Parquet distribuido y los rankings de INFERENCE se escriben también como Parquet distribuido.</w:t>
+      </w:r>
+    </w:p>
+    <w:p>
+      <w:pPr>
+        <w:pStyle w:val="Normal"/>
+        <w:spacing w:lineRule="auto" w:line="240" w:before="0" w:after="60"/>
+        <w:jc w:val="both"/>
+        <w:rPr/>
+      </w:pPr>
+      <w:r>
+        <w:rPr>
+          <w:sz w:val="22"/>
+        </w:rPr>
+        <w:t>Esta capacidad elimina el cuello de botella pandas del adaptador Spark anterior, pero no sustituye las pruebas de carga, particionamiento, seguridad, rendimiento y robustez que deben ejecutarse con el clúster y volumen institucionales reales.</w:t>
+      </w:r>
+    </w:p>
+    <w:p>
+      <w:pPr>
+        <w:pStyle w:val="Heading2"/>
+        <w:spacing w:lineRule="auto" w:line="240" w:before="0" w:after="60"/>
+        <w:rPr/>
+      </w:pPr>
+      <w:bookmarkStart w:id="14" w:name="__RefHeading___Toc1349_3956443927"/>
+      <w:bookmarkEnd w:id="14"/>
       <w:r>
         <w:rPr>
           <w:rFonts w:ascii="Arial" w:hAnsi="Arial"/>
@@ -5589,7 +5654,7 @@
         <w:rPr>
           <w:sz w:val="22"/>
         </w:rPr>
-        <w:t>El cierre literal con pagos SIAF/SEACE institucionales, diccionarios reales, validación jurídica/funcional y permisos de consulta depende de la CGR y se mantiene registrado en el catálogo de dependencias institucionales.</w:t>
+        <w:t>El cierre literal con pagos SIAF/SEACE, tablas/vistas reales, ground truth, permisos, clúster, DEV/QA/PROD, SQL Server/SSRS, certificación y conformidad depende de la CGR y permanece registrado en el catálogo de dependencias institucionales.</w:t>
       </w:r>
     </w:p>
     <w:p>
@@ -5598,8 +5663,8 @@
         <w:spacing w:lineRule="exact" w:line="240" w:before="240" w:after="120"/>
         <w:rPr/>
       </w:pPr>
-      <w:bookmarkStart w:id="14" w:name="__RefHeading___Toc1322_1564033828"/>
-      <w:bookmarkEnd w:id="14"/>
+      <w:bookmarkStart w:id="15" w:name="__RefHeading___Toc1351_3956443927"/>
+      <w:bookmarkEnd w:id="15"/>
       <w:r>
         <w:rPr>
           <w:rFonts w:eastAsia="Arial" w:cs="Arial" w:ascii="Arial" w:hAnsi="Arial"/>

--- a/reporte/productos_formales/Producto_01_Plan_de_Trabajo.docx
+++ b/reporte/productos_formales/Producto_01_Plan_de_Trabajo.docx
@@ -302,7 +302,7 @@
             </w:rPr>
             <w:fldChar w:fldCharType="separate"/>
           </w:r>
-          <w:hyperlink w:anchor="__RefHeading___Toc1321_3956443927">
+          <w:hyperlink w:anchor="__RefHeading___Toc1321_1913477755">
             <w:r>
               <w:rPr>
                 <w:rStyle w:val="IndexLink"/>
@@ -322,7 +322,7 @@
             </w:tabs>
             <w:rPr/>
           </w:pPr>
-          <w:hyperlink w:anchor="__RefHeading___Toc1323_3956443927">
+          <w:hyperlink w:anchor="__RefHeading___Toc1323_1913477755">
             <w:r>
               <w:rPr>
                 <w:rStyle w:val="IndexLink"/>
@@ -342,7 +342,7 @@
             </w:tabs>
             <w:rPr/>
           </w:pPr>
-          <w:hyperlink w:anchor="__RefHeading___Toc1325_3956443927">
+          <w:hyperlink w:anchor="__RefHeading___Toc1325_1913477755">
             <w:r>
               <w:rPr>
                 <w:rStyle w:val="IndexLink"/>
@@ -362,7 +362,7 @@
             </w:tabs>
             <w:rPr/>
           </w:pPr>
-          <w:hyperlink w:anchor="__RefHeading___Toc1327_3956443927">
+          <w:hyperlink w:anchor="__RefHeading___Toc1327_1913477755">
             <w:r>
               <w:rPr>
                 <w:rStyle w:val="IndexLink"/>
@@ -382,7 +382,7 @@
             </w:tabs>
             <w:rPr/>
           </w:pPr>
-          <w:hyperlink w:anchor="__RefHeading___Toc1329_3956443927">
+          <w:hyperlink w:anchor="__RefHeading___Toc1329_1913477755">
             <w:r>
               <w:rPr>
                 <w:rStyle w:val="IndexLink"/>
@@ -402,7 +402,7 @@
             </w:tabs>
             <w:rPr/>
           </w:pPr>
-          <w:hyperlink w:anchor="__RefHeading___Toc1331_3956443927">
+          <w:hyperlink w:anchor="__RefHeading___Toc1331_1913477755">
             <w:r>
               <w:rPr>
                 <w:rStyle w:val="IndexLink"/>
@@ -422,7 +422,7 @@
             </w:tabs>
             <w:rPr/>
           </w:pPr>
-          <w:hyperlink w:anchor="__RefHeading___Toc1333_3956443927">
+          <w:hyperlink w:anchor="__RefHeading___Toc1333_1913477755">
             <w:r>
               <w:rPr>
                 <w:rStyle w:val="IndexLink"/>
@@ -442,7 +442,7 @@
             </w:tabs>
             <w:rPr/>
           </w:pPr>
-          <w:hyperlink w:anchor="__RefHeading___Toc1335_3956443927">
+          <w:hyperlink w:anchor="__RefHeading___Toc1335_1913477755">
             <w:r>
               <w:rPr>
                 <w:rStyle w:val="IndexLink"/>
@@ -462,7 +462,7 @@
             </w:tabs>
             <w:rPr/>
           </w:pPr>
-          <w:hyperlink w:anchor="__RefHeading___Toc1337_3956443927">
+          <w:hyperlink w:anchor="__RefHeading___Toc1337_1913477755">
             <w:r>
               <w:rPr>
                 <w:rStyle w:val="IndexLink"/>
@@ -482,7 +482,7 @@
             </w:tabs>
             <w:rPr/>
           </w:pPr>
-          <w:hyperlink w:anchor="__RefHeading___Toc1339_3956443927">
+          <w:hyperlink w:anchor="__RefHeading___Toc1339_1913477755">
             <w:r>
               <w:rPr>
                 <w:rStyle w:val="IndexLink"/>
@@ -502,7 +502,7 @@
             </w:tabs>
             <w:rPr/>
           </w:pPr>
-          <w:hyperlink w:anchor="__RefHeading___Toc1341_3956443927">
+          <w:hyperlink w:anchor="__RefHeading___Toc1341_1913477755">
             <w:r>
               <w:rPr>
                 <w:rStyle w:val="IndexLink"/>
@@ -522,7 +522,7 @@
             </w:tabs>
             <w:rPr/>
           </w:pPr>
-          <w:hyperlink w:anchor="__RefHeading___Toc1343_3956443927">
+          <w:hyperlink w:anchor="__RefHeading___Toc1343_1913477755">
             <w:r>
               <w:rPr>
                 <w:rStyle w:val="IndexLink"/>
@@ -542,7 +542,7 @@
             </w:tabs>
             <w:rPr/>
           </w:pPr>
-          <w:hyperlink w:anchor="__RefHeading___Toc1345_3956443927">
+          <w:hyperlink w:anchor="__RefHeading___Toc1345_1913477755">
             <w:r>
               <w:rPr>
                 <w:rStyle w:val="IndexLink"/>
@@ -562,7 +562,7 @@
             </w:tabs>
             <w:rPr/>
           </w:pPr>
-          <w:hyperlink w:anchor="__RefHeading___Toc1347_3956443927">
+          <w:hyperlink w:anchor="__RefHeading___Toc1347_1913477755">
             <w:r>
               <w:rPr>
                 <w:rStyle w:val="IndexLink"/>
@@ -582,7 +582,7 @@
             </w:tabs>
             <w:rPr/>
           </w:pPr>
-          <w:hyperlink w:anchor="__RefHeading___Toc1349_3956443927">
+          <w:hyperlink w:anchor="__RefHeading___Toc1349_1913477755">
             <w:r>
               <w:rPr>
                 <w:rStyle w:val="IndexLink"/>
@@ -602,7 +602,7 @@
             </w:tabs>
             <w:rPr/>
           </w:pPr>
-          <w:hyperlink w:anchor="__RefHeading___Toc1351_3956443927">
+          <w:hyperlink w:anchor="__RefHeading___Toc1351_1913477755">
             <w:r>
               <w:rPr>
                 <w:rStyle w:val="IndexLink"/>
@@ -642,7 +642,7 @@
         <w:spacing w:lineRule="exact" w:line="240" w:before="240" w:after="120"/>
         <w:rPr/>
       </w:pPr>
-      <w:bookmarkStart w:id="0" w:name="__RefHeading___Toc1321_3956443927"/>
+      <w:bookmarkStart w:id="0" w:name="__RefHeading___Toc1321_1913477755"/>
       <w:bookmarkEnd w:id="0"/>
       <w:r>
         <w:rPr>
@@ -716,7 +716,7 @@
         <w:spacing w:lineRule="exact" w:line="240" w:before="240" w:after="120"/>
         <w:rPr/>
       </w:pPr>
-      <w:bookmarkStart w:id="1" w:name="__RefHeading___Toc1323_3956443927"/>
+      <w:bookmarkStart w:id="1" w:name="__RefHeading___Toc1323_1913477755"/>
       <w:bookmarkEnd w:id="1"/>
       <w:r>
         <w:rPr>
@@ -2030,7 +2030,7 @@
         <w:spacing w:lineRule="exact" w:line="240" w:before="240" w:after="120"/>
         <w:rPr/>
       </w:pPr>
-      <w:bookmarkStart w:id="2" w:name="__RefHeading___Toc1325_3956443927"/>
+      <w:bookmarkStart w:id="2" w:name="__RefHeading___Toc1325_1913477755"/>
       <w:bookmarkEnd w:id="2"/>
       <w:r>
         <w:rPr>
@@ -2607,7 +2607,7 @@
         <w:spacing w:lineRule="exact" w:line="240" w:before="240" w:after="120"/>
         <w:rPr/>
       </w:pPr>
-      <w:bookmarkStart w:id="3" w:name="__RefHeading___Toc1327_3956443927"/>
+      <w:bookmarkStart w:id="3" w:name="__RefHeading___Toc1327_1913477755"/>
       <w:bookmarkEnd w:id="3"/>
       <w:r>
         <w:rPr>
@@ -2645,7 +2645,7 @@
         <w:spacing w:lineRule="exact" w:line="240" w:before="240" w:after="120"/>
         <w:rPr/>
       </w:pPr>
-      <w:bookmarkStart w:id="4" w:name="__RefHeading___Toc1329_3956443927"/>
+      <w:bookmarkStart w:id="4" w:name="__RefHeading___Toc1329_1913477755"/>
       <w:bookmarkEnd w:id="4"/>
       <w:r>
         <w:rPr>
@@ -2683,7 +2683,7 @@
         <w:spacing w:lineRule="exact" w:line="240" w:before="240" w:after="120"/>
         <w:rPr/>
       </w:pPr>
-      <w:bookmarkStart w:id="5" w:name="__RefHeading___Toc1331_3956443927"/>
+      <w:bookmarkStart w:id="5" w:name="__RefHeading___Toc1331_1913477755"/>
       <w:bookmarkEnd w:id="5"/>
       <w:r>
         <w:rPr>
@@ -3530,7 +3530,7 @@
         <w:spacing w:lineRule="exact" w:line="240" w:before="240" w:after="120"/>
         <w:rPr/>
       </w:pPr>
-      <w:bookmarkStart w:id="6" w:name="__RefHeading___Toc1333_3956443927"/>
+      <w:bookmarkStart w:id="6" w:name="__RefHeading___Toc1333_1913477755"/>
       <w:bookmarkEnd w:id="6"/>
       <w:r>
         <w:rPr>
@@ -4127,7 +4127,7 @@
         <w:spacing w:lineRule="exact" w:line="240" w:before="240" w:after="120"/>
         <w:rPr/>
       </w:pPr>
-      <w:bookmarkStart w:id="7" w:name="__RefHeading___Toc1335_3956443927"/>
+      <w:bookmarkStart w:id="7" w:name="__RefHeading___Toc1335_1913477755"/>
       <w:bookmarkEnd w:id="7"/>
       <w:r>
         <w:rPr>
@@ -4742,7 +4742,7 @@
         <w:spacing w:lineRule="exact" w:line="240" w:before="240" w:after="120"/>
         <w:rPr/>
       </w:pPr>
-      <w:bookmarkStart w:id="8" w:name="__RefHeading___Toc1337_3956443927"/>
+      <w:bookmarkStart w:id="8" w:name="__RefHeading___Toc1337_1913477755"/>
       <w:bookmarkEnd w:id="8"/>
       <w:r>
         <w:rPr>
@@ -4862,7 +4862,7 @@
         <w:spacing w:lineRule="auto" w:line="240" w:before="0" w:after="60"/>
         <w:rPr/>
       </w:pPr>
-      <w:bookmarkStart w:id="9" w:name="__RefHeading___Toc1339_3956443927"/>
+      <w:bookmarkStart w:id="9" w:name="__RefHeading___Toc1339_1913477755"/>
       <w:bookmarkEnd w:id="9"/>
       <w:r>
         <w:rPr>
@@ -4893,7 +4893,7 @@
         <w:spacing w:lineRule="auto" w:line="240" w:before="0" w:after="60"/>
         <w:rPr/>
       </w:pPr>
-      <w:bookmarkStart w:id="10" w:name="__RefHeading___Toc1341_3956443927"/>
+      <w:bookmarkStart w:id="10" w:name="__RefHeading___Toc1341_1913477755"/>
       <w:bookmarkEnd w:id="10"/>
       <w:r>
         <w:rPr>
@@ -5457,7 +5457,7 @@
         <w:spacing w:lineRule="auto" w:line="240" w:before="0" w:after="60"/>
         <w:rPr/>
       </w:pPr>
-      <w:bookmarkStart w:id="11" w:name="__RefHeading___Toc1343_3956443927"/>
+      <w:bookmarkStart w:id="11" w:name="__RefHeading___Toc1343_1913477755"/>
       <w:bookmarkEnd w:id="11"/>
       <w:r>
         <w:rPr>
@@ -5522,7 +5522,7 @@
         <w:spacing w:lineRule="auto" w:line="240" w:before="0" w:after="60"/>
         <w:rPr/>
       </w:pPr>
-      <w:bookmarkStart w:id="12" w:name="__RefHeading___Toc1345_3956443927"/>
+      <w:bookmarkStart w:id="12" w:name="__RefHeading___Toc1345_1913477755"/>
       <w:bookmarkEnd w:id="12"/>
       <w:r>
         <w:rPr>
@@ -5587,7 +5587,7 @@
         <w:spacing w:lineRule="auto" w:line="240" w:before="0" w:after="60"/>
         <w:rPr/>
       </w:pPr>
-      <w:bookmarkStart w:id="13" w:name="__RefHeading___Toc1347_3956443927"/>
+      <w:bookmarkStart w:id="13" w:name="__RefHeading___Toc1347_1913477755"/>
       <w:bookmarkEnd w:id="13"/>
       <w:r>
         <w:rPr>
@@ -5632,7 +5632,7 @@
         <w:spacing w:lineRule="auto" w:line="240" w:before="0" w:after="60"/>
         <w:rPr/>
       </w:pPr>
-      <w:bookmarkStart w:id="14" w:name="__RefHeading___Toc1349_3956443927"/>
+      <w:bookmarkStart w:id="14" w:name="__RefHeading___Toc1349_1913477755"/>
       <w:bookmarkEnd w:id="14"/>
       <w:r>
         <w:rPr>
@@ -5663,7 +5663,7 @@
         <w:spacing w:lineRule="exact" w:line="240" w:before="240" w:after="120"/>
         <w:rPr/>
       </w:pPr>
-      <w:bookmarkStart w:id="15" w:name="__RefHeading___Toc1351_3956443927"/>
+      <w:bookmarkStart w:id="15" w:name="__RefHeading___Toc1351_1913477755"/>
       <w:bookmarkEnd w:id="15"/>
       <w:r>
         <w:rPr>

--- a/reporte/productos_formales/Producto_01_Plan_de_Trabajo.docx
+++ b/reporte/productos_formales/Producto_01_Plan_de_Trabajo.docx
@@ -302,7 +302,7 @@
             </w:rPr>
             <w:fldChar w:fldCharType="separate"/>
           </w:r>
-          <w:hyperlink w:anchor="__RefHeading___Toc1321_1913477755">
+          <w:hyperlink w:anchor="__RefHeading___Toc1321_2937512272">
             <w:r>
               <w:rPr>
                 <w:rStyle w:val="IndexLink"/>
@@ -322,7 +322,7 @@
             </w:tabs>
             <w:rPr/>
           </w:pPr>
-          <w:hyperlink w:anchor="__RefHeading___Toc1323_1913477755">
+          <w:hyperlink w:anchor="__RefHeading___Toc1323_2937512272">
             <w:r>
               <w:rPr>
                 <w:rStyle w:val="IndexLink"/>
@@ -342,7 +342,7 @@
             </w:tabs>
             <w:rPr/>
           </w:pPr>
-          <w:hyperlink w:anchor="__RefHeading___Toc1325_1913477755">
+          <w:hyperlink w:anchor="__RefHeading___Toc1325_2937512272">
             <w:r>
               <w:rPr>
                 <w:rStyle w:val="IndexLink"/>
@@ -362,7 +362,7 @@
             </w:tabs>
             <w:rPr/>
           </w:pPr>
-          <w:hyperlink w:anchor="__RefHeading___Toc1327_1913477755">
+          <w:hyperlink w:anchor="__RefHeading___Toc1327_2937512272">
             <w:r>
               <w:rPr>
                 <w:rStyle w:val="IndexLink"/>
@@ -382,7 +382,7 @@
             </w:tabs>
             <w:rPr/>
           </w:pPr>
-          <w:hyperlink w:anchor="__RefHeading___Toc1329_1913477755">
+          <w:hyperlink w:anchor="__RefHeading___Toc1329_2937512272">
             <w:r>
               <w:rPr>
                 <w:rStyle w:val="IndexLink"/>
@@ -402,7 +402,7 @@
             </w:tabs>
             <w:rPr/>
           </w:pPr>
-          <w:hyperlink w:anchor="__RefHeading___Toc1331_1913477755">
+          <w:hyperlink w:anchor="__RefHeading___Toc1331_2937512272">
             <w:r>
               <w:rPr>
                 <w:rStyle w:val="IndexLink"/>
@@ -422,7 +422,7 @@
             </w:tabs>
             <w:rPr/>
           </w:pPr>
-          <w:hyperlink w:anchor="__RefHeading___Toc1333_1913477755">
+          <w:hyperlink w:anchor="__RefHeading___Toc1333_2937512272">
             <w:r>
               <w:rPr>
                 <w:rStyle w:val="IndexLink"/>
@@ -442,7 +442,7 @@
             </w:tabs>
             <w:rPr/>
           </w:pPr>
-          <w:hyperlink w:anchor="__RefHeading___Toc1335_1913477755">
+          <w:hyperlink w:anchor="__RefHeading___Toc1335_2937512272">
             <w:r>
               <w:rPr>
                 <w:rStyle w:val="IndexLink"/>
@@ -462,7 +462,7 @@
             </w:tabs>
             <w:rPr/>
           </w:pPr>
-          <w:hyperlink w:anchor="__RefHeading___Toc1337_1913477755">
+          <w:hyperlink w:anchor="__RefHeading___Toc1337_2937512272">
             <w:r>
               <w:rPr>
                 <w:rStyle w:val="IndexLink"/>
@@ -482,7 +482,7 @@
             </w:tabs>
             <w:rPr/>
           </w:pPr>
-          <w:hyperlink w:anchor="__RefHeading___Toc1339_1913477755">
+          <w:hyperlink w:anchor="__RefHeading___Toc1339_2937512272">
             <w:r>
               <w:rPr>
                 <w:rStyle w:val="IndexLink"/>
@@ -502,7 +502,7 @@
             </w:tabs>
             <w:rPr/>
           </w:pPr>
-          <w:hyperlink w:anchor="__RefHeading___Toc1341_1913477755">
+          <w:hyperlink w:anchor="__RefHeading___Toc1341_2937512272">
             <w:r>
               <w:rPr>
                 <w:rStyle w:val="IndexLink"/>
@@ -522,7 +522,7 @@
             </w:tabs>
             <w:rPr/>
           </w:pPr>
-          <w:hyperlink w:anchor="__RefHeading___Toc1343_1913477755">
+          <w:hyperlink w:anchor="__RefHeading___Toc1343_2937512272">
             <w:r>
               <w:rPr>
                 <w:rStyle w:val="IndexLink"/>
@@ -542,7 +542,7 @@
             </w:tabs>
             <w:rPr/>
           </w:pPr>
-          <w:hyperlink w:anchor="__RefHeading___Toc1345_1913477755">
+          <w:hyperlink w:anchor="__RefHeading___Toc1345_2937512272">
             <w:r>
               <w:rPr>
                 <w:rStyle w:val="IndexLink"/>
@@ -562,7 +562,7 @@
             </w:tabs>
             <w:rPr/>
           </w:pPr>
-          <w:hyperlink w:anchor="__RefHeading___Toc1347_1913477755">
+          <w:hyperlink w:anchor="__RefHeading___Toc1347_2937512272">
             <w:r>
               <w:rPr>
                 <w:rStyle w:val="IndexLink"/>
@@ -582,7 +582,7 @@
             </w:tabs>
             <w:rPr/>
           </w:pPr>
-          <w:hyperlink w:anchor="__RefHeading___Toc1349_1913477755">
+          <w:hyperlink w:anchor="__RefHeading___Toc1349_2937512272">
             <w:r>
               <w:rPr>
                 <w:rStyle w:val="IndexLink"/>
@@ -602,7 +602,7 @@
             </w:tabs>
             <w:rPr/>
           </w:pPr>
-          <w:hyperlink w:anchor="__RefHeading___Toc1351_1913477755">
+          <w:hyperlink w:anchor="__RefHeading___Toc1351_2937512272">
             <w:r>
               <w:rPr>
                 <w:rStyle w:val="IndexLink"/>
@@ -642,7 +642,7 @@
         <w:spacing w:lineRule="exact" w:line="240" w:before="240" w:after="120"/>
         <w:rPr/>
       </w:pPr>
-      <w:bookmarkStart w:id="0" w:name="__RefHeading___Toc1321_1913477755"/>
+      <w:bookmarkStart w:id="0" w:name="__RefHeading___Toc1321_2937512272"/>
       <w:bookmarkEnd w:id="0"/>
       <w:r>
         <w:rPr>
@@ -716,7 +716,7 @@
         <w:spacing w:lineRule="exact" w:line="240" w:before="240" w:after="120"/>
         <w:rPr/>
       </w:pPr>
-      <w:bookmarkStart w:id="1" w:name="__RefHeading___Toc1323_1913477755"/>
+      <w:bookmarkStart w:id="1" w:name="__RefHeading___Toc1323_2937512272"/>
       <w:bookmarkEnd w:id="1"/>
       <w:r>
         <w:rPr>
@@ -2030,7 +2030,7 @@
         <w:spacing w:lineRule="exact" w:line="240" w:before="240" w:after="120"/>
         <w:rPr/>
       </w:pPr>
-      <w:bookmarkStart w:id="2" w:name="__RefHeading___Toc1325_1913477755"/>
+      <w:bookmarkStart w:id="2" w:name="__RefHeading___Toc1325_2937512272"/>
       <w:bookmarkEnd w:id="2"/>
       <w:r>
         <w:rPr>
@@ -2607,7 +2607,7 @@
         <w:spacing w:lineRule="exact" w:line="240" w:before="240" w:after="120"/>
         <w:rPr/>
       </w:pPr>
-      <w:bookmarkStart w:id="3" w:name="__RefHeading___Toc1327_1913477755"/>
+      <w:bookmarkStart w:id="3" w:name="__RefHeading___Toc1327_2937512272"/>
       <w:bookmarkEnd w:id="3"/>
       <w:r>
         <w:rPr>
@@ -2645,7 +2645,7 @@
         <w:spacing w:lineRule="exact" w:line="240" w:before="240" w:after="120"/>
         <w:rPr/>
       </w:pPr>
-      <w:bookmarkStart w:id="4" w:name="__RefHeading___Toc1329_1913477755"/>
+      <w:bookmarkStart w:id="4" w:name="__RefHeading___Toc1329_2937512272"/>
       <w:bookmarkEnd w:id="4"/>
       <w:r>
         <w:rPr>
@@ -2683,7 +2683,7 @@
         <w:spacing w:lineRule="exact" w:line="240" w:before="240" w:after="120"/>
         <w:rPr/>
       </w:pPr>
-      <w:bookmarkStart w:id="5" w:name="__RefHeading___Toc1331_1913477755"/>
+      <w:bookmarkStart w:id="5" w:name="__RefHeading___Toc1331_2937512272"/>
       <w:bookmarkEnd w:id="5"/>
       <w:r>
         <w:rPr>
@@ -3530,7 +3530,7 @@
         <w:spacing w:lineRule="exact" w:line="240" w:before="240" w:after="120"/>
         <w:rPr/>
       </w:pPr>
-      <w:bookmarkStart w:id="6" w:name="__RefHeading___Toc1333_1913477755"/>
+      <w:bookmarkStart w:id="6" w:name="__RefHeading___Toc1333_2937512272"/>
       <w:bookmarkEnd w:id="6"/>
       <w:r>
         <w:rPr>
@@ -4127,7 +4127,7 @@
         <w:spacing w:lineRule="exact" w:line="240" w:before="240" w:after="120"/>
         <w:rPr/>
       </w:pPr>
-      <w:bookmarkStart w:id="7" w:name="__RefHeading___Toc1335_1913477755"/>
+      <w:bookmarkStart w:id="7" w:name="__RefHeading___Toc1335_2937512272"/>
       <w:bookmarkEnd w:id="7"/>
       <w:r>
         <w:rPr>
@@ -4742,7 +4742,7 @@
         <w:spacing w:lineRule="exact" w:line="240" w:before="240" w:after="120"/>
         <w:rPr/>
       </w:pPr>
-      <w:bookmarkStart w:id="8" w:name="__RefHeading___Toc1337_1913477755"/>
+      <w:bookmarkStart w:id="8" w:name="__RefHeading___Toc1337_2937512272"/>
       <w:bookmarkEnd w:id="8"/>
       <w:r>
         <w:rPr>
@@ -4862,7 +4862,7 @@
         <w:spacing w:lineRule="auto" w:line="240" w:before="0" w:after="60"/>
         <w:rPr/>
       </w:pPr>
-      <w:bookmarkStart w:id="9" w:name="__RefHeading___Toc1339_1913477755"/>
+      <w:bookmarkStart w:id="9" w:name="__RefHeading___Toc1339_2937512272"/>
       <w:bookmarkEnd w:id="9"/>
       <w:r>
         <w:rPr>
@@ -4893,7 +4893,7 @@
         <w:spacing w:lineRule="auto" w:line="240" w:before="0" w:after="60"/>
         <w:rPr/>
       </w:pPr>
-      <w:bookmarkStart w:id="10" w:name="__RefHeading___Toc1341_1913477755"/>
+      <w:bookmarkStart w:id="10" w:name="__RefHeading___Toc1341_2937512272"/>
       <w:bookmarkEnd w:id="10"/>
       <w:r>
         <w:rPr>
@@ -5023,7 +5023,7 @@
               <w:rPr>
                 <w:sz w:val="22"/>
               </w:rPr>
-              <w:t>6726</w:t>
+              <w:t>7790</w:t>
             </w:r>
           </w:p>
         </w:tc>
@@ -5074,7 +5074,7 @@
               <w:rPr>
                 <w:sz w:val="22"/>
               </w:rPr>
-              <w:t>3709</w:t>
+              <w:t>4296</w:t>
             </w:r>
           </w:p>
         </w:tc>
@@ -5176,7 +5176,7 @@
               <w:rPr>
                 <w:sz w:val="22"/>
               </w:rPr>
-              <w:t>452</w:t>
+              <w:t>515</w:t>
             </w:r>
           </w:p>
         </w:tc>
@@ -5227,7 +5227,7 @@
               <w:rPr>
                 <w:sz w:val="22"/>
               </w:rPr>
-              <w:t>218</w:t>
+              <w:t>261</w:t>
             </w:r>
           </w:p>
         </w:tc>
@@ -5278,7 +5278,7 @@
               <w:rPr>
                 <w:sz w:val="22"/>
               </w:rPr>
-              <w:t>76</w:t>
+              <w:t>93</w:t>
             </w:r>
           </w:p>
         </w:tc>
@@ -5380,7 +5380,7 @@
               <w:rPr>
                 <w:sz w:val="22"/>
               </w:rPr>
-              <w:t>1422</w:t>
+              <w:t>1601</w:t>
             </w:r>
           </w:p>
         </w:tc>
@@ -5431,7 +5431,7 @@
               <w:rPr>
                 <w:sz w:val="22"/>
               </w:rPr>
-              <w:t>1314</w:t>
+              <w:t>1565</w:t>
             </w:r>
           </w:p>
         </w:tc>
@@ -5457,7 +5457,7 @@
         <w:spacing w:lineRule="auto" w:line="240" w:before="0" w:after="60"/>
         <w:rPr/>
       </w:pPr>
-      <w:bookmarkStart w:id="11" w:name="__RefHeading___Toc1343_1913477755"/>
+      <w:bookmarkStart w:id="11" w:name="__RefHeading___Toc1343_2937512272"/>
       <w:bookmarkEnd w:id="11"/>
       <w:r>
         <w:rPr>
@@ -5522,7 +5522,7 @@
         <w:spacing w:lineRule="auto" w:line="240" w:before="0" w:after="60"/>
         <w:rPr/>
       </w:pPr>
-      <w:bookmarkStart w:id="12" w:name="__RefHeading___Toc1345_1913477755"/>
+      <w:bookmarkStart w:id="12" w:name="__RefHeading___Toc1345_2937512272"/>
       <w:bookmarkEnd w:id="12"/>
       <w:r>
         <w:rPr>
@@ -5587,7 +5587,7 @@
         <w:spacing w:lineRule="auto" w:line="240" w:before="0" w:after="60"/>
         <w:rPr/>
       </w:pPr>
-      <w:bookmarkStart w:id="13" w:name="__RefHeading___Toc1347_1913477755"/>
+      <w:bookmarkStart w:id="13" w:name="__RefHeading___Toc1347_2937512272"/>
       <w:bookmarkEnd w:id="13"/>
       <w:r>
         <w:rPr>
@@ -5632,7 +5632,7 @@
         <w:spacing w:lineRule="auto" w:line="240" w:before="0" w:after="60"/>
         <w:rPr/>
       </w:pPr>
-      <w:bookmarkStart w:id="14" w:name="__RefHeading___Toc1349_1913477755"/>
+      <w:bookmarkStart w:id="14" w:name="__RefHeading___Toc1349_2937512272"/>
       <w:bookmarkEnd w:id="14"/>
       <w:r>
         <w:rPr>
@@ -5663,7 +5663,7 @@
         <w:spacing w:lineRule="exact" w:line="240" w:before="240" w:after="120"/>
         <w:rPr/>
       </w:pPr>
-      <w:bookmarkStart w:id="15" w:name="__RefHeading___Toc1351_1913477755"/>
+      <w:bookmarkStart w:id="15" w:name="__RefHeading___Toc1351_2937512272"/>
       <w:bookmarkEnd w:id="15"/>
       <w:r>
         <w:rPr>

--- a/reporte/productos_formales/Producto_01_Plan_de_Trabajo.docx
+++ b/reporte/productos_formales/Producto_01_Plan_de_Trabajo.docx
@@ -302,7 +302,7 @@
             </w:rPr>
             <w:fldChar w:fldCharType="separate"/>
           </w:r>
-          <w:hyperlink w:anchor="__RefHeading___Toc1321_2937512272">
+          <w:hyperlink w:anchor="__RefHeading___Toc1321_4217687195">
             <w:r>
               <w:rPr>
                 <w:rStyle w:val="IndexLink"/>
@@ -322,7 +322,7 @@
             </w:tabs>
             <w:rPr/>
           </w:pPr>
-          <w:hyperlink w:anchor="__RefHeading___Toc1323_2937512272">
+          <w:hyperlink w:anchor="__RefHeading___Toc1323_4217687195">
             <w:r>
               <w:rPr>
                 <w:rStyle w:val="IndexLink"/>
@@ -342,7 +342,7 @@
             </w:tabs>
             <w:rPr/>
           </w:pPr>
-          <w:hyperlink w:anchor="__RefHeading___Toc1325_2937512272">
+          <w:hyperlink w:anchor="__RefHeading___Toc1325_4217687195">
             <w:r>
               <w:rPr>
                 <w:rStyle w:val="IndexLink"/>
@@ -362,7 +362,7 @@
             </w:tabs>
             <w:rPr/>
           </w:pPr>
-          <w:hyperlink w:anchor="__RefHeading___Toc1327_2937512272">
+          <w:hyperlink w:anchor="__RefHeading___Toc1327_4217687195">
             <w:r>
               <w:rPr>
                 <w:rStyle w:val="IndexLink"/>
@@ -382,7 +382,7 @@
             </w:tabs>
             <w:rPr/>
           </w:pPr>
-          <w:hyperlink w:anchor="__RefHeading___Toc1329_2937512272">
+          <w:hyperlink w:anchor="__RefHeading___Toc1329_4217687195">
             <w:r>
               <w:rPr>
                 <w:rStyle w:val="IndexLink"/>
@@ -402,7 +402,7 @@
             </w:tabs>
             <w:rPr/>
           </w:pPr>
-          <w:hyperlink w:anchor="__RefHeading___Toc1331_2937512272">
+          <w:hyperlink w:anchor="__RefHeading___Toc1331_4217687195">
             <w:r>
               <w:rPr>
                 <w:rStyle w:val="IndexLink"/>
@@ -422,7 +422,7 @@
             </w:tabs>
             <w:rPr/>
           </w:pPr>
-          <w:hyperlink w:anchor="__RefHeading___Toc1333_2937512272">
+          <w:hyperlink w:anchor="__RefHeading___Toc1333_4217687195">
             <w:r>
               <w:rPr>
                 <w:rStyle w:val="IndexLink"/>
@@ -442,7 +442,7 @@
             </w:tabs>
             <w:rPr/>
           </w:pPr>
-          <w:hyperlink w:anchor="__RefHeading___Toc1335_2937512272">
+          <w:hyperlink w:anchor="__RefHeading___Toc1335_4217687195">
             <w:r>
               <w:rPr>
                 <w:rStyle w:val="IndexLink"/>
@@ -462,7 +462,7 @@
             </w:tabs>
             <w:rPr/>
           </w:pPr>
-          <w:hyperlink w:anchor="__RefHeading___Toc1337_2937512272">
+          <w:hyperlink w:anchor="__RefHeading___Toc1337_4217687195">
             <w:r>
               <w:rPr>
                 <w:rStyle w:val="IndexLink"/>
@@ -482,7 +482,7 @@
             </w:tabs>
             <w:rPr/>
           </w:pPr>
-          <w:hyperlink w:anchor="__RefHeading___Toc1339_2937512272">
+          <w:hyperlink w:anchor="__RefHeading___Toc1339_4217687195">
             <w:r>
               <w:rPr>
                 <w:rStyle w:val="IndexLink"/>
@@ -502,7 +502,7 @@
             </w:tabs>
             <w:rPr/>
           </w:pPr>
-          <w:hyperlink w:anchor="__RefHeading___Toc1341_2937512272">
+          <w:hyperlink w:anchor="__RefHeading___Toc1341_4217687195">
             <w:r>
               <w:rPr>
                 <w:rStyle w:val="IndexLink"/>
@@ -522,7 +522,7 @@
             </w:tabs>
             <w:rPr/>
           </w:pPr>
-          <w:hyperlink w:anchor="__RefHeading___Toc1343_2937512272">
+          <w:hyperlink w:anchor="__RefHeading___Toc1343_4217687195">
             <w:r>
               <w:rPr>
                 <w:rStyle w:val="IndexLink"/>
@@ -542,7 +542,7 @@
             </w:tabs>
             <w:rPr/>
           </w:pPr>
-          <w:hyperlink w:anchor="__RefHeading___Toc1345_2937512272">
+          <w:hyperlink w:anchor="__RefHeading___Toc1345_4217687195">
             <w:r>
               <w:rPr>
                 <w:rStyle w:val="IndexLink"/>
@@ -562,7 +562,7 @@
             </w:tabs>
             <w:rPr/>
           </w:pPr>
-          <w:hyperlink w:anchor="__RefHeading___Toc1347_2937512272">
+          <w:hyperlink w:anchor="__RefHeading___Toc1347_4217687195">
             <w:r>
               <w:rPr>
                 <w:rStyle w:val="IndexLink"/>
@@ -582,7 +582,7 @@
             </w:tabs>
             <w:rPr/>
           </w:pPr>
-          <w:hyperlink w:anchor="__RefHeading___Toc1349_2937512272">
+          <w:hyperlink w:anchor="__RefHeading___Toc1349_4217687195">
             <w:r>
               <w:rPr>
                 <w:rStyle w:val="IndexLink"/>
@@ -602,7 +602,7 @@
             </w:tabs>
             <w:rPr/>
           </w:pPr>
-          <w:hyperlink w:anchor="__RefHeading___Toc1351_2937512272">
+          <w:hyperlink w:anchor="__RefHeading___Toc1351_4217687195">
             <w:r>
               <w:rPr>
                 <w:rStyle w:val="IndexLink"/>
@@ -642,7 +642,7 @@
         <w:spacing w:lineRule="exact" w:line="240" w:before="240" w:after="120"/>
         <w:rPr/>
       </w:pPr>
-      <w:bookmarkStart w:id="0" w:name="__RefHeading___Toc1321_2937512272"/>
+      <w:bookmarkStart w:id="0" w:name="__RefHeading___Toc1321_4217687195"/>
       <w:bookmarkEnd w:id="0"/>
       <w:r>
         <w:rPr>
@@ -716,7 +716,7 @@
         <w:spacing w:lineRule="exact" w:line="240" w:before="240" w:after="120"/>
         <w:rPr/>
       </w:pPr>
-      <w:bookmarkStart w:id="1" w:name="__RefHeading___Toc1323_2937512272"/>
+      <w:bookmarkStart w:id="1" w:name="__RefHeading___Toc1323_4217687195"/>
       <w:bookmarkEnd w:id="1"/>
       <w:r>
         <w:rPr>
@@ -2030,7 +2030,7 @@
         <w:spacing w:lineRule="exact" w:line="240" w:before="240" w:after="120"/>
         <w:rPr/>
       </w:pPr>
-      <w:bookmarkStart w:id="2" w:name="__RefHeading___Toc1325_2937512272"/>
+      <w:bookmarkStart w:id="2" w:name="__RefHeading___Toc1325_4217687195"/>
       <w:bookmarkEnd w:id="2"/>
       <w:r>
         <w:rPr>
@@ -2607,7 +2607,7 @@
         <w:spacing w:lineRule="exact" w:line="240" w:before="240" w:after="120"/>
         <w:rPr/>
       </w:pPr>
-      <w:bookmarkStart w:id="3" w:name="__RefHeading___Toc1327_2937512272"/>
+      <w:bookmarkStart w:id="3" w:name="__RefHeading___Toc1327_4217687195"/>
       <w:bookmarkEnd w:id="3"/>
       <w:r>
         <w:rPr>
@@ -2645,7 +2645,7 @@
         <w:spacing w:lineRule="exact" w:line="240" w:before="240" w:after="120"/>
         <w:rPr/>
       </w:pPr>
-      <w:bookmarkStart w:id="4" w:name="__RefHeading___Toc1329_2937512272"/>
+      <w:bookmarkStart w:id="4" w:name="__RefHeading___Toc1329_4217687195"/>
       <w:bookmarkEnd w:id="4"/>
       <w:r>
         <w:rPr>
@@ -2683,7 +2683,7 @@
         <w:spacing w:lineRule="exact" w:line="240" w:before="240" w:after="120"/>
         <w:rPr/>
       </w:pPr>
-      <w:bookmarkStart w:id="5" w:name="__RefHeading___Toc1331_2937512272"/>
+      <w:bookmarkStart w:id="5" w:name="__RefHeading___Toc1331_4217687195"/>
       <w:bookmarkEnd w:id="5"/>
       <w:r>
         <w:rPr>
@@ -3530,7 +3530,7 @@
         <w:spacing w:lineRule="exact" w:line="240" w:before="240" w:after="120"/>
         <w:rPr/>
       </w:pPr>
-      <w:bookmarkStart w:id="6" w:name="__RefHeading___Toc1333_2937512272"/>
+      <w:bookmarkStart w:id="6" w:name="__RefHeading___Toc1333_4217687195"/>
       <w:bookmarkEnd w:id="6"/>
       <w:r>
         <w:rPr>
@@ -4127,7 +4127,7 @@
         <w:spacing w:lineRule="exact" w:line="240" w:before="240" w:after="120"/>
         <w:rPr/>
       </w:pPr>
-      <w:bookmarkStart w:id="7" w:name="__RefHeading___Toc1335_2937512272"/>
+      <w:bookmarkStart w:id="7" w:name="__RefHeading___Toc1335_4217687195"/>
       <w:bookmarkEnd w:id="7"/>
       <w:r>
         <w:rPr>
@@ -4742,7 +4742,7 @@
         <w:spacing w:lineRule="exact" w:line="240" w:before="240" w:after="120"/>
         <w:rPr/>
       </w:pPr>
-      <w:bookmarkStart w:id="8" w:name="__RefHeading___Toc1337_2937512272"/>
+      <w:bookmarkStart w:id="8" w:name="__RefHeading___Toc1337_4217687195"/>
       <w:bookmarkEnd w:id="8"/>
       <w:r>
         <w:rPr>
@@ -4862,7 +4862,7 @@
         <w:spacing w:lineRule="auto" w:line="240" w:before="0" w:after="60"/>
         <w:rPr/>
       </w:pPr>
-      <w:bookmarkStart w:id="9" w:name="__RefHeading___Toc1339_2937512272"/>
+      <w:bookmarkStart w:id="9" w:name="__RefHeading___Toc1339_4217687195"/>
       <w:bookmarkEnd w:id="9"/>
       <w:r>
         <w:rPr>
@@ -4893,7 +4893,7 @@
         <w:spacing w:lineRule="auto" w:line="240" w:before="0" w:after="60"/>
         <w:rPr/>
       </w:pPr>
-      <w:bookmarkStart w:id="10" w:name="__RefHeading___Toc1341_2937512272"/>
+      <w:bookmarkStart w:id="10" w:name="__RefHeading___Toc1341_4217687195"/>
       <w:bookmarkEnd w:id="10"/>
       <w:r>
         <w:rPr>
@@ -5457,7 +5457,7 @@
         <w:spacing w:lineRule="auto" w:line="240" w:before="0" w:after="60"/>
         <w:rPr/>
       </w:pPr>
-      <w:bookmarkStart w:id="11" w:name="__RefHeading___Toc1343_2937512272"/>
+      <w:bookmarkStart w:id="11" w:name="__RefHeading___Toc1343_4217687195"/>
       <w:bookmarkEnd w:id="11"/>
       <w:r>
         <w:rPr>
@@ -5522,7 +5522,7 @@
         <w:spacing w:lineRule="auto" w:line="240" w:before="0" w:after="60"/>
         <w:rPr/>
       </w:pPr>
-      <w:bookmarkStart w:id="12" w:name="__RefHeading___Toc1345_2937512272"/>
+      <w:bookmarkStart w:id="12" w:name="__RefHeading___Toc1345_4217687195"/>
       <w:bookmarkEnd w:id="12"/>
       <w:r>
         <w:rPr>
@@ -5587,7 +5587,7 @@
         <w:spacing w:lineRule="auto" w:line="240" w:before="0" w:after="60"/>
         <w:rPr/>
       </w:pPr>
-      <w:bookmarkStart w:id="13" w:name="__RefHeading___Toc1347_2937512272"/>
+      <w:bookmarkStart w:id="13" w:name="__RefHeading___Toc1347_4217687195"/>
       <w:bookmarkEnd w:id="13"/>
       <w:r>
         <w:rPr>
@@ -5632,7 +5632,7 @@
         <w:spacing w:lineRule="auto" w:line="240" w:before="0" w:after="60"/>
         <w:rPr/>
       </w:pPr>
-      <w:bookmarkStart w:id="14" w:name="__RefHeading___Toc1349_2937512272"/>
+      <w:bookmarkStart w:id="14" w:name="__RefHeading___Toc1349_4217687195"/>
       <w:bookmarkEnd w:id="14"/>
       <w:r>
         <w:rPr>
@@ -5663,7 +5663,7 @@
         <w:spacing w:lineRule="exact" w:line="240" w:before="240" w:after="120"/>
         <w:rPr/>
       </w:pPr>
-      <w:bookmarkStart w:id="15" w:name="__RefHeading___Toc1351_2937512272"/>
+      <w:bookmarkStart w:id="15" w:name="__RefHeading___Toc1351_4217687195"/>
       <w:bookmarkEnd w:id="15"/>
       <w:r>
         <w:rPr>

--- a/reporte/productos_formales/Producto_01_Plan_de_Trabajo.docx
+++ b/reporte/productos_formales/Producto_01_Plan_de_Trabajo.docx
@@ -302,7 +302,7 @@
             </w:rPr>
             <w:fldChar w:fldCharType="separate"/>
           </w:r>
-          <w:hyperlink w:anchor="__RefHeading___Toc1321_4217687195">
+          <w:hyperlink w:anchor="__RefHeading___Toc1321_1371780974">
             <w:r>
               <w:rPr>
                 <w:rStyle w:val="IndexLink"/>
@@ -322,7 +322,7 @@
             </w:tabs>
             <w:rPr/>
           </w:pPr>
-          <w:hyperlink w:anchor="__RefHeading___Toc1323_4217687195">
+          <w:hyperlink w:anchor="__RefHeading___Toc1323_1371780974">
             <w:r>
               <w:rPr>
                 <w:rStyle w:val="IndexLink"/>
@@ -342,7 +342,7 @@
             </w:tabs>
             <w:rPr/>
           </w:pPr>
-          <w:hyperlink w:anchor="__RefHeading___Toc1325_4217687195">
+          <w:hyperlink w:anchor="__RefHeading___Toc1325_1371780974">
             <w:r>
               <w:rPr>
                 <w:rStyle w:val="IndexLink"/>
@@ -362,7 +362,7 @@
             </w:tabs>
             <w:rPr/>
           </w:pPr>
-          <w:hyperlink w:anchor="__RefHeading___Toc1327_4217687195">
+          <w:hyperlink w:anchor="__RefHeading___Toc1327_1371780974">
             <w:r>
               <w:rPr>
                 <w:rStyle w:val="IndexLink"/>
@@ -382,7 +382,7 @@
             </w:tabs>
             <w:rPr/>
           </w:pPr>
-          <w:hyperlink w:anchor="__RefHeading___Toc1329_4217687195">
+          <w:hyperlink w:anchor="__RefHeading___Toc1329_1371780974">
             <w:r>
               <w:rPr>
                 <w:rStyle w:val="IndexLink"/>
@@ -402,7 +402,7 @@
             </w:tabs>
             <w:rPr/>
           </w:pPr>
-          <w:hyperlink w:anchor="__RefHeading___Toc1331_4217687195">
+          <w:hyperlink w:anchor="__RefHeading___Toc1331_1371780974">
             <w:r>
               <w:rPr>
                 <w:rStyle w:val="IndexLink"/>
@@ -422,7 +422,7 @@
             </w:tabs>
             <w:rPr/>
           </w:pPr>
-          <w:hyperlink w:anchor="__RefHeading___Toc1333_4217687195">
+          <w:hyperlink w:anchor="__RefHeading___Toc1333_1371780974">
             <w:r>
               <w:rPr>
                 <w:rStyle w:val="IndexLink"/>
@@ -442,7 +442,7 @@
             </w:tabs>
             <w:rPr/>
           </w:pPr>
-          <w:hyperlink w:anchor="__RefHeading___Toc1335_4217687195">
+          <w:hyperlink w:anchor="__RefHeading___Toc1335_1371780974">
             <w:r>
               <w:rPr>
                 <w:rStyle w:val="IndexLink"/>
@@ -462,7 +462,7 @@
             </w:tabs>
             <w:rPr/>
           </w:pPr>
-          <w:hyperlink w:anchor="__RefHeading___Toc1337_4217687195">
+          <w:hyperlink w:anchor="__RefHeading___Toc1337_1371780974">
             <w:r>
               <w:rPr>
                 <w:rStyle w:val="IndexLink"/>
@@ -482,7 +482,7 @@
             </w:tabs>
             <w:rPr/>
           </w:pPr>
-          <w:hyperlink w:anchor="__RefHeading___Toc1339_4217687195">
+          <w:hyperlink w:anchor="__RefHeading___Toc1339_1371780974">
             <w:r>
               <w:rPr>
                 <w:rStyle w:val="IndexLink"/>
@@ -502,7 +502,7 @@
             </w:tabs>
             <w:rPr/>
           </w:pPr>
-          <w:hyperlink w:anchor="__RefHeading___Toc1341_4217687195">
+          <w:hyperlink w:anchor="__RefHeading___Toc1341_1371780974">
             <w:r>
               <w:rPr>
                 <w:rStyle w:val="IndexLink"/>
@@ -522,7 +522,7 @@
             </w:tabs>
             <w:rPr/>
           </w:pPr>
-          <w:hyperlink w:anchor="__RefHeading___Toc1343_4217687195">
+          <w:hyperlink w:anchor="__RefHeading___Toc1343_1371780974">
             <w:r>
               <w:rPr>
                 <w:rStyle w:val="IndexLink"/>
@@ -542,7 +542,7 @@
             </w:tabs>
             <w:rPr/>
           </w:pPr>
-          <w:hyperlink w:anchor="__RefHeading___Toc1345_4217687195">
+          <w:hyperlink w:anchor="__RefHeading___Toc1345_1371780974">
             <w:r>
               <w:rPr>
                 <w:rStyle w:val="IndexLink"/>
@@ -562,7 +562,7 @@
             </w:tabs>
             <w:rPr/>
           </w:pPr>
-          <w:hyperlink w:anchor="__RefHeading___Toc1347_4217687195">
+          <w:hyperlink w:anchor="__RefHeading___Toc1347_1371780974">
             <w:r>
               <w:rPr>
                 <w:rStyle w:val="IndexLink"/>
@@ -582,7 +582,7 @@
             </w:tabs>
             <w:rPr/>
           </w:pPr>
-          <w:hyperlink w:anchor="__RefHeading___Toc1349_4217687195">
+          <w:hyperlink w:anchor="__RefHeading___Toc1349_1371780974">
             <w:r>
               <w:rPr>
                 <w:rStyle w:val="IndexLink"/>
@@ -602,7 +602,7 @@
             </w:tabs>
             <w:rPr/>
           </w:pPr>
-          <w:hyperlink w:anchor="__RefHeading___Toc1351_4217687195">
+          <w:hyperlink w:anchor="__RefHeading___Toc1351_1371780974">
             <w:r>
               <w:rPr>
                 <w:rStyle w:val="IndexLink"/>
@@ -642,7 +642,7 @@
         <w:spacing w:lineRule="exact" w:line="240" w:before="240" w:after="120"/>
         <w:rPr/>
       </w:pPr>
-      <w:bookmarkStart w:id="0" w:name="__RefHeading___Toc1321_4217687195"/>
+      <w:bookmarkStart w:id="0" w:name="__RefHeading___Toc1321_1371780974"/>
       <w:bookmarkEnd w:id="0"/>
       <w:r>
         <w:rPr>
@@ -716,7 +716,7 @@
         <w:spacing w:lineRule="exact" w:line="240" w:before="240" w:after="120"/>
         <w:rPr/>
       </w:pPr>
-      <w:bookmarkStart w:id="1" w:name="__RefHeading___Toc1323_4217687195"/>
+      <w:bookmarkStart w:id="1" w:name="__RefHeading___Toc1323_1371780974"/>
       <w:bookmarkEnd w:id="1"/>
       <w:r>
         <w:rPr>
@@ -2030,7 +2030,7 @@
         <w:spacing w:lineRule="exact" w:line="240" w:before="240" w:after="120"/>
         <w:rPr/>
       </w:pPr>
-      <w:bookmarkStart w:id="2" w:name="__RefHeading___Toc1325_4217687195"/>
+      <w:bookmarkStart w:id="2" w:name="__RefHeading___Toc1325_1371780974"/>
       <w:bookmarkEnd w:id="2"/>
       <w:r>
         <w:rPr>
@@ -2607,7 +2607,7 @@
         <w:spacing w:lineRule="exact" w:line="240" w:before="240" w:after="120"/>
         <w:rPr/>
       </w:pPr>
-      <w:bookmarkStart w:id="3" w:name="__RefHeading___Toc1327_4217687195"/>
+      <w:bookmarkStart w:id="3" w:name="__RefHeading___Toc1327_1371780974"/>
       <w:bookmarkEnd w:id="3"/>
       <w:r>
         <w:rPr>
@@ -2645,7 +2645,7 @@
         <w:spacing w:lineRule="exact" w:line="240" w:before="240" w:after="120"/>
         <w:rPr/>
       </w:pPr>
-      <w:bookmarkStart w:id="4" w:name="__RefHeading___Toc1329_4217687195"/>
+      <w:bookmarkStart w:id="4" w:name="__RefHeading___Toc1329_1371780974"/>
       <w:bookmarkEnd w:id="4"/>
       <w:r>
         <w:rPr>
@@ -2683,7 +2683,7 @@
         <w:spacing w:lineRule="exact" w:line="240" w:before="240" w:after="120"/>
         <w:rPr/>
       </w:pPr>
-      <w:bookmarkStart w:id="5" w:name="__RefHeading___Toc1331_4217687195"/>
+      <w:bookmarkStart w:id="5" w:name="__RefHeading___Toc1331_1371780974"/>
       <w:bookmarkEnd w:id="5"/>
       <w:r>
         <w:rPr>
@@ -3530,7 +3530,7 @@
         <w:spacing w:lineRule="exact" w:line="240" w:before="240" w:after="120"/>
         <w:rPr/>
       </w:pPr>
-      <w:bookmarkStart w:id="6" w:name="__RefHeading___Toc1333_4217687195"/>
+      <w:bookmarkStart w:id="6" w:name="__RefHeading___Toc1333_1371780974"/>
       <w:bookmarkEnd w:id="6"/>
       <w:r>
         <w:rPr>
@@ -4127,7 +4127,7 @@
         <w:spacing w:lineRule="exact" w:line="240" w:before="240" w:after="120"/>
         <w:rPr/>
       </w:pPr>
-      <w:bookmarkStart w:id="7" w:name="__RefHeading___Toc1335_4217687195"/>
+      <w:bookmarkStart w:id="7" w:name="__RefHeading___Toc1335_1371780974"/>
       <w:bookmarkEnd w:id="7"/>
       <w:r>
         <w:rPr>
@@ -4742,7 +4742,7 @@
         <w:spacing w:lineRule="exact" w:line="240" w:before="240" w:after="120"/>
         <w:rPr/>
       </w:pPr>
-      <w:bookmarkStart w:id="8" w:name="__RefHeading___Toc1337_4217687195"/>
+      <w:bookmarkStart w:id="8" w:name="__RefHeading___Toc1337_1371780974"/>
       <w:bookmarkEnd w:id="8"/>
       <w:r>
         <w:rPr>
@@ -4862,7 +4862,7 @@
         <w:spacing w:lineRule="auto" w:line="240" w:before="0" w:after="60"/>
         <w:rPr/>
       </w:pPr>
-      <w:bookmarkStart w:id="9" w:name="__RefHeading___Toc1339_4217687195"/>
+      <w:bookmarkStart w:id="9" w:name="__RefHeading___Toc1339_1371780974"/>
       <w:bookmarkEnd w:id="9"/>
       <w:r>
         <w:rPr>
@@ -4893,7 +4893,7 @@
         <w:spacing w:lineRule="auto" w:line="240" w:before="0" w:after="60"/>
         <w:rPr/>
       </w:pPr>
-      <w:bookmarkStart w:id="10" w:name="__RefHeading___Toc1341_4217687195"/>
+      <w:bookmarkStart w:id="10" w:name="__RefHeading___Toc1341_1371780974"/>
       <w:bookmarkEnd w:id="10"/>
       <w:r>
         <w:rPr>
@@ -5457,7 +5457,7 @@
         <w:spacing w:lineRule="auto" w:line="240" w:before="0" w:after="60"/>
         <w:rPr/>
       </w:pPr>
-      <w:bookmarkStart w:id="11" w:name="__RefHeading___Toc1343_4217687195"/>
+      <w:bookmarkStart w:id="11" w:name="__RefHeading___Toc1343_1371780974"/>
       <w:bookmarkEnd w:id="11"/>
       <w:r>
         <w:rPr>
@@ -5522,7 +5522,7 @@
         <w:spacing w:lineRule="auto" w:line="240" w:before="0" w:after="60"/>
         <w:rPr/>
       </w:pPr>
-      <w:bookmarkStart w:id="12" w:name="__RefHeading___Toc1345_4217687195"/>
+      <w:bookmarkStart w:id="12" w:name="__RefHeading___Toc1345_1371780974"/>
       <w:bookmarkEnd w:id="12"/>
       <w:r>
         <w:rPr>
@@ -5587,7 +5587,7 @@
         <w:spacing w:lineRule="auto" w:line="240" w:before="0" w:after="60"/>
         <w:rPr/>
       </w:pPr>
-      <w:bookmarkStart w:id="13" w:name="__RefHeading___Toc1347_4217687195"/>
+      <w:bookmarkStart w:id="13" w:name="__RefHeading___Toc1347_1371780974"/>
       <w:bookmarkEnd w:id="13"/>
       <w:r>
         <w:rPr>
@@ -5632,7 +5632,7 @@
         <w:spacing w:lineRule="auto" w:line="240" w:before="0" w:after="60"/>
         <w:rPr/>
       </w:pPr>
-      <w:bookmarkStart w:id="14" w:name="__RefHeading___Toc1349_4217687195"/>
+      <w:bookmarkStart w:id="14" w:name="__RefHeading___Toc1349_1371780974"/>
       <w:bookmarkEnd w:id="14"/>
       <w:r>
         <w:rPr>
@@ -5663,7 +5663,7 @@
         <w:spacing w:lineRule="exact" w:line="240" w:before="240" w:after="120"/>
         <w:rPr/>
       </w:pPr>
-      <w:bookmarkStart w:id="15" w:name="__RefHeading___Toc1351_4217687195"/>
+      <w:bookmarkStart w:id="15" w:name="__RefHeading___Toc1351_1371780974"/>
       <w:bookmarkEnd w:id="15"/>
       <w:r>
         <w:rPr>

--- a/reporte/productos_formales/Producto_01_Plan_de_Trabajo.docx
+++ b/reporte/productos_formales/Producto_01_Plan_de_Trabajo.docx
@@ -302,7 +302,7 @@
             </w:rPr>
             <w:fldChar w:fldCharType="separate"/>
           </w:r>
-          <w:hyperlink w:anchor="__RefHeading___Toc1321_1371780974">
+          <w:hyperlink w:anchor="__RefHeading___Toc1321_2457656124">
             <w:r>
               <w:rPr>
                 <w:rStyle w:val="IndexLink"/>
@@ -322,7 +322,7 @@
             </w:tabs>
             <w:rPr/>
           </w:pPr>
-          <w:hyperlink w:anchor="__RefHeading___Toc1323_1371780974">
+          <w:hyperlink w:anchor="__RefHeading___Toc1323_2457656124">
             <w:r>
               <w:rPr>
                 <w:rStyle w:val="IndexLink"/>
@@ -342,7 +342,7 @@
             </w:tabs>
             <w:rPr/>
           </w:pPr>
-          <w:hyperlink w:anchor="__RefHeading___Toc1325_1371780974">
+          <w:hyperlink w:anchor="__RefHeading___Toc1325_2457656124">
             <w:r>
               <w:rPr>
                 <w:rStyle w:val="IndexLink"/>
@@ -362,7 +362,7 @@
             </w:tabs>
             <w:rPr/>
           </w:pPr>
-          <w:hyperlink w:anchor="__RefHeading___Toc1327_1371780974">
+          <w:hyperlink w:anchor="__RefHeading___Toc1327_2457656124">
             <w:r>
               <w:rPr>
                 <w:rStyle w:val="IndexLink"/>
@@ -382,7 +382,7 @@
             </w:tabs>
             <w:rPr/>
           </w:pPr>
-          <w:hyperlink w:anchor="__RefHeading___Toc1329_1371780974">
+          <w:hyperlink w:anchor="__RefHeading___Toc1329_2457656124">
             <w:r>
               <w:rPr>
                 <w:rStyle w:val="IndexLink"/>
@@ -402,7 +402,7 @@
             </w:tabs>
             <w:rPr/>
           </w:pPr>
-          <w:hyperlink w:anchor="__RefHeading___Toc1331_1371780974">
+          <w:hyperlink w:anchor="__RefHeading___Toc1331_2457656124">
             <w:r>
               <w:rPr>
                 <w:rStyle w:val="IndexLink"/>
@@ -422,7 +422,7 @@
             </w:tabs>
             <w:rPr/>
           </w:pPr>
-          <w:hyperlink w:anchor="__RefHeading___Toc1333_1371780974">
+          <w:hyperlink w:anchor="__RefHeading___Toc1333_2457656124">
             <w:r>
               <w:rPr>
                 <w:rStyle w:val="IndexLink"/>
@@ -442,7 +442,7 @@
             </w:tabs>
             <w:rPr/>
           </w:pPr>
-          <w:hyperlink w:anchor="__RefHeading___Toc1335_1371780974">
+          <w:hyperlink w:anchor="__RefHeading___Toc1335_2457656124">
             <w:r>
               <w:rPr>
                 <w:rStyle w:val="IndexLink"/>
@@ -462,7 +462,7 @@
             </w:tabs>
             <w:rPr/>
           </w:pPr>
-          <w:hyperlink w:anchor="__RefHeading___Toc1337_1371780974">
+          <w:hyperlink w:anchor="__RefHeading___Toc1337_2457656124">
             <w:r>
               <w:rPr>
                 <w:rStyle w:val="IndexLink"/>
@@ -482,7 +482,7 @@
             </w:tabs>
             <w:rPr/>
           </w:pPr>
-          <w:hyperlink w:anchor="__RefHeading___Toc1339_1371780974">
+          <w:hyperlink w:anchor="__RefHeading___Toc1339_2457656124">
             <w:r>
               <w:rPr>
                 <w:rStyle w:val="IndexLink"/>
@@ -502,7 +502,7 @@
             </w:tabs>
             <w:rPr/>
           </w:pPr>
-          <w:hyperlink w:anchor="__RefHeading___Toc1341_1371780974">
+          <w:hyperlink w:anchor="__RefHeading___Toc1341_2457656124">
             <w:r>
               <w:rPr>
                 <w:rStyle w:val="IndexLink"/>
@@ -522,7 +522,7 @@
             </w:tabs>
             <w:rPr/>
           </w:pPr>
-          <w:hyperlink w:anchor="__RefHeading___Toc1343_1371780974">
+          <w:hyperlink w:anchor="__RefHeading___Toc1343_2457656124">
             <w:r>
               <w:rPr>
                 <w:rStyle w:val="IndexLink"/>
@@ -542,7 +542,7 @@
             </w:tabs>
             <w:rPr/>
           </w:pPr>
-          <w:hyperlink w:anchor="__RefHeading___Toc1345_1371780974">
+          <w:hyperlink w:anchor="__RefHeading___Toc1345_2457656124">
             <w:r>
               <w:rPr>
                 <w:rStyle w:val="IndexLink"/>
@@ -562,7 +562,7 @@
             </w:tabs>
             <w:rPr/>
           </w:pPr>
-          <w:hyperlink w:anchor="__RefHeading___Toc1347_1371780974">
+          <w:hyperlink w:anchor="__RefHeading___Toc1347_2457656124">
             <w:r>
               <w:rPr>
                 <w:rStyle w:val="IndexLink"/>
@@ -582,7 +582,7 @@
             </w:tabs>
             <w:rPr/>
           </w:pPr>
-          <w:hyperlink w:anchor="__RefHeading___Toc1349_1371780974">
+          <w:hyperlink w:anchor="__RefHeading___Toc1349_2457656124">
             <w:r>
               <w:rPr>
                 <w:rStyle w:val="IndexLink"/>
@@ -602,7 +602,7 @@
             </w:tabs>
             <w:rPr/>
           </w:pPr>
-          <w:hyperlink w:anchor="__RefHeading___Toc1351_1371780974">
+          <w:hyperlink w:anchor="__RefHeading___Toc1351_2457656124">
             <w:r>
               <w:rPr>
                 <w:rStyle w:val="IndexLink"/>
@@ -642,7 +642,7 @@
         <w:spacing w:lineRule="exact" w:line="240" w:before="240" w:after="120"/>
         <w:rPr/>
       </w:pPr>
-      <w:bookmarkStart w:id="0" w:name="__RefHeading___Toc1321_1371780974"/>
+      <w:bookmarkStart w:id="0" w:name="__RefHeading___Toc1321_2457656124"/>
       <w:bookmarkEnd w:id="0"/>
       <w:r>
         <w:rPr>
@@ -716,7 +716,7 @@
         <w:spacing w:lineRule="exact" w:line="240" w:before="240" w:after="120"/>
         <w:rPr/>
       </w:pPr>
-      <w:bookmarkStart w:id="1" w:name="__RefHeading___Toc1323_1371780974"/>
+      <w:bookmarkStart w:id="1" w:name="__RefHeading___Toc1323_2457656124"/>
       <w:bookmarkEnd w:id="1"/>
       <w:r>
         <w:rPr>
@@ -2030,7 +2030,7 @@
         <w:spacing w:lineRule="exact" w:line="240" w:before="240" w:after="120"/>
         <w:rPr/>
       </w:pPr>
-      <w:bookmarkStart w:id="2" w:name="__RefHeading___Toc1325_1371780974"/>
+      <w:bookmarkStart w:id="2" w:name="__RefHeading___Toc1325_2457656124"/>
       <w:bookmarkEnd w:id="2"/>
       <w:r>
         <w:rPr>
@@ -2607,7 +2607,7 @@
         <w:spacing w:lineRule="exact" w:line="240" w:before="240" w:after="120"/>
         <w:rPr/>
       </w:pPr>
-      <w:bookmarkStart w:id="3" w:name="__RefHeading___Toc1327_1371780974"/>
+      <w:bookmarkStart w:id="3" w:name="__RefHeading___Toc1327_2457656124"/>
       <w:bookmarkEnd w:id="3"/>
       <w:r>
         <w:rPr>
@@ -2645,7 +2645,7 @@
         <w:spacing w:lineRule="exact" w:line="240" w:before="240" w:after="120"/>
         <w:rPr/>
       </w:pPr>
-      <w:bookmarkStart w:id="4" w:name="__RefHeading___Toc1329_1371780974"/>
+      <w:bookmarkStart w:id="4" w:name="__RefHeading___Toc1329_2457656124"/>
       <w:bookmarkEnd w:id="4"/>
       <w:r>
         <w:rPr>
@@ -2683,7 +2683,7 @@
         <w:spacing w:lineRule="exact" w:line="240" w:before="240" w:after="120"/>
         <w:rPr/>
       </w:pPr>
-      <w:bookmarkStart w:id="5" w:name="__RefHeading___Toc1331_1371780974"/>
+      <w:bookmarkStart w:id="5" w:name="__RefHeading___Toc1331_2457656124"/>
       <w:bookmarkEnd w:id="5"/>
       <w:r>
         <w:rPr>
@@ -3530,7 +3530,7 @@
         <w:spacing w:lineRule="exact" w:line="240" w:before="240" w:after="120"/>
         <w:rPr/>
       </w:pPr>
-      <w:bookmarkStart w:id="6" w:name="__RefHeading___Toc1333_1371780974"/>
+      <w:bookmarkStart w:id="6" w:name="__RefHeading___Toc1333_2457656124"/>
       <w:bookmarkEnd w:id="6"/>
       <w:r>
         <w:rPr>
@@ -4127,7 +4127,7 @@
         <w:spacing w:lineRule="exact" w:line="240" w:before="240" w:after="120"/>
         <w:rPr/>
       </w:pPr>
-      <w:bookmarkStart w:id="7" w:name="__RefHeading___Toc1335_1371780974"/>
+      <w:bookmarkStart w:id="7" w:name="__RefHeading___Toc1335_2457656124"/>
       <w:bookmarkEnd w:id="7"/>
       <w:r>
         <w:rPr>
@@ -4742,7 +4742,7 @@
         <w:spacing w:lineRule="exact" w:line="240" w:before="240" w:after="120"/>
         <w:rPr/>
       </w:pPr>
-      <w:bookmarkStart w:id="8" w:name="__RefHeading___Toc1337_1371780974"/>
+      <w:bookmarkStart w:id="8" w:name="__RefHeading___Toc1337_2457656124"/>
       <w:bookmarkEnd w:id="8"/>
       <w:r>
         <w:rPr>
@@ -4862,7 +4862,7 @@
         <w:spacing w:lineRule="auto" w:line="240" w:before="0" w:after="60"/>
         <w:rPr/>
       </w:pPr>
-      <w:bookmarkStart w:id="9" w:name="__RefHeading___Toc1339_1371780974"/>
+      <w:bookmarkStart w:id="9" w:name="__RefHeading___Toc1339_2457656124"/>
       <w:bookmarkEnd w:id="9"/>
       <w:r>
         <w:rPr>
@@ -4893,7 +4893,7 @@
         <w:spacing w:lineRule="auto" w:line="240" w:before="0" w:after="60"/>
         <w:rPr/>
       </w:pPr>
-      <w:bookmarkStart w:id="10" w:name="__RefHeading___Toc1341_1371780974"/>
+      <w:bookmarkStart w:id="10" w:name="__RefHeading___Toc1341_2457656124"/>
       <w:bookmarkEnd w:id="10"/>
       <w:r>
         <w:rPr>
@@ -5457,7 +5457,7 @@
         <w:spacing w:lineRule="auto" w:line="240" w:before="0" w:after="60"/>
         <w:rPr/>
       </w:pPr>
-      <w:bookmarkStart w:id="11" w:name="__RefHeading___Toc1343_1371780974"/>
+      <w:bookmarkStart w:id="11" w:name="__RefHeading___Toc1343_2457656124"/>
       <w:bookmarkEnd w:id="11"/>
       <w:r>
         <w:rPr>
@@ -5522,7 +5522,7 @@
         <w:spacing w:lineRule="auto" w:line="240" w:before="0" w:after="60"/>
         <w:rPr/>
       </w:pPr>
-      <w:bookmarkStart w:id="12" w:name="__RefHeading___Toc1345_1371780974"/>
+      <w:bookmarkStart w:id="12" w:name="__RefHeading___Toc1345_2457656124"/>
       <w:bookmarkEnd w:id="12"/>
       <w:r>
         <w:rPr>
@@ -5587,7 +5587,7 @@
         <w:spacing w:lineRule="auto" w:line="240" w:before="0" w:after="60"/>
         <w:rPr/>
       </w:pPr>
-      <w:bookmarkStart w:id="13" w:name="__RefHeading___Toc1347_1371780974"/>
+      <w:bookmarkStart w:id="13" w:name="__RefHeading___Toc1347_2457656124"/>
       <w:bookmarkEnd w:id="13"/>
       <w:r>
         <w:rPr>
@@ -5632,7 +5632,7 @@
         <w:spacing w:lineRule="auto" w:line="240" w:before="0" w:after="60"/>
         <w:rPr/>
       </w:pPr>
-      <w:bookmarkStart w:id="14" w:name="__RefHeading___Toc1349_1371780974"/>
+      <w:bookmarkStart w:id="14" w:name="__RefHeading___Toc1349_2457656124"/>
       <w:bookmarkEnd w:id="14"/>
       <w:r>
         <w:rPr>
@@ -5663,7 +5663,7 @@
         <w:spacing w:lineRule="exact" w:line="240" w:before="240" w:after="120"/>
         <w:rPr/>
       </w:pPr>
-      <w:bookmarkStart w:id="15" w:name="__RefHeading___Toc1351_1371780974"/>
+      <w:bookmarkStart w:id="15" w:name="__RefHeading___Toc1351_2457656124"/>
       <w:bookmarkEnd w:id="15"/>
       <w:r>
         <w:rPr>

--- a/reporte/productos_formales/Producto_01_Plan_de_Trabajo.docx
+++ b/reporte/productos_formales/Producto_01_Plan_de_Trabajo.docx
@@ -302,7 +302,7 @@
             </w:rPr>
             <w:fldChar w:fldCharType="separate"/>
           </w:r>
-          <w:hyperlink w:anchor="__RefHeading___Toc1321_2457656124">
+          <w:hyperlink w:anchor="__RefHeading___Toc1321_1103273133">
             <w:r>
               <w:rPr>
                 <w:rStyle w:val="IndexLink"/>
@@ -322,7 +322,7 @@
             </w:tabs>
             <w:rPr/>
           </w:pPr>
-          <w:hyperlink w:anchor="__RefHeading___Toc1323_2457656124">
+          <w:hyperlink w:anchor="__RefHeading___Toc1323_1103273133">
             <w:r>
               <w:rPr>
                 <w:rStyle w:val="IndexLink"/>
@@ -342,7 +342,7 @@
             </w:tabs>
             <w:rPr/>
           </w:pPr>
-          <w:hyperlink w:anchor="__RefHeading___Toc1325_2457656124">
+          <w:hyperlink w:anchor="__RefHeading___Toc1325_1103273133">
             <w:r>
               <w:rPr>
                 <w:rStyle w:val="IndexLink"/>
@@ -362,7 +362,7 @@
             </w:tabs>
             <w:rPr/>
           </w:pPr>
-          <w:hyperlink w:anchor="__RefHeading___Toc1327_2457656124">
+          <w:hyperlink w:anchor="__RefHeading___Toc1327_1103273133">
             <w:r>
               <w:rPr>
                 <w:rStyle w:val="IndexLink"/>
@@ -382,7 +382,7 @@
             </w:tabs>
             <w:rPr/>
           </w:pPr>
-          <w:hyperlink w:anchor="__RefHeading___Toc1329_2457656124">
+          <w:hyperlink w:anchor="__RefHeading___Toc1329_1103273133">
             <w:r>
               <w:rPr>
                 <w:rStyle w:val="IndexLink"/>
@@ -402,7 +402,7 @@
             </w:tabs>
             <w:rPr/>
           </w:pPr>
-          <w:hyperlink w:anchor="__RefHeading___Toc1331_2457656124">
+          <w:hyperlink w:anchor="__RefHeading___Toc1331_1103273133">
             <w:r>
               <w:rPr>
                 <w:rStyle w:val="IndexLink"/>
@@ -422,7 +422,7 @@
             </w:tabs>
             <w:rPr/>
           </w:pPr>
-          <w:hyperlink w:anchor="__RefHeading___Toc1333_2457656124">
+          <w:hyperlink w:anchor="__RefHeading___Toc1333_1103273133">
             <w:r>
               <w:rPr>
                 <w:rStyle w:val="IndexLink"/>
@@ -442,7 +442,7 @@
             </w:tabs>
             <w:rPr/>
           </w:pPr>
-          <w:hyperlink w:anchor="__RefHeading___Toc1335_2457656124">
+          <w:hyperlink w:anchor="__RefHeading___Toc1335_1103273133">
             <w:r>
               <w:rPr>
                 <w:rStyle w:val="IndexLink"/>
@@ -462,7 +462,7 @@
             </w:tabs>
             <w:rPr/>
           </w:pPr>
-          <w:hyperlink w:anchor="__RefHeading___Toc1337_2457656124">
+          <w:hyperlink w:anchor="__RefHeading___Toc1337_1103273133">
             <w:r>
               <w:rPr>
                 <w:rStyle w:val="IndexLink"/>
@@ -482,7 +482,7 @@
             </w:tabs>
             <w:rPr/>
           </w:pPr>
-          <w:hyperlink w:anchor="__RefHeading___Toc1339_2457656124">
+          <w:hyperlink w:anchor="__RefHeading___Toc1339_1103273133">
             <w:r>
               <w:rPr>
                 <w:rStyle w:val="IndexLink"/>
@@ -502,7 +502,7 @@
             </w:tabs>
             <w:rPr/>
           </w:pPr>
-          <w:hyperlink w:anchor="__RefHeading___Toc1341_2457656124">
+          <w:hyperlink w:anchor="__RefHeading___Toc1341_1103273133">
             <w:r>
               <w:rPr>
                 <w:rStyle w:val="IndexLink"/>
@@ -522,7 +522,7 @@
             </w:tabs>
             <w:rPr/>
           </w:pPr>
-          <w:hyperlink w:anchor="__RefHeading___Toc1343_2457656124">
+          <w:hyperlink w:anchor="__RefHeading___Toc1343_1103273133">
             <w:r>
               <w:rPr>
                 <w:rStyle w:val="IndexLink"/>
@@ -542,7 +542,7 @@
             </w:tabs>
             <w:rPr/>
           </w:pPr>
-          <w:hyperlink w:anchor="__RefHeading___Toc1345_2457656124">
+          <w:hyperlink w:anchor="__RefHeading___Toc1345_1103273133">
             <w:r>
               <w:rPr>
                 <w:rStyle w:val="IndexLink"/>
@@ -562,7 +562,7 @@
             </w:tabs>
             <w:rPr/>
           </w:pPr>
-          <w:hyperlink w:anchor="__RefHeading___Toc1347_2457656124">
+          <w:hyperlink w:anchor="__RefHeading___Toc1347_1103273133">
             <w:r>
               <w:rPr>
                 <w:rStyle w:val="IndexLink"/>
@@ -582,7 +582,7 @@
             </w:tabs>
             <w:rPr/>
           </w:pPr>
-          <w:hyperlink w:anchor="__RefHeading___Toc1349_2457656124">
+          <w:hyperlink w:anchor="__RefHeading___Toc1349_1103273133">
             <w:r>
               <w:rPr>
                 <w:rStyle w:val="IndexLink"/>
@@ -602,7 +602,7 @@
             </w:tabs>
             <w:rPr/>
           </w:pPr>
-          <w:hyperlink w:anchor="__RefHeading___Toc1351_2457656124">
+          <w:hyperlink w:anchor="__RefHeading___Toc1351_1103273133">
             <w:r>
               <w:rPr>
                 <w:rStyle w:val="IndexLink"/>
@@ -642,7 +642,7 @@
         <w:spacing w:lineRule="exact" w:line="240" w:before="240" w:after="120"/>
         <w:rPr/>
       </w:pPr>
-      <w:bookmarkStart w:id="0" w:name="__RefHeading___Toc1321_2457656124"/>
+      <w:bookmarkStart w:id="0" w:name="__RefHeading___Toc1321_1103273133"/>
       <w:bookmarkEnd w:id="0"/>
       <w:r>
         <w:rPr>
@@ -716,7 +716,7 @@
         <w:spacing w:lineRule="exact" w:line="240" w:before="240" w:after="120"/>
         <w:rPr/>
       </w:pPr>
-      <w:bookmarkStart w:id="1" w:name="__RefHeading___Toc1323_2457656124"/>
+      <w:bookmarkStart w:id="1" w:name="__RefHeading___Toc1323_1103273133"/>
       <w:bookmarkEnd w:id="1"/>
       <w:r>
         <w:rPr>
@@ -2030,7 +2030,7 @@
         <w:spacing w:lineRule="exact" w:line="240" w:before="240" w:after="120"/>
         <w:rPr/>
       </w:pPr>
-      <w:bookmarkStart w:id="2" w:name="__RefHeading___Toc1325_2457656124"/>
+      <w:bookmarkStart w:id="2" w:name="__RefHeading___Toc1325_1103273133"/>
       <w:bookmarkEnd w:id="2"/>
       <w:r>
         <w:rPr>
@@ -2607,7 +2607,7 @@
         <w:spacing w:lineRule="exact" w:line="240" w:before="240" w:after="120"/>
         <w:rPr/>
       </w:pPr>
-      <w:bookmarkStart w:id="3" w:name="__RefHeading___Toc1327_2457656124"/>
+      <w:bookmarkStart w:id="3" w:name="__RefHeading___Toc1327_1103273133"/>
       <w:bookmarkEnd w:id="3"/>
       <w:r>
         <w:rPr>
@@ -2645,7 +2645,7 @@
         <w:spacing w:lineRule="exact" w:line="240" w:before="240" w:after="120"/>
         <w:rPr/>
       </w:pPr>
-      <w:bookmarkStart w:id="4" w:name="__RefHeading___Toc1329_2457656124"/>
+      <w:bookmarkStart w:id="4" w:name="__RefHeading___Toc1329_1103273133"/>
       <w:bookmarkEnd w:id="4"/>
       <w:r>
         <w:rPr>
@@ -2683,7 +2683,7 @@
         <w:spacing w:lineRule="exact" w:line="240" w:before="240" w:after="120"/>
         <w:rPr/>
       </w:pPr>
-      <w:bookmarkStart w:id="5" w:name="__RefHeading___Toc1331_2457656124"/>
+      <w:bookmarkStart w:id="5" w:name="__RefHeading___Toc1331_1103273133"/>
       <w:bookmarkEnd w:id="5"/>
       <w:r>
         <w:rPr>
@@ -3530,7 +3530,7 @@
         <w:spacing w:lineRule="exact" w:line="240" w:before="240" w:after="120"/>
         <w:rPr/>
       </w:pPr>
-      <w:bookmarkStart w:id="6" w:name="__RefHeading___Toc1333_2457656124"/>
+      <w:bookmarkStart w:id="6" w:name="__RefHeading___Toc1333_1103273133"/>
       <w:bookmarkEnd w:id="6"/>
       <w:r>
         <w:rPr>
@@ -4127,7 +4127,7 @@
         <w:spacing w:lineRule="exact" w:line="240" w:before="240" w:after="120"/>
         <w:rPr/>
       </w:pPr>
-      <w:bookmarkStart w:id="7" w:name="__RefHeading___Toc1335_2457656124"/>
+      <w:bookmarkStart w:id="7" w:name="__RefHeading___Toc1335_1103273133"/>
       <w:bookmarkEnd w:id="7"/>
       <w:r>
         <w:rPr>
@@ -4742,7 +4742,7 @@
         <w:spacing w:lineRule="exact" w:line="240" w:before="240" w:after="120"/>
         <w:rPr/>
       </w:pPr>
-      <w:bookmarkStart w:id="8" w:name="__RefHeading___Toc1337_2457656124"/>
+      <w:bookmarkStart w:id="8" w:name="__RefHeading___Toc1337_1103273133"/>
       <w:bookmarkEnd w:id="8"/>
       <w:r>
         <w:rPr>
@@ -4862,7 +4862,7 @@
         <w:spacing w:lineRule="auto" w:line="240" w:before="0" w:after="60"/>
         <w:rPr/>
       </w:pPr>
-      <w:bookmarkStart w:id="9" w:name="__RefHeading___Toc1339_2457656124"/>
+      <w:bookmarkStart w:id="9" w:name="__RefHeading___Toc1339_1103273133"/>
       <w:bookmarkEnd w:id="9"/>
       <w:r>
         <w:rPr>
@@ -4893,7 +4893,7 @@
         <w:spacing w:lineRule="auto" w:line="240" w:before="0" w:after="60"/>
         <w:rPr/>
       </w:pPr>
-      <w:bookmarkStart w:id="10" w:name="__RefHeading___Toc1341_2457656124"/>
+      <w:bookmarkStart w:id="10" w:name="__RefHeading___Toc1341_1103273133"/>
       <w:bookmarkEnd w:id="10"/>
       <w:r>
         <w:rPr>
@@ -5457,7 +5457,7 @@
         <w:spacing w:lineRule="auto" w:line="240" w:before="0" w:after="60"/>
         <w:rPr/>
       </w:pPr>
-      <w:bookmarkStart w:id="11" w:name="__RefHeading___Toc1343_2457656124"/>
+      <w:bookmarkStart w:id="11" w:name="__RefHeading___Toc1343_1103273133"/>
       <w:bookmarkEnd w:id="11"/>
       <w:r>
         <w:rPr>
@@ -5522,7 +5522,7 @@
         <w:spacing w:lineRule="auto" w:line="240" w:before="0" w:after="60"/>
         <w:rPr/>
       </w:pPr>
-      <w:bookmarkStart w:id="12" w:name="__RefHeading___Toc1345_2457656124"/>
+      <w:bookmarkStart w:id="12" w:name="__RefHeading___Toc1345_1103273133"/>
       <w:bookmarkEnd w:id="12"/>
       <w:r>
         <w:rPr>
@@ -5587,7 +5587,7 @@
         <w:spacing w:lineRule="auto" w:line="240" w:before="0" w:after="60"/>
         <w:rPr/>
       </w:pPr>
-      <w:bookmarkStart w:id="13" w:name="__RefHeading___Toc1347_2457656124"/>
+      <w:bookmarkStart w:id="13" w:name="__RefHeading___Toc1347_1103273133"/>
       <w:bookmarkEnd w:id="13"/>
       <w:r>
         <w:rPr>
@@ -5632,7 +5632,7 @@
         <w:spacing w:lineRule="auto" w:line="240" w:before="0" w:after="60"/>
         <w:rPr/>
       </w:pPr>
-      <w:bookmarkStart w:id="14" w:name="__RefHeading___Toc1349_2457656124"/>
+      <w:bookmarkStart w:id="14" w:name="__RefHeading___Toc1349_1103273133"/>
       <w:bookmarkEnd w:id="14"/>
       <w:r>
         <w:rPr>
@@ -5663,7 +5663,7 @@
         <w:spacing w:lineRule="exact" w:line="240" w:before="240" w:after="120"/>
         <w:rPr/>
       </w:pPr>
-      <w:bookmarkStart w:id="15" w:name="__RefHeading___Toc1351_2457656124"/>
+      <w:bookmarkStart w:id="15" w:name="__RefHeading___Toc1351_1103273133"/>
       <w:bookmarkEnd w:id="15"/>
       <w:r>
         <w:rPr>

--- a/reporte/productos_formales/Producto_01_Plan_de_Trabajo.docx
+++ b/reporte/productos_formales/Producto_01_Plan_de_Trabajo.docx
@@ -302,7 +302,7 @@
             </w:rPr>
             <w:fldChar w:fldCharType="separate"/>
           </w:r>
-          <w:hyperlink w:anchor="__RefHeading___Toc1321_1103273133">
+          <w:hyperlink w:anchor="__RefHeading___Toc1323_1096995856">
             <w:r>
               <w:rPr>
                 <w:rStyle w:val="IndexLink"/>
@@ -322,7 +322,7 @@
             </w:tabs>
             <w:rPr/>
           </w:pPr>
-          <w:hyperlink w:anchor="__RefHeading___Toc1323_1103273133">
+          <w:hyperlink w:anchor="__RefHeading___Toc1325_1096995856">
             <w:r>
               <w:rPr>
                 <w:rStyle w:val="IndexLink"/>
@@ -342,7 +342,7 @@
             </w:tabs>
             <w:rPr/>
           </w:pPr>
-          <w:hyperlink w:anchor="__RefHeading___Toc1325_1103273133">
+          <w:hyperlink w:anchor="__RefHeading___Toc1327_1096995856">
             <w:r>
               <w:rPr>
                 <w:rStyle w:val="IndexLink"/>
@@ -362,7 +362,7 @@
             </w:tabs>
             <w:rPr/>
           </w:pPr>
-          <w:hyperlink w:anchor="__RefHeading___Toc1327_1103273133">
+          <w:hyperlink w:anchor="__RefHeading___Toc1329_1096995856">
             <w:r>
               <w:rPr>
                 <w:rStyle w:val="IndexLink"/>
@@ -382,7 +382,7 @@
             </w:tabs>
             <w:rPr/>
           </w:pPr>
-          <w:hyperlink w:anchor="__RefHeading___Toc1329_1103273133">
+          <w:hyperlink w:anchor="__RefHeading___Toc1331_1096995856">
             <w:r>
               <w:rPr>
                 <w:rStyle w:val="IndexLink"/>
@@ -402,7 +402,7 @@
             </w:tabs>
             <w:rPr/>
           </w:pPr>
-          <w:hyperlink w:anchor="__RefHeading___Toc1331_1103273133">
+          <w:hyperlink w:anchor="__RefHeading___Toc1333_1096995856">
             <w:r>
               <w:rPr>
                 <w:rStyle w:val="IndexLink"/>
@@ -422,7 +422,7 @@
             </w:tabs>
             <w:rPr/>
           </w:pPr>
-          <w:hyperlink w:anchor="__RefHeading___Toc1333_1103273133">
+          <w:hyperlink w:anchor="__RefHeading___Toc1335_1096995856">
             <w:r>
               <w:rPr>
                 <w:rStyle w:val="IndexLink"/>
@@ -442,7 +442,7 @@
             </w:tabs>
             <w:rPr/>
           </w:pPr>
-          <w:hyperlink w:anchor="__RefHeading___Toc1335_1103273133">
+          <w:hyperlink w:anchor="__RefHeading___Toc1337_1096995856">
             <w:r>
               <w:rPr>
                 <w:rStyle w:val="IndexLink"/>
@@ -462,7 +462,7 @@
             </w:tabs>
             <w:rPr/>
           </w:pPr>
-          <w:hyperlink w:anchor="__RefHeading___Toc1337_1103273133">
+          <w:hyperlink w:anchor="__RefHeading___Toc1339_1096995856">
             <w:r>
               <w:rPr>
                 <w:rStyle w:val="IndexLink"/>
@@ -482,7 +482,7 @@
             </w:tabs>
             <w:rPr/>
           </w:pPr>
-          <w:hyperlink w:anchor="__RefHeading___Toc1339_1103273133">
+          <w:hyperlink w:anchor="__RefHeading___Toc1341_1096995856">
             <w:r>
               <w:rPr>
                 <w:rStyle w:val="IndexLink"/>
@@ -502,7 +502,7 @@
             </w:tabs>
             <w:rPr/>
           </w:pPr>
-          <w:hyperlink w:anchor="__RefHeading___Toc1341_1103273133">
+          <w:hyperlink w:anchor="__RefHeading___Toc1343_1096995856">
             <w:r>
               <w:rPr>
                 <w:rStyle w:val="IndexLink"/>
@@ -522,7 +522,7 @@
             </w:tabs>
             <w:rPr/>
           </w:pPr>
-          <w:hyperlink w:anchor="__RefHeading___Toc1343_1103273133">
+          <w:hyperlink w:anchor="__RefHeading___Toc1345_1096995856">
             <w:r>
               <w:rPr>
                 <w:rStyle w:val="IndexLink"/>
@@ -542,7 +542,7 @@
             </w:tabs>
             <w:rPr/>
           </w:pPr>
-          <w:hyperlink w:anchor="__RefHeading___Toc1345_1103273133">
+          <w:hyperlink w:anchor="__RefHeading___Toc1347_1096995856">
             <w:r>
               <w:rPr>
                 <w:rStyle w:val="IndexLink"/>
@@ -562,7 +562,7 @@
             </w:tabs>
             <w:rPr/>
           </w:pPr>
-          <w:hyperlink w:anchor="__RefHeading___Toc1347_1103273133">
+          <w:hyperlink w:anchor="__RefHeading___Toc1349_1096995856">
             <w:r>
               <w:rPr>
                 <w:rStyle w:val="IndexLink"/>
@@ -582,7 +582,7 @@
             </w:tabs>
             <w:rPr/>
           </w:pPr>
-          <w:hyperlink w:anchor="__RefHeading___Toc1349_1103273133">
+          <w:hyperlink w:anchor="__RefHeading___Toc1351_1096995856">
             <w:r>
               <w:rPr>
                 <w:rStyle w:val="IndexLink"/>
@@ -602,7 +602,7 @@
             </w:tabs>
             <w:rPr/>
           </w:pPr>
-          <w:hyperlink w:anchor="__RefHeading___Toc1351_1103273133">
+          <w:hyperlink w:anchor="__RefHeading___Toc1353_1096995856">
             <w:r>
               <w:rPr>
                 <w:rStyle w:val="IndexLink"/>
@@ -642,7 +642,7 @@
         <w:spacing w:lineRule="exact" w:line="240" w:before="240" w:after="120"/>
         <w:rPr/>
       </w:pPr>
-      <w:bookmarkStart w:id="0" w:name="__RefHeading___Toc1321_1103273133"/>
+      <w:bookmarkStart w:id="0" w:name="__RefHeading___Toc1323_1096995856"/>
       <w:bookmarkEnd w:id="0"/>
       <w:r>
         <w:rPr>
@@ -671,7 +671,7 @@
           <w:sz w:val="22"/>
           <w:szCs w:val="22"/>
         </w:rPr>
-        <w:t>1. Productos y alcance del plan de trabajo</w:t>
+        <w:t>1. Productos y propósito técnico</w:t>
       </w:r>
     </w:p>
     <w:p>
@@ -689,7 +689,7 @@
           <w:sz w:val="22"/>
           <w:szCs w:val="22"/>
         </w:rPr>
-        <w:t>2. Actividades a cumplir por cada producto</w:t>
+        <w:t>2. Actividades principales por producto</w:t>
       </w:r>
     </w:p>
     <w:p>
@@ -716,7 +716,7 @@
         <w:spacing w:lineRule="exact" w:line="240" w:before="240" w:after="120"/>
         <w:rPr/>
       </w:pPr>
-      <w:bookmarkStart w:id="1" w:name="__RefHeading___Toc1323_1103273133"/>
+      <w:bookmarkStart w:id="1" w:name="__RefHeading___Toc1325_1096995856"/>
       <w:bookmarkEnd w:id="1"/>
       <w:r>
         <w:rPr>
@@ -2030,7 +2030,7 @@
         <w:spacing w:lineRule="exact" w:line="240" w:before="240" w:after="120"/>
         <w:rPr/>
       </w:pPr>
-      <w:bookmarkStart w:id="2" w:name="__RefHeading___Toc1325_1103273133"/>
+      <w:bookmarkStart w:id="2" w:name="__RefHeading___Toc1327_1096995856"/>
       <w:bookmarkEnd w:id="2"/>
       <w:r>
         <w:rPr>
@@ -2607,7 +2607,7 @@
         <w:spacing w:lineRule="exact" w:line="240" w:before="240" w:after="120"/>
         <w:rPr/>
       </w:pPr>
-      <w:bookmarkStart w:id="3" w:name="__RefHeading___Toc1327_1103273133"/>
+      <w:bookmarkStart w:id="3" w:name="__RefHeading___Toc1329_1096995856"/>
       <w:bookmarkEnd w:id="3"/>
       <w:r>
         <w:rPr>
@@ -2636,7 +2636,7 @@
           <w:sz w:val="22"/>
           <w:szCs w:val="22"/>
         </w:rPr>
-        <w:t>El presente Plan de Trabajo organiza una prueba de concepto independiente basada en el TDR público del Proyecto Interno 1.8.2. El repositorio se orienta a demostrar, con evidencia reproducible, la preparación de datos, selección y validación de modelos, Spark MLlib, grafos, orquestación, trazabilidad y reporting, separando expresamente lo verificable fuera de CGR de las actividades que requieren infraestructura, accesos o usuarios institucionales.</w:t>
+        <w:t>El plan organiza una prueba de concepto independiente basada en el TDR público del Proyecto Interno 1.8.2. El trabajo se estructura por contratos técnicos verificables: integración canónica, calidad de datos, feature engineering, evaluación, modelos Spark MLlib, grafos, TRAIN/INFERENCE, monitoreo, trazabilidad y reporting. Las actividades que requieren accesos, infraestructura o conformidad CGR se mantienen como dependencias institucionales.</w:t>
       </w:r>
     </w:p>
     <w:p>
@@ -2645,7 +2645,7 @@
         <w:spacing w:lineRule="exact" w:line="240" w:before="240" w:after="120"/>
         <w:rPr/>
       </w:pPr>
-      <w:bookmarkStart w:id="4" w:name="__RefHeading___Toc1329_1103273133"/>
+      <w:bookmarkStart w:id="4" w:name="__RefHeading___Toc1331_1096995856"/>
       <w:bookmarkEnd w:id="4"/>
       <w:r>
         <w:rPr>
@@ -2674,7 +2674,7 @@
           <w:sz w:val="22"/>
           <w:szCs w:val="22"/>
         </w:rPr>
-        <w:t>Objetivo de consultoría tomado como referencia del TDR: disponer datos procesados y filtrados de fuentes externas e internas, y desarrollar modelos de Machine Learning que permitan identificar casos atípicos y patrones de riesgo relevantes para la labor del auditor. En este repositorio dicho objetivo se desarrolla únicamente como prototipo independiente.</w:t>
+        <w:t>El TDR tomado como referencia plantea disponer datos procesados y filtrados de fuentes externas e internas y desarrollar modelos de Machine Learning que permitan identificar casos atípicos y patrones de riesgo relevantes para la labor del auditor. Este repositorio demuestra ese objetivo como prototipo independiente y reproducible, sin atribuirse aprobación o despliegue institucional CGR.</w:t>
       </w:r>
     </w:p>
     <w:p>
@@ -2683,7 +2683,7 @@
         <w:spacing w:lineRule="exact" w:line="240" w:before="240" w:after="120"/>
         <w:rPr/>
       </w:pPr>
-      <w:bookmarkStart w:id="5" w:name="__RefHeading___Toc1331_1103273133"/>
+      <w:bookmarkStart w:id="5" w:name="__RefHeading___Toc1333_1096995856"/>
       <w:bookmarkEnd w:id="5"/>
       <w:r>
         <w:rPr>
@@ -2714,7 +2714,7 @@
           <w:sz w:val="22"/>
           <w:szCs w:val="22"/>
         </w:rPr>
-        <w:t>Tabla 1. Productos y alcance del plan de trabajo</w:t>
+        <w:t>Tabla 1. Productos y propósito técnico</w:t>
       </w:r>
     </w:p>
     <w:tbl>
@@ -2731,9 +2731,9 @@
         </w:tblCellMar>
       </w:tblPr>
       <w:tblGrid>
-        <w:gridCol w:w="650"/>
-        <w:gridCol w:w="3099"/>
-        <w:gridCol w:w="5051"/>
+        <w:gridCol w:w="699"/>
+        <w:gridCol w:w="3001"/>
+        <w:gridCol w:w="5100"/>
       </w:tblGrid>
       <w:tr>
         <w:trPr>
@@ -2742,7 +2742,7 @@
         </w:trPr>
         <w:tc>
           <w:tcPr>
-            <w:tcW w:w="650" w:type="dxa"/>
+            <w:tcW w:w="699" w:type="dxa"/>
             <w:tcBorders>
               <w:top w:val="single" w:sz="4" w:space="0" w:color="000000"/>
               <w:left w:val="single" w:sz="4" w:space="0" w:color="000000"/>
@@ -2774,7 +2774,7 @@
         </w:tc>
         <w:tc>
           <w:tcPr>
-            <w:tcW w:w="3099" w:type="dxa"/>
+            <w:tcW w:w="3001" w:type="dxa"/>
             <w:tcBorders>
               <w:top w:val="single" w:sz="4" w:space="0" w:color="000000"/>
               <w:left w:val="single" w:sz="4" w:space="0" w:color="000000"/>
@@ -2806,7 +2806,7 @@
         </w:tc>
         <w:tc>
           <w:tcPr>
-            <w:tcW w:w="5051" w:type="dxa"/>
+            <w:tcW w:w="5100" w:type="dxa"/>
             <w:tcBorders>
               <w:top w:val="single" w:sz="4" w:space="0" w:color="000000"/>
               <w:left w:val="single" w:sz="4" w:space="0" w:color="000000"/>
@@ -2832,7 +2832,7 @@
                 <w:sz w:val="22"/>
                 <w:szCs w:val="22"/>
               </w:rPr>
-              <w:t>Alcance de referencia</w:t>
+              <w:t>Propósito</w:t>
             </w:r>
           </w:p>
         </w:tc>
@@ -2843,7 +2843,7 @@
         </w:trPr>
         <w:tc>
           <w:tcPr>
-            <w:tcW w:w="650" w:type="dxa"/>
+            <w:tcW w:w="699" w:type="dxa"/>
             <w:tcBorders>
               <w:top w:val="single" w:sz="4" w:space="0" w:color="000000"/>
               <w:left w:val="single" w:sz="4" w:space="0" w:color="000000"/>
@@ -2874,7 +2874,7 @@
         </w:tc>
         <w:tc>
           <w:tcPr>
-            <w:tcW w:w="3099" w:type="dxa"/>
+            <w:tcW w:w="3001" w:type="dxa"/>
             <w:tcBorders>
               <w:top w:val="single" w:sz="4" w:space="0" w:color="000000"/>
               <w:left w:val="single" w:sz="4" w:space="0" w:color="000000"/>
@@ -2905,7 +2905,7 @@
         </w:tc>
         <w:tc>
           <w:tcPr>
-            <w:tcW w:w="5051" w:type="dxa"/>
+            <w:tcW w:w="5100" w:type="dxa"/>
             <w:tcBorders>
               <w:top w:val="single" w:sz="4" w:space="0" w:color="000000"/>
               <w:left w:val="single" w:sz="4" w:space="0" w:color="000000"/>
@@ -2930,7 +2930,7 @@
                 <w:sz w:val="22"/>
                 <w:szCs w:val="22"/>
               </w:rPr>
-              <w:t>Metodología, actividades, cronograma y criterios de cierre.</w:t>
+              <w:t>Metodología, actividades, cronograma y criterios de evidencia.</w:t>
             </w:r>
           </w:p>
         </w:tc>
@@ -2941,7 +2941,7 @@
         </w:trPr>
         <w:tc>
           <w:tcPr>
-            <w:tcW w:w="650" w:type="dxa"/>
+            <w:tcW w:w="699" w:type="dxa"/>
             <w:tcBorders>
               <w:top w:val="single" w:sz="4" w:space="0" w:color="000000"/>
               <w:left w:val="single" w:sz="4" w:space="0" w:color="000000"/>
@@ -2972,7 +2972,7 @@
         </w:tc>
         <w:tc>
           <w:tcPr>
-            <w:tcW w:w="3099" w:type="dxa"/>
+            <w:tcW w:w="3001" w:type="dxa"/>
             <w:tcBorders>
               <w:top w:val="single" w:sz="4" w:space="0" w:color="000000"/>
               <w:left w:val="single" w:sz="4" w:space="0" w:color="000000"/>
@@ -3003,7 +3003,7 @@
         </w:tc>
         <w:tc>
           <w:tcPr>
-            <w:tcW w:w="5051" w:type="dxa"/>
+            <w:tcW w:w="5100" w:type="dxa"/>
             <w:tcBorders>
               <w:top w:val="single" w:sz="4" w:space="0" w:color="000000"/>
               <w:left w:val="single" w:sz="4" w:space="0" w:color="000000"/>
@@ -3028,7 +3028,7 @@
                 <w:sz w:val="22"/>
                 <w:szCs w:val="22"/>
               </w:rPr>
-              <w:t>Limpieza, transformación, feature engineering y división de datos.</w:t>
+              <w:t>Calidad, limpieza, estado FIT/TRANSFORM y features proveedor-entidad.</w:t>
             </w:r>
           </w:p>
         </w:tc>
@@ -3039,7 +3039,7 @@
         </w:trPr>
         <w:tc>
           <w:tcPr>
-            <w:tcW w:w="650" w:type="dxa"/>
+            <w:tcW w:w="699" w:type="dxa"/>
             <w:tcBorders>
               <w:top w:val="single" w:sz="4" w:space="0" w:color="000000"/>
               <w:left w:val="single" w:sz="4" w:space="0" w:color="000000"/>
@@ -3070,7 +3070,7 @@
         </w:tc>
         <w:tc>
           <w:tcPr>
-            <w:tcW w:w="3099" w:type="dxa"/>
+            <w:tcW w:w="3001" w:type="dxa"/>
             <w:tcBorders>
               <w:top w:val="single" w:sz="4" w:space="0" w:color="000000"/>
               <w:left w:val="single" w:sz="4" w:space="0" w:color="000000"/>
@@ -3101,7 +3101,7 @@
         </w:tc>
         <w:tc>
           <w:tcPr>
-            <w:tcW w:w="5051" w:type="dxa"/>
+            <w:tcW w:w="5100" w:type="dxa"/>
             <w:tcBorders>
               <w:top w:val="single" w:sz="4" w:space="0" w:color="000000"/>
               <w:left w:val="single" w:sz="4" w:space="0" w:color="000000"/>
@@ -3126,7 +3126,7 @@
                 <w:sz w:val="22"/>
                 <w:szCs w:val="22"/>
               </w:rPr>
-              <w:t>Patrones, análisis estadístico, selección, arquitectura, Spark MLlib y parámetros.</w:t>
+              <w:t>Selección metodológica, Random Forest Spark MLlib e interpretabilidad.</w:t>
             </w:r>
           </w:p>
         </w:tc>
@@ -3137,7 +3137,7 @@
         </w:trPr>
         <w:tc>
           <w:tcPr>
-            <w:tcW w:w="650" w:type="dxa"/>
+            <w:tcW w:w="699" w:type="dxa"/>
             <w:tcBorders>
               <w:top w:val="single" w:sz="4" w:space="0" w:color="000000"/>
               <w:left w:val="single" w:sz="4" w:space="0" w:color="000000"/>
@@ -3168,7 +3168,7 @@
         </w:tc>
         <w:tc>
           <w:tcPr>
-            <w:tcW w:w="3099" w:type="dxa"/>
+            <w:tcW w:w="3001" w:type="dxa"/>
             <w:tcBorders>
               <w:top w:val="single" w:sz="4" w:space="0" w:color="000000"/>
               <w:left w:val="single" w:sz="4" w:space="0" w:color="000000"/>
@@ -3199,7 +3199,7 @@
         </w:tc>
         <w:tc>
           <w:tcPr>
-            <w:tcW w:w="5051" w:type="dxa"/>
+            <w:tcW w:w="5100" w:type="dxa"/>
             <w:tcBorders>
               <w:top w:val="single" w:sz="4" w:space="0" w:color="000000"/>
               <w:left w:val="single" w:sz="4" w:space="0" w:color="000000"/>
@@ -3224,7 +3224,7 @@
                 <w:sz w:val="22"/>
                 <w:szCs w:val="22"/>
               </w:rPr>
-              <w:t>Métricas, experimentos, validación cruzada, tuning, persistencia e interpretabilidad.</w:t>
+              <w:t>CV, tuning, holdout, candidate/champion y métricas.</w:t>
             </w:r>
           </w:p>
         </w:tc>
@@ -3235,7 +3235,7 @@
         </w:trPr>
         <w:tc>
           <w:tcPr>
-            <w:tcW w:w="650" w:type="dxa"/>
+            <w:tcW w:w="699" w:type="dxa"/>
             <w:tcBorders>
               <w:top w:val="single" w:sz="4" w:space="0" w:color="000000"/>
               <w:left w:val="single" w:sz="4" w:space="0" w:color="000000"/>
@@ -3266,7 +3266,7 @@
         </w:tc>
         <w:tc>
           <w:tcPr>
-            <w:tcW w:w="3099" w:type="dxa"/>
+            <w:tcW w:w="3001" w:type="dxa"/>
             <w:tcBorders>
               <w:top w:val="single" w:sz="4" w:space="0" w:color="000000"/>
               <w:left w:val="single" w:sz="4" w:space="0" w:color="000000"/>
@@ -3297,7 +3297,7 @@
         </w:tc>
         <w:tc>
           <w:tcPr>
-            <w:tcW w:w="5051" w:type="dxa"/>
+            <w:tcW w:w="5100" w:type="dxa"/>
             <w:tcBorders>
               <w:top w:val="single" w:sz="4" w:space="0" w:color="000000"/>
               <w:left w:val="single" w:sz="4" w:space="0" w:color="000000"/>
@@ -3322,7 +3322,7 @@
                 <w:sz w:val="22"/>
                 <w:szCs w:val="22"/>
               </w:rPr>
-              <w:t>Limpieza, ventanas temporales, contexto normativo, features y división de datos.</w:t>
+              <w:t>Objeto-familia, ventanas coherentes y contexto normativo.</w:t>
             </w:r>
           </w:p>
         </w:tc>
@@ -3333,7 +3333,7 @@
         </w:trPr>
         <w:tc>
           <w:tcPr>
-            <w:tcW w:w="650" w:type="dxa"/>
+            <w:tcW w:w="699" w:type="dxa"/>
             <w:tcBorders>
               <w:top w:val="single" w:sz="4" w:space="0" w:color="000000"/>
               <w:left w:val="single" w:sz="4" w:space="0" w:color="000000"/>
@@ -3364,7 +3364,7 @@
         </w:tc>
         <w:tc>
           <w:tcPr>
-            <w:tcW w:w="3099" w:type="dxa"/>
+            <w:tcW w:w="3001" w:type="dxa"/>
             <w:tcBorders>
               <w:top w:val="single" w:sz="4" w:space="0" w:color="000000"/>
               <w:left w:val="single" w:sz="4" w:space="0" w:color="000000"/>
@@ -3395,7 +3395,7 @@
         </w:tc>
         <w:tc>
           <w:tcPr>
-            <w:tcW w:w="5051" w:type="dxa"/>
+            <w:tcW w:w="5100" w:type="dxa"/>
             <w:tcBorders>
               <w:top w:val="single" w:sz="4" w:space="0" w:color="000000"/>
               <w:left w:val="single" w:sz="4" w:space="0" w:color="000000"/>
@@ -3420,7 +3420,7 @@
                 <w:sz w:val="22"/>
                 <w:szCs w:val="22"/>
               </w:rPr>
-              <w:t>Selección, anomalías/clustering, arquitectura, Spark MLlib y parámetros.</w:t>
+              <w:t>KMeans Spark, distancia al centroide, holdout y señal interpretable.</w:t>
             </w:r>
           </w:p>
         </w:tc>
@@ -3431,7 +3431,7 @@
         </w:trPr>
         <w:tc>
           <w:tcPr>
-            <w:tcW w:w="650" w:type="dxa"/>
+            <w:tcW w:w="699" w:type="dxa"/>
             <w:tcBorders>
               <w:top w:val="single" w:sz="4" w:space="0" w:color="000000"/>
               <w:left w:val="single" w:sz="4" w:space="0" w:color="000000"/>
@@ -3462,7 +3462,7 @@
         </w:tc>
         <w:tc>
           <w:tcPr>
-            <w:tcW w:w="3099" w:type="dxa"/>
+            <w:tcW w:w="3001" w:type="dxa"/>
             <w:tcBorders>
               <w:top w:val="single" w:sz="4" w:space="0" w:color="000000"/>
               <w:left w:val="single" w:sz="4" w:space="0" w:color="000000"/>
@@ -3487,13 +3487,13 @@
                 <w:sz w:val="22"/>
                 <w:szCs w:val="22"/>
               </w:rPr>
-              <w:t>Entrenamiento/Validación y cierre técnico</w:t>
-            </w:r>
-          </w:p>
-        </w:tc>
-        <w:tc>
-          <w:tcPr>
-            <w:tcW w:w="5051" w:type="dxa"/>
+              <w:t>Informe Final</w:t>
+            </w:r>
+          </w:p>
+        </w:tc>
+        <w:tc>
+          <w:tcPr>
+            <w:tcW w:w="5100" w:type="dxa"/>
             <w:tcBorders>
               <w:top w:val="single" w:sz="4" w:space="0" w:color="000000"/>
               <w:left w:val="single" w:sz="4" w:space="0" w:color="000000"/>
@@ -3518,7 +3518,7 @@
                 <w:sz w:val="22"/>
                 <w:szCs w:val="22"/>
               </w:rPr>
-              <w:t>Validación, despliegue documentado, integración, monitoreo, repositorio y ruta institucional.</w:t>
+              <w:t>Integración, MLOps, monitoreo, reporting, seguridad y ruta institucional.</w:t>
             </w:r>
           </w:p>
         </w:tc>
@@ -3530,7 +3530,7 @@
         <w:spacing w:lineRule="exact" w:line="240" w:before="240" w:after="120"/>
         <w:rPr/>
       </w:pPr>
-      <w:bookmarkStart w:id="6" w:name="__RefHeading___Toc1333_1103273133"/>
+      <w:bookmarkStart w:id="6" w:name="__RefHeading___Toc1335_1096995856"/>
       <w:bookmarkEnd w:id="6"/>
       <w:r>
         <w:rPr>
@@ -3561,7 +3561,7 @@
           <w:sz w:val="22"/>
           <w:szCs w:val="22"/>
         </w:rPr>
-        <w:t>Tabla 2. Actividades a cumplir por cada producto</w:t>
+        <w:t>Tabla 2. Actividades principales por producto</w:t>
       </w:r>
     </w:p>
     <w:tbl>
@@ -3646,7 +3646,7 @@
                 <w:sz w:val="22"/>
                 <w:szCs w:val="22"/>
               </w:rPr>
-              <w:t>Actividades principales</w:t>
+              <w:t>Actividades</w:t>
             </w:r>
           </w:p>
         </w:tc>
@@ -3713,7 +3713,7 @@
                 <w:sz w:val="22"/>
                 <w:szCs w:val="22"/>
               </w:rPr>
-              <w:t>Planificar alcance, metodología, cronograma, evidencias y dependencias.</w:t>
+              <w:t>Definir alcance, evidencia, dependencias y criterios de aceptación verificables.</w:t>
             </w:r>
           </w:p>
         </w:tc>
@@ -3780,7 +3780,7 @@
                 <w:sz w:val="22"/>
                 <w:szCs w:val="22"/>
               </w:rPr>
-              <w:t>EDA, imputación, outliers, transformación, normalización/codificación, features y división para favoritismo.</w:t>
+              <w:t>Integrar datos, aplicar quality gates, ajustar preprocesador y construir features de favoritismo.</w:t>
             </w:r>
           </w:p>
         </w:tc>
@@ -3847,7 +3847,7 @@
                 <w:sz w:val="22"/>
                 <w:szCs w:val="22"/>
               </w:rPr>
-              <w:t>Analizar patrones, comparar algoritmos, documentar arquitectura e implementar Random Forest con Spark MLlib.</w:t>
+              <w:t>Comparar algoritmos, justificar Random Forest y ejecutar implementación Apache Spark MLlib.</w:t>
             </w:r>
           </w:p>
         </w:tc>
@@ -3914,7 +3914,7 @@
                 <w:sz w:val="22"/>
                 <w:szCs w:val="22"/>
               </w:rPr>
-              <w:t>Validación OOF/CV, tuning, persistencia, SHAP, comparación de escenarios y documentación para certificación.</w:t>
+              <w:t>Reservar holdout antes del FIT, ejecutar CV/tuning, documentar métricas y persistencia.</w:t>
             </w:r>
           </w:p>
         </w:tc>
@@ -3981,7 +3981,7 @@
                 <w:sz w:val="22"/>
                 <w:szCs w:val="22"/>
               </w:rPr>
-              <w:t>EDA temporal, limpieza, motor normativo, ventanas, features y división para fraccionamiento.</w:t>
+              <w:t>Normalizar objetos, construir ventanas de 15 días y resolver referencias normativas.</w:t>
             </w:r>
           </w:p>
         </w:tc>
@@ -4048,7 +4048,7 @@
                 <w:sz w:val="22"/>
                 <w:szCs w:val="22"/>
               </w:rPr>
-              <w:t>Tuning no supervisado, KMeans Spark MLlib, reglas interpretables, arquitectura y parámetros.</w:t>
+              <w:t>Seleccionar k en desarrollo, evaluar KMeans en holdout y conservar benchmark complementario.</w:t>
             </w:r>
           </w:p>
         </w:tc>
@@ -4115,7 +4115,7 @@
                 <w:sz w:val="22"/>
                 <w:szCs w:val="22"/>
               </w:rPr>
-              <w:t>Evaluación final, manual de despliegue, pruebas de integración local, pipeline, monitoreo, repositorio y plan de transferencia.</w:t>
+              <w:t>Documentar TRAIN/INFERENCE, registry, monitoreo, Airflow, SQL Server/SSRS, seguridad y transferencia.</w:t>
             </w:r>
           </w:p>
         </w:tc>
@@ -4127,7 +4127,7 @@
         <w:spacing w:lineRule="exact" w:line="240" w:before="240" w:after="120"/>
         <w:rPr/>
       </w:pPr>
-      <w:bookmarkStart w:id="7" w:name="__RefHeading___Toc1335_1103273133"/>
+      <w:bookmarkStart w:id="7" w:name="__RefHeading___Toc1337_1096995856"/>
       <w:bookmarkEnd w:id="7"/>
       <w:r>
         <w:rPr>
@@ -4156,7 +4156,7 @@
           <w:sz w:val="22"/>
           <w:szCs w:val="22"/>
         </w:rPr>
-        <w:t>Plazos contractuales de referencia establecidos en el numeral 8 del TDR, contados desde el día siguiente de la suscripción del contrato:</w:t>
+        <w:t>Plazos contractuales de referencia del TDR, contados desde el día siguiente de la suscripción del contrato:</w:t>
       </w:r>
     </w:p>
     <w:p>
@@ -4742,7 +4742,7 @@
         <w:spacing w:lineRule="exact" w:line="240" w:before="240" w:after="120"/>
         <w:rPr/>
       </w:pPr>
-      <w:bookmarkStart w:id="8" w:name="__RefHeading___Toc1337_1103273133"/>
+      <w:bookmarkStart w:id="8" w:name="__RefHeading___Toc1339_1096995856"/>
       <w:bookmarkEnd w:id="8"/>
       <w:r>
         <w:rPr>
@@ -4773,7 +4773,7 @@
           <w:sz w:val="22"/>
           <w:szCs w:val="22"/>
         </w:rPr>
-        <w:t>Repositorio organizado con código, datasets sintéticos, evidencia reproducible y documentación: https://github.com/NoeCalle/cgr-analisis-datos</w:t>
+        <w:t>Repositorio, código y documentación técnica: https://github.com/NoeCalle/cgr-analisis-datos</w:t>
       </w:r>
     </w:p>
     <w:p>
@@ -4793,7 +4793,7 @@
           <w:sz w:val="22"/>
           <w:szCs w:val="22"/>
         </w:rPr>
-        <w:t>Fuente única de cifras documentales: outputs/evidencia_documental.json.</w:t>
+        <w:t>Fuente machine-readable de cifras documentales: outputs/evidencia_documental.json.</w:t>
       </w:r>
     </w:p>
     <w:p>
@@ -4813,7 +4813,7 @@
           <w:sz w:val="22"/>
           <w:szCs w:val="22"/>
         </w:rPr>
-        <w:t>Trazabilidad de ejecución: outputs/run_manifest.json y outputs/linaje_datos.csv.</w:t>
+        <w:t>Trazabilidad: outputs/run_manifest.json, outputs/linaje_datos.csv y outputs/model_registry.json.</w:t>
       </w:r>
     </w:p>
     <w:p>
@@ -4833,7 +4833,7 @@
           <w:sz w:val="22"/>
           <w:szCs w:val="22"/>
         </w:rPr>
-        <w:t>Matriz de correspondencia TDR-PoC: README.md y documentación formal generada en este directorio.</w:t>
+        <w:t>Arquitectura MLOps: docs/Arquitectura_MLOps.md.</w:t>
       </w:r>
     </w:p>
     <w:p>
@@ -4853,16 +4853,56 @@
           <w:sz w:val="22"/>
           <w:szCs w:val="22"/>
         </w:rPr>
-        <w:t>Los hitos institucionales DEV/QA/PROD, certificación, marcha blanca y transferencia efectiva se ejecutarán únicamente si existe entorno y coordinación CGR.</w:t>
+        <w:t>Evaluación Spark y performance: docs/Evaluacion_Spark_y_Performance.md.</w:t>
       </w:r>
     </w:p>
     <w:p>
       <w:pPr>
+        <w:pStyle w:val="ListParagraph"/>
+        <w:numPr>
+          <w:ilvl w:val="0"/>
+          <w:numId w:val="1"/>
+        </w:numPr>
+        <w:spacing w:lineRule="exact" w:line="240" w:before="0" w:after="50"/>
+        <w:rPr/>
+      </w:pPr>
+      <w:r>
+        <w:rPr>
+          <w:rFonts w:eastAsia="Arial" w:cs="Arial"/>
+          <w:color w:val="000000"/>
+          <w:sz w:val="22"/>
+          <w:szCs w:val="22"/>
+        </w:rPr>
+        <w:t>La auditoría integral del TDR distingue evidencia reproducible de dependencias institucionales.</w:t>
+      </w:r>
+    </w:p>
+    <w:p>
+      <w:pPr>
+        <w:pStyle w:val="ListParagraph"/>
+        <w:numPr>
+          <w:ilvl w:val="0"/>
+          <w:numId w:val="1"/>
+        </w:numPr>
+        <w:spacing w:lineRule="exact" w:line="240" w:before="0" w:after="50"/>
+        <w:rPr/>
+      </w:pPr>
+      <w:r>
+        <w:rPr>
+          <w:rFonts w:eastAsia="Arial" w:cs="Arial"/>
+          <w:color w:val="000000"/>
+          <w:sz w:val="22"/>
+          <w:szCs w:val="22"/>
+        </w:rPr>
+        <w:t>La descripción funcional vigente se encuentra en README.md; la historia de cambios permanece en Git/PR.</w:t>
+      </w:r>
+    </w:p>
+    <w:p>
+      <w:pPr>
         <w:pStyle w:val="Heading1"/>
         <w:spacing w:lineRule="auto" w:line="240" w:before="0" w:after="60"/>
         <w:rPr/>
       </w:pPr>
-      <w:bookmarkStart w:id="9" w:name="__RefHeading___Toc1339_1103273133"/>
+      <w:bookmarkStart w:id="9" w:name="__RefHeading___Toc1341_1096995856"/>
       <w:bookmarkEnd w:id="9"/>
       <w:r>
         <w:rPr>
@@ -4884,7 +4924,7 @@
         <w:rPr>
           <w:sz w:val="22"/>
         </w:rPr>
-        <w:t>Este anexo cubre el análisis estadístico/exploratorio de pagos, montos contractuales y modalidades y actualiza la descripción de la arquitectura operacional. La evidencia de pagos usa datos sintéticos vinculados a contratos sintéticos; no representa información SIAF real ni determina la legalidad de una modalidad.</w:t>
+        <w:t>Este anexo cubre el análisis estadístico/exploratorio de pagos, montos contractuales y modalidades y documenta la arquitectura operacional asociada. La evidencia de pagos usa datos sintéticos vinculados a contratos sintéticos; no representa información SIAF real ni determina la legalidad de una modalidad.</w:t>
       </w:r>
     </w:p>
     <w:p>
@@ -4893,7 +4933,7 @@
         <w:spacing w:lineRule="auto" w:line="240" w:before="0" w:after="60"/>
         <w:rPr/>
       </w:pPr>
-      <w:bookmarkStart w:id="10" w:name="__RefHeading___Toc1341_1103273133"/>
+      <w:bookmarkStart w:id="10" w:name="__RefHeading___Toc1343_1096995856"/>
       <w:bookmarkEnd w:id="10"/>
       <w:r>
         <w:rPr>
@@ -5457,7 +5497,7 @@
         <w:spacing w:lineRule="auto" w:line="240" w:before="0" w:after="60"/>
         <w:rPr/>
       </w:pPr>
-      <w:bookmarkStart w:id="11" w:name="__RefHeading___Toc1343_1103273133"/>
+      <w:bookmarkStart w:id="11" w:name="__RefHeading___Toc1345_1096995856"/>
       <w:bookmarkEnd w:id="11"/>
       <w:r>
         <w:rPr>
@@ -5522,7 +5562,7 @@
         <w:spacing w:lineRule="auto" w:line="240" w:before="0" w:after="60"/>
         <w:rPr/>
       </w:pPr>
-      <w:bookmarkStart w:id="12" w:name="__RefHeading___Toc1345_1103273133"/>
+      <w:bookmarkStart w:id="12" w:name="__RefHeading___Toc1347_1096995856"/>
       <w:bookmarkEnd w:id="12"/>
       <w:r>
         <w:rPr>
@@ -5587,7 +5627,7 @@
         <w:spacing w:lineRule="auto" w:line="240" w:before="0" w:after="60"/>
         <w:rPr/>
       </w:pPr>
-      <w:bookmarkStart w:id="13" w:name="__RefHeading___Toc1347_1103273133"/>
+      <w:bookmarkStart w:id="13" w:name="__RefHeading___Toc1349_1096995856"/>
       <w:bookmarkEnd w:id="13"/>
       <w:r>
         <w:rPr>
@@ -5609,7 +5649,7 @@
         <w:rPr>
           <w:sz w:val="22"/>
         </w:rPr>
-        <w:t>La evidencia histórica de modelado Spark se conserva en modo local[*] para reproducibilidad. En paralelo, la ruta operacional TRAIN/INFERENCE admite un master Spark configurable. Cuando source.type=spark_sql, el conector devuelve un Spark DataFrame y el mapping, validación, preprocesamiento, feature engineering y MLlib permanecen en Spark sin toPandas(). Las medianas por objeto aprendidas en TRAIN se persisten como Parquet distribuido y los rankings de INFERENCE se escriben también como Parquet distribuido.</w:t>
+        <w:t>TRAIN/INFERENCE admiten un master Spark configurable. Cuando source.type=spark_sql, el conector devuelve un Spark DataFrame y el mapping, validación, preprocesamiento, feature engineering y MLlib permanecen en Spark sin toPandas(). Las medianas por objeto aprendidas en TRAIN se persisten como Parquet distribuido y los rankings de INFERENCE se escriben también como Parquet distribuido.</w:t>
       </w:r>
     </w:p>
     <w:p>
@@ -5623,7 +5663,7 @@
         <w:rPr>
           <w:sz w:val="22"/>
         </w:rPr>
-        <w:t>Esta capacidad elimina el cuello de botella pandas del adaptador Spark anterior, pero no sustituye las pruebas de carga, particionamiento, seguridad, rendimiento y robustez que deben ejecutarse con el clúster y volumen institucionales reales.</w:t>
+        <w:t>Esta frontera mantiene el corpus contractual distribuido y evita materializarlo en pandas o en la memoria del driver. No sustituye las pruebas de carga, particionamiento, seguridad, rendimiento y robustez que deben ejecutarse con el clúster y volumen institucionales reales.</w:t>
       </w:r>
     </w:p>
     <w:p>
@@ -5632,7 +5672,7 @@
         <w:spacing w:lineRule="auto" w:line="240" w:before="0" w:after="60"/>
         <w:rPr/>
       </w:pPr>
-      <w:bookmarkStart w:id="14" w:name="__RefHeading___Toc1349_1103273133"/>
+      <w:bookmarkStart w:id="14" w:name="__RefHeading___Toc1351_1096995856"/>
       <w:bookmarkEnd w:id="14"/>
       <w:r>
         <w:rPr>
@@ -5663,7 +5703,7 @@
         <w:spacing w:lineRule="exact" w:line="240" w:before="240" w:after="120"/>
         <w:rPr/>
       </w:pPr>
-      <w:bookmarkStart w:id="15" w:name="__RefHeading___Toc1351_1103273133"/>
+      <w:bookmarkStart w:id="15" w:name="__RefHeading___Toc1353_1096995856"/>
       <w:bookmarkEnd w:id="15"/>
       <w:r>
         <w:rPr>

--- a/reporte/productos_formales/Producto_01_Plan_de_Trabajo.docx
+++ b/reporte/productos_formales/Producto_01_Plan_de_Trabajo.docx
@@ -302,7 +302,7 @@
             </w:rPr>
             <w:fldChar w:fldCharType="separate"/>
           </w:r>
-          <w:hyperlink w:anchor="__RefHeading___Toc1323_1096995856">
+          <w:hyperlink w:anchor="__RefHeading___Toc1323_4075509268">
             <w:r>
               <w:rPr>
                 <w:rStyle w:val="IndexLink"/>
@@ -322,7 +322,7 @@
             </w:tabs>
             <w:rPr/>
           </w:pPr>
-          <w:hyperlink w:anchor="__RefHeading___Toc1325_1096995856">
+          <w:hyperlink w:anchor="__RefHeading___Toc1325_4075509268">
             <w:r>
               <w:rPr>
                 <w:rStyle w:val="IndexLink"/>
@@ -342,7 +342,7 @@
             </w:tabs>
             <w:rPr/>
           </w:pPr>
-          <w:hyperlink w:anchor="__RefHeading___Toc1327_1096995856">
+          <w:hyperlink w:anchor="__RefHeading___Toc1327_4075509268">
             <w:r>
               <w:rPr>
                 <w:rStyle w:val="IndexLink"/>
@@ -362,7 +362,7 @@
             </w:tabs>
             <w:rPr/>
           </w:pPr>
-          <w:hyperlink w:anchor="__RefHeading___Toc1329_1096995856">
+          <w:hyperlink w:anchor="__RefHeading___Toc1329_4075509268">
             <w:r>
               <w:rPr>
                 <w:rStyle w:val="IndexLink"/>
@@ -382,7 +382,7 @@
             </w:tabs>
             <w:rPr/>
           </w:pPr>
-          <w:hyperlink w:anchor="__RefHeading___Toc1331_1096995856">
+          <w:hyperlink w:anchor="__RefHeading___Toc1331_4075509268">
             <w:r>
               <w:rPr>
                 <w:rStyle w:val="IndexLink"/>
@@ -402,7 +402,7 @@
             </w:tabs>
             <w:rPr/>
           </w:pPr>
-          <w:hyperlink w:anchor="__RefHeading___Toc1333_1096995856">
+          <w:hyperlink w:anchor="__RefHeading___Toc1333_4075509268">
             <w:r>
               <w:rPr>
                 <w:rStyle w:val="IndexLink"/>
@@ -422,7 +422,7 @@
             </w:tabs>
             <w:rPr/>
           </w:pPr>
-          <w:hyperlink w:anchor="__RefHeading___Toc1335_1096995856">
+          <w:hyperlink w:anchor="__RefHeading___Toc1335_4075509268">
             <w:r>
               <w:rPr>
                 <w:rStyle w:val="IndexLink"/>
@@ -442,7 +442,7 @@
             </w:tabs>
             <w:rPr/>
           </w:pPr>
-          <w:hyperlink w:anchor="__RefHeading___Toc1337_1096995856">
+          <w:hyperlink w:anchor="__RefHeading___Toc1337_4075509268">
             <w:r>
               <w:rPr>
                 <w:rStyle w:val="IndexLink"/>
@@ -462,7 +462,7 @@
             </w:tabs>
             <w:rPr/>
           </w:pPr>
-          <w:hyperlink w:anchor="__RefHeading___Toc1339_1096995856">
+          <w:hyperlink w:anchor="__RefHeading___Toc1339_4075509268">
             <w:r>
               <w:rPr>
                 <w:rStyle w:val="IndexLink"/>
@@ -482,7 +482,7 @@
             </w:tabs>
             <w:rPr/>
           </w:pPr>
-          <w:hyperlink w:anchor="__RefHeading___Toc1341_1096995856">
+          <w:hyperlink w:anchor="__RefHeading___Toc1341_4075509268">
             <w:r>
               <w:rPr>
                 <w:rStyle w:val="IndexLink"/>
@@ -502,7 +502,7 @@
             </w:tabs>
             <w:rPr/>
           </w:pPr>
-          <w:hyperlink w:anchor="__RefHeading___Toc1343_1096995856">
+          <w:hyperlink w:anchor="__RefHeading___Toc1343_4075509268">
             <w:r>
               <w:rPr>
                 <w:rStyle w:val="IndexLink"/>
@@ -522,7 +522,7 @@
             </w:tabs>
             <w:rPr/>
           </w:pPr>
-          <w:hyperlink w:anchor="__RefHeading___Toc1345_1096995856">
+          <w:hyperlink w:anchor="__RefHeading___Toc1345_4075509268">
             <w:r>
               <w:rPr>
                 <w:rStyle w:val="IndexLink"/>
@@ -542,7 +542,7 @@
             </w:tabs>
             <w:rPr/>
           </w:pPr>
-          <w:hyperlink w:anchor="__RefHeading___Toc1347_1096995856">
+          <w:hyperlink w:anchor="__RefHeading___Toc1347_4075509268">
             <w:r>
               <w:rPr>
                 <w:rStyle w:val="IndexLink"/>
@@ -562,7 +562,7 @@
             </w:tabs>
             <w:rPr/>
           </w:pPr>
-          <w:hyperlink w:anchor="__RefHeading___Toc1349_1096995856">
+          <w:hyperlink w:anchor="__RefHeading___Toc1349_4075509268">
             <w:r>
               <w:rPr>
                 <w:rStyle w:val="IndexLink"/>
@@ -582,7 +582,7 @@
             </w:tabs>
             <w:rPr/>
           </w:pPr>
-          <w:hyperlink w:anchor="__RefHeading___Toc1351_1096995856">
+          <w:hyperlink w:anchor="__RefHeading___Toc1351_4075509268">
             <w:r>
               <w:rPr>
                 <w:rStyle w:val="IndexLink"/>
@@ -602,7 +602,7 @@
             </w:tabs>
             <w:rPr/>
           </w:pPr>
-          <w:hyperlink w:anchor="__RefHeading___Toc1353_1096995856">
+          <w:hyperlink w:anchor="__RefHeading___Toc1353_4075509268">
             <w:r>
               <w:rPr>
                 <w:rStyle w:val="IndexLink"/>
@@ -642,7 +642,7 @@
         <w:spacing w:lineRule="exact" w:line="240" w:before="240" w:after="120"/>
         <w:rPr/>
       </w:pPr>
-      <w:bookmarkStart w:id="0" w:name="__RefHeading___Toc1323_1096995856"/>
+      <w:bookmarkStart w:id="0" w:name="__RefHeading___Toc1323_4075509268"/>
       <w:bookmarkEnd w:id="0"/>
       <w:r>
         <w:rPr>
@@ -716,7 +716,7 @@
         <w:spacing w:lineRule="exact" w:line="240" w:before="240" w:after="120"/>
         <w:rPr/>
       </w:pPr>
-      <w:bookmarkStart w:id="1" w:name="__RefHeading___Toc1325_1096995856"/>
+      <w:bookmarkStart w:id="1" w:name="__RefHeading___Toc1325_4075509268"/>
       <w:bookmarkEnd w:id="1"/>
       <w:r>
         <w:rPr>
@@ -2030,7 +2030,7 @@
         <w:spacing w:lineRule="exact" w:line="240" w:before="240" w:after="120"/>
         <w:rPr/>
       </w:pPr>
-      <w:bookmarkStart w:id="2" w:name="__RefHeading___Toc1327_1096995856"/>
+      <w:bookmarkStart w:id="2" w:name="__RefHeading___Toc1327_4075509268"/>
       <w:bookmarkEnd w:id="2"/>
       <w:r>
         <w:rPr>
@@ -2607,7 +2607,7 @@
         <w:spacing w:lineRule="exact" w:line="240" w:before="240" w:after="120"/>
         <w:rPr/>
       </w:pPr>
-      <w:bookmarkStart w:id="3" w:name="__RefHeading___Toc1329_1096995856"/>
+      <w:bookmarkStart w:id="3" w:name="__RefHeading___Toc1329_4075509268"/>
       <w:bookmarkEnd w:id="3"/>
       <w:r>
         <w:rPr>
@@ -2645,7 +2645,7 @@
         <w:spacing w:lineRule="exact" w:line="240" w:before="240" w:after="120"/>
         <w:rPr/>
       </w:pPr>
-      <w:bookmarkStart w:id="4" w:name="__RefHeading___Toc1331_1096995856"/>
+      <w:bookmarkStart w:id="4" w:name="__RefHeading___Toc1331_4075509268"/>
       <w:bookmarkEnd w:id="4"/>
       <w:r>
         <w:rPr>
@@ -2683,7 +2683,7 @@
         <w:spacing w:lineRule="exact" w:line="240" w:before="240" w:after="120"/>
         <w:rPr/>
       </w:pPr>
-      <w:bookmarkStart w:id="5" w:name="__RefHeading___Toc1333_1096995856"/>
+      <w:bookmarkStart w:id="5" w:name="__RefHeading___Toc1333_4075509268"/>
       <w:bookmarkEnd w:id="5"/>
       <w:r>
         <w:rPr>
@@ -3530,7 +3530,7 @@
         <w:spacing w:lineRule="exact" w:line="240" w:before="240" w:after="120"/>
         <w:rPr/>
       </w:pPr>
-      <w:bookmarkStart w:id="6" w:name="__RefHeading___Toc1335_1096995856"/>
+      <w:bookmarkStart w:id="6" w:name="__RefHeading___Toc1335_4075509268"/>
       <w:bookmarkEnd w:id="6"/>
       <w:r>
         <w:rPr>
@@ -4127,7 +4127,7 @@
         <w:spacing w:lineRule="exact" w:line="240" w:before="240" w:after="120"/>
         <w:rPr/>
       </w:pPr>
-      <w:bookmarkStart w:id="7" w:name="__RefHeading___Toc1337_1096995856"/>
+      <w:bookmarkStart w:id="7" w:name="__RefHeading___Toc1337_4075509268"/>
       <w:bookmarkEnd w:id="7"/>
       <w:r>
         <w:rPr>
@@ -4742,7 +4742,7 @@
         <w:spacing w:lineRule="exact" w:line="240" w:before="240" w:after="120"/>
         <w:rPr/>
       </w:pPr>
-      <w:bookmarkStart w:id="8" w:name="__RefHeading___Toc1339_1096995856"/>
+      <w:bookmarkStart w:id="8" w:name="__RefHeading___Toc1339_4075509268"/>
       <w:bookmarkEnd w:id="8"/>
       <w:r>
         <w:rPr>
@@ -4902,7 +4902,7 @@
         <w:spacing w:lineRule="auto" w:line="240" w:before="0" w:after="60"/>
         <w:rPr/>
       </w:pPr>
-      <w:bookmarkStart w:id="9" w:name="__RefHeading___Toc1341_1096995856"/>
+      <w:bookmarkStart w:id="9" w:name="__RefHeading___Toc1341_4075509268"/>
       <w:bookmarkEnd w:id="9"/>
       <w:r>
         <w:rPr>
@@ -4933,7 +4933,7 @@
         <w:spacing w:lineRule="auto" w:line="240" w:before="0" w:after="60"/>
         <w:rPr/>
       </w:pPr>
-      <w:bookmarkStart w:id="10" w:name="__RefHeading___Toc1343_1096995856"/>
+      <w:bookmarkStart w:id="10" w:name="__RefHeading___Toc1343_4075509268"/>
       <w:bookmarkEnd w:id="10"/>
       <w:r>
         <w:rPr>
@@ -5497,7 +5497,7 @@
         <w:spacing w:lineRule="auto" w:line="240" w:before="0" w:after="60"/>
         <w:rPr/>
       </w:pPr>
-      <w:bookmarkStart w:id="11" w:name="__RefHeading___Toc1345_1096995856"/>
+      <w:bookmarkStart w:id="11" w:name="__RefHeading___Toc1345_4075509268"/>
       <w:bookmarkEnd w:id="11"/>
       <w:r>
         <w:rPr>
@@ -5562,7 +5562,7 @@
         <w:spacing w:lineRule="auto" w:line="240" w:before="0" w:after="60"/>
         <w:rPr/>
       </w:pPr>
-      <w:bookmarkStart w:id="12" w:name="__RefHeading___Toc1347_1096995856"/>
+      <w:bookmarkStart w:id="12" w:name="__RefHeading___Toc1347_4075509268"/>
       <w:bookmarkEnd w:id="12"/>
       <w:r>
         <w:rPr>
@@ -5627,7 +5627,7 @@
         <w:spacing w:lineRule="auto" w:line="240" w:before="0" w:after="60"/>
         <w:rPr/>
       </w:pPr>
-      <w:bookmarkStart w:id="13" w:name="__RefHeading___Toc1349_1096995856"/>
+      <w:bookmarkStart w:id="13" w:name="__RefHeading___Toc1349_4075509268"/>
       <w:bookmarkEnd w:id="13"/>
       <w:r>
         <w:rPr>
@@ -5672,7 +5672,7 @@
         <w:spacing w:lineRule="auto" w:line="240" w:before="0" w:after="60"/>
         <w:rPr/>
       </w:pPr>
-      <w:bookmarkStart w:id="14" w:name="__RefHeading___Toc1351_1096995856"/>
+      <w:bookmarkStart w:id="14" w:name="__RefHeading___Toc1351_4075509268"/>
       <w:bookmarkEnd w:id="14"/>
       <w:r>
         <w:rPr>
@@ -5703,7 +5703,7 @@
         <w:spacing w:lineRule="exact" w:line="240" w:before="240" w:after="120"/>
         <w:rPr/>
       </w:pPr>
-      <w:bookmarkStart w:id="15" w:name="__RefHeading___Toc1353_1096995856"/>
+      <w:bookmarkStart w:id="15" w:name="__RefHeading___Toc1353_4075509268"/>
       <w:bookmarkEnd w:id="15"/>
       <w:r>
         <w:rPr>

--- a/reporte/productos_formales/Producto_01_Plan_de_Trabajo.docx
+++ b/reporte/productos_formales/Producto_01_Plan_de_Trabajo.docx
@@ -302,7 +302,7 @@
             </w:rPr>
             <w:fldChar w:fldCharType="separate"/>
           </w:r>
-          <w:hyperlink w:anchor="__RefHeading___Toc1323_4075509268">
+          <w:hyperlink w:anchor="__RefHeading___Toc1323_4038105535">
             <w:r>
               <w:rPr>
                 <w:rStyle w:val="IndexLink"/>
@@ -322,7 +322,7 @@
             </w:tabs>
             <w:rPr/>
           </w:pPr>
-          <w:hyperlink w:anchor="__RefHeading___Toc1325_4075509268">
+          <w:hyperlink w:anchor="__RefHeading___Toc1325_4038105535">
             <w:r>
               <w:rPr>
                 <w:rStyle w:val="IndexLink"/>
@@ -342,7 +342,7 @@
             </w:tabs>
             <w:rPr/>
           </w:pPr>
-          <w:hyperlink w:anchor="__RefHeading___Toc1327_4075509268">
+          <w:hyperlink w:anchor="__RefHeading___Toc1327_4038105535">
             <w:r>
               <w:rPr>
                 <w:rStyle w:val="IndexLink"/>
@@ -362,7 +362,7 @@
             </w:tabs>
             <w:rPr/>
           </w:pPr>
-          <w:hyperlink w:anchor="__RefHeading___Toc1329_4075509268">
+          <w:hyperlink w:anchor="__RefHeading___Toc1329_4038105535">
             <w:r>
               <w:rPr>
                 <w:rStyle w:val="IndexLink"/>
@@ -382,7 +382,7 @@
             </w:tabs>
             <w:rPr/>
           </w:pPr>
-          <w:hyperlink w:anchor="__RefHeading___Toc1331_4075509268">
+          <w:hyperlink w:anchor="__RefHeading___Toc1331_4038105535">
             <w:r>
               <w:rPr>
                 <w:rStyle w:val="IndexLink"/>
@@ -402,7 +402,7 @@
             </w:tabs>
             <w:rPr/>
           </w:pPr>
-          <w:hyperlink w:anchor="__RefHeading___Toc1333_4075509268">
+          <w:hyperlink w:anchor="__RefHeading___Toc1333_4038105535">
             <w:r>
               <w:rPr>
                 <w:rStyle w:val="IndexLink"/>
@@ -422,7 +422,7 @@
             </w:tabs>
             <w:rPr/>
           </w:pPr>
-          <w:hyperlink w:anchor="__RefHeading___Toc1335_4075509268">
+          <w:hyperlink w:anchor="__RefHeading___Toc1335_4038105535">
             <w:r>
               <w:rPr>
                 <w:rStyle w:val="IndexLink"/>
@@ -442,7 +442,7 @@
             </w:tabs>
             <w:rPr/>
           </w:pPr>
-          <w:hyperlink w:anchor="__RefHeading___Toc1337_4075509268">
+          <w:hyperlink w:anchor="__RefHeading___Toc1337_4038105535">
             <w:r>
               <w:rPr>
                 <w:rStyle w:val="IndexLink"/>
@@ -462,7 +462,7 @@
             </w:tabs>
             <w:rPr/>
           </w:pPr>
-          <w:hyperlink w:anchor="__RefHeading___Toc1339_4075509268">
+          <w:hyperlink w:anchor="__RefHeading___Toc1339_4038105535">
             <w:r>
               <w:rPr>
                 <w:rStyle w:val="IndexLink"/>
@@ -482,7 +482,7 @@
             </w:tabs>
             <w:rPr/>
           </w:pPr>
-          <w:hyperlink w:anchor="__RefHeading___Toc1341_4075509268">
+          <w:hyperlink w:anchor="__RefHeading___Toc1341_4038105535">
             <w:r>
               <w:rPr>
                 <w:rStyle w:val="IndexLink"/>
@@ -502,7 +502,7 @@
             </w:tabs>
             <w:rPr/>
           </w:pPr>
-          <w:hyperlink w:anchor="__RefHeading___Toc1343_4075509268">
+          <w:hyperlink w:anchor="__RefHeading___Toc1343_4038105535">
             <w:r>
               <w:rPr>
                 <w:rStyle w:val="IndexLink"/>
@@ -522,7 +522,7 @@
             </w:tabs>
             <w:rPr/>
           </w:pPr>
-          <w:hyperlink w:anchor="__RefHeading___Toc1345_4075509268">
+          <w:hyperlink w:anchor="__RefHeading___Toc1345_4038105535">
             <w:r>
               <w:rPr>
                 <w:rStyle w:val="IndexLink"/>
@@ -542,7 +542,7 @@
             </w:tabs>
             <w:rPr/>
           </w:pPr>
-          <w:hyperlink w:anchor="__RefHeading___Toc1347_4075509268">
+          <w:hyperlink w:anchor="__RefHeading___Toc1347_4038105535">
             <w:r>
               <w:rPr>
                 <w:rStyle w:val="IndexLink"/>
@@ -562,7 +562,7 @@
             </w:tabs>
             <w:rPr/>
           </w:pPr>
-          <w:hyperlink w:anchor="__RefHeading___Toc1349_4075509268">
+          <w:hyperlink w:anchor="__RefHeading___Toc1349_4038105535">
             <w:r>
               <w:rPr>
                 <w:rStyle w:val="IndexLink"/>
@@ -582,7 +582,7 @@
             </w:tabs>
             <w:rPr/>
           </w:pPr>
-          <w:hyperlink w:anchor="__RefHeading___Toc1351_4075509268">
+          <w:hyperlink w:anchor="__RefHeading___Toc1351_4038105535">
             <w:r>
               <w:rPr>
                 <w:rStyle w:val="IndexLink"/>
@@ -602,7 +602,7 @@
             </w:tabs>
             <w:rPr/>
           </w:pPr>
-          <w:hyperlink w:anchor="__RefHeading___Toc1353_4075509268">
+          <w:hyperlink w:anchor="__RefHeading___Toc1353_4038105535">
             <w:r>
               <w:rPr>
                 <w:rStyle w:val="IndexLink"/>
@@ -642,7 +642,7 @@
         <w:spacing w:lineRule="exact" w:line="240" w:before="240" w:after="120"/>
         <w:rPr/>
       </w:pPr>
-      <w:bookmarkStart w:id="0" w:name="__RefHeading___Toc1323_4075509268"/>
+      <w:bookmarkStart w:id="0" w:name="__RefHeading___Toc1323_4038105535"/>
       <w:bookmarkEnd w:id="0"/>
       <w:r>
         <w:rPr>
@@ -716,7 +716,7 @@
         <w:spacing w:lineRule="exact" w:line="240" w:before="240" w:after="120"/>
         <w:rPr/>
       </w:pPr>
-      <w:bookmarkStart w:id="1" w:name="__RefHeading___Toc1325_4075509268"/>
+      <w:bookmarkStart w:id="1" w:name="__RefHeading___Toc1325_4038105535"/>
       <w:bookmarkEnd w:id="1"/>
       <w:r>
         <w:rPr>
@@ -2030,7 +2030,7 @@
         <w:spacing w:lineRule="exact" w:line="240" w:before="240" w:after="120"/>
         <w:rPr/>
       </w:pPr>
-      <w:bookmarkStart w:id="2" w:name="__RefHeading___Toc1327_4075509268"/>
+      <w:bookmarkStart w:id="2" w:name="__RefHeading___Toc1327_4038105535"/>
       <w:bookmarkEnd w:id="2"/>
       <w:r>
         <w:rPr>
@@ -2607,7 +2607,7 @@
         <w:spacing w:lineRule="exact" w:line="240" w:before="240" w:after="120"/>
         <w:rPr/>
       </w:pPr>
-      <w:bookmarkStart w:id="3" w:name="__RefHeading___Toc1329_4075509268"/>
+      <w:bookmarkStart w:id="3" w:name="__RefHeading___Toc1329_4038105535"/>
       <w:bookmarkEnd w:id="3"/>
       <w:r>
         <w:rPr>
@@ -2645,7 +2645,7 @@
         <w:spacing w:lineRule="exact" w:line="240" w:before="240" w:after="120"/>
         <w:rPr/>
       </w:pPr>
-      <w:bookmarkStart w:id="4" w:name="__RefHeading___Toc1331_4075509268"/>
+      <w:bookmarkStart w:id="4" w:name="__RefHeading___Toc1331_4038105535"/>
       <w:bookmarkEnd w:id="4"/>
       <w:r>
         <w:rPr>
@@ -2683,7 +2683,7 @@
         <w:spacing w:lineRule="exact" w:line="240" w:before="240" w:after="120"/>
         <w:rPr/>
       </w:pPr>
-      <w:bookmarkStart w:id="5" w:name="__RefHeading___Toc1333_4075509268"/>
+      <w:bookmarkStart w:id="5" w:name="__RefHeading___Toc1333_4038105535"/>
       <w:bookmarkEnd w:id="5"/>
       <w:r>
         <w:rPr>
@@ -3530,7 +3530,7 @@
         <w:spacing w:lineRule="exact" w:line="240" w:before="240" w:after="120"/>
         <w:rPr/>
       </w:pPr>
-      <w:bookmarkStart w:id="6" w:name="__RefHeading___Toc1335_4075509268"/>
+      <w:bookmarkStart w:id="6" w:name="__RefHeading___Toc1335_4038105535"/>
       <w:bookmarkEnd w:id="6"/>
       <w:r>
         <w:rPr>
@@ -4127,7 +4127,7 @@
         <w:spacing w:lineRule="exact" w:line="240" w:before="240" w:after="120"/>
         <w:rPr/>
       </w:pPr>
-      <w:bookmarkStart w:id="7" w:name="__RefHeading___Toc1337_4075509268"/>
+      <w:bookmarkStart w:id="7" w:name="__RefHeading___Toc1337_4038105535"/>
       <w:bookmarkEnd w:id="7"/>
       <w:r>
         <w:rPr>
@@ -4742,7 +4742,7 @@
         <w:spacing w:lineRule="exact" w:line="240" w:before="240" w:after="120"/>
         <w:rPr/>
       </w:pPr>
-      <w:bookmarkStart w:id="8" w:name="__RefHeading___Toc1339_4075509268"/>
+      <w:bookmarkStart w:id="8" w:name="__RefHeading___Toc1339_4038105535"/>
       <w:bookmarkEnd w:id="8"/>
       <w:r>
         <w:rPr>
@@ -4902,7 +4902,7 @@
         <w:spacing w:lineRule="auto" w:line="240" w:before="0" w:after="60"/>
         <w:rPr/>
       </w:pPr>
-      <w:bookmarkStart w:id="9" w:name="__RefHeading___Toc1341_4075509268"/>
+      <w:bookmarkStart w:id="9" w:name="__RefHeading___Toc1341_4038105535"/>
       <w:bookmarkEnd w:id="9"/>
       <w:r>
         <w:rPr>
@@ -4933,7 +4933,7 @@
         <w:spacing w:lineRule="auto" w:line="240" w:before="0" w:after="60"/>
         <w:rPr/>
       </w:pPr>
-      <w:bookmarkStart w:id="10" w:name="__RefHeading___Toc1343_4075509268"/>
+      <w:bookmarkStart w:id="10" w:name="__RefHeading___Toc1343_4038105535"/>
       <w:bookmarkEnd w:id="10"/>
       <w:r>
         <w:rPr>
@@ -5497,7 +5497,7 @@
         <w:spacing w:lineRule="auto" w:line="240" w:before="0" w:after="60"/>
         <w:rPr/>
       </w:pPr>
-      <w:bookmarkStart w:id="11" w:name="__RefHeading___Toc1345_4075509268"/>
+      <w:bookmarkStart w:id="11" w:name="__RefHeading___Toc1345_4038105535"/>
       <w:bookmarkEnd w:id="11"/>
       <w:r>
         <w:rPr>
@@ -5562,7 +5562,7 @@
         <w:spacing w:lineRule="auto" w:line="240" w:before="0" w:after="60"/>
         <w:rPr/>
       </w:pPr>
-      <w:bookmarkStart w:id="12" w:name="__RefHeading___Toc1347_4075509268"/>
+      <w:bookmarkStart w:id="12" w:name="__RefHeading___Toc1347_4038105535"/>
       <w:bookmarkEnd w:id="12"/>
       <w:r>
         <w:rPr>
@@ -5627,7 +5627,7 @@
         <w:spacing w:lineRule="auto" w:line="240" w:before="0" w:after="60"/>
         <w:rPr/>
       </w:pPr>
-      <w:bookmarkStart w:id="13" w:name="__RefHeading___Toc1349_4075509268"/>
+      <w:bookmarkStart w:id="13" w:name="__RefHeading___Toc1349_4038105535"/>
       <w:bookmarkEnd w:id="13"/>
       <w:r>
         <w:rPr>
@@ -5672,7 +5672,7 @@
         <w:spacing w:lineRule="auto" w:line="240" w:before="0" w:after="60"/>
         <w:rPr/>
       </w:pPr>
-      <w:bookmarkStart w:id="14" w:name="__RefHeading___Toc1351_4075509268"/>
+      <w:bookmarkStart w:id="14" w:name="__RefHeading___Toc1351_4038105535"/>
       <w:bookmarkEnd w:id="14"/>
       <w:r>
         <w:rPr>
@@ -5703,7 +5703,7 @@
         <w:spacing w:lineRule="exact" w:line="240" w:before="240" w:after="120"/>
         <w:rPr/>
       </w:pPr>
-      <w:bookmarkStart w:id="15" w:name="__RefHeading___Toc1353_4075509268"/>
+      <w:bookmarkStart w:id="15" w:name="__RefHeading___Toc1353_4038105535"/>
       <w:bookmarkEnd w:id="15"/>
       <w:r>
         <w:rPr>

--- a/reporte/productos_formales/Producto_01_Plan_de_Trabajo.docx
+++ b/reporte/productos_formales/Producto_01_Plan_de_Trabajo.docx
@@ -302,7 +302,7 @@
             </w:rPr>
             <w:fldChar w:fldCharType="separate"/>
           </w:r>
-          <w:hyperlink w:anchor="__RefHeading___Toc1323_4038105535">
+          <w:hyperlink w:anchor="__RefHeading___Toc1323_1005444171">
             <w:r>
               <w:rPr>
                 <w:rStyle w:val="IndexLink"/>
@@ -322,7 +322,7 @@
             </w:tabs>
             <w:rPr/>
           </w:pPr>
-          <w:hyperlink w:anchor="__RefHeading___Toc1325_4038105535">
+          <w:hyperlink w:anchor="__RefHeading___Toc1325_1005444171">
             <w:r>
               <w:rPr>
                 <w:rStyle w:val="IndexLink"/>
@@ -342,7 +342,7 @@
             </w:tabs>
             <w:rPr/>
           </w:pPr>
-          <w:hyperlink w:anchor="__RefHeading___Toc1327_4038105535">
+          <w:hyperlink w:anchor="__RefHeading___Toc1327_1005444171">
             <w:r>
               <w:rPr>
                 <w:rStyle w:val="IndexLink"/>
@@ -362,7 +362,7 @@
             </w:tabs>
             <w:rPr/>
           </w:pPr>
-          <w:hyperlink w:anchor="__RefHeading___Toc1329_4038105535">
+          <w:hyperlink w:anchor="__RefHeading___Toc1329_1005444171">
             <w:r>
               <w:rPr>
                 <w:rStyle w:val="IndexLink"/>
@@ -382,7 +382,7 @@
             </w:tabs>
             <w:rPr/>
           </w:pPr>
-          <w:hyperlink w:anchor="__RefHeading___Toc1331_4038105535">
+          <w:hyperlink w:anchor="__RefHeading___Toc1331_1005444171">
             <w:r>
               <w:rPr>
                 <w:rStyle w:val="IndexLink"/>
@@ -402,7 +402,7 @@
             </w:tabs>
             <w:rPr/>
           </w:pPr>
-          <w:hyperlink w:anchor="__RefHeading___Toc1333_4038105535">
+          <w:hyperlink w:anchor="__RefHeading___Toc1333_1005444171">
             <w:r>
               <w:rPr>
                 <w:rStyle w:val="IndexLink"/>
@@ -422,7 +422,7 @@
             </w:tabs>
             <w:rPr/>
           </w:pPr>
-          <w:hyperlink w:anchor="__RefHeading___Toc1335_4038105535">
+          <w:hyperlink w:anchor="__RefHeading___Toc1335_1005444171">
             <w:r>
               <w:rPr>
                 <w:rStyle w:val="IndexLink"/>
@@ -442,7 +442,7 @@
             </w:tabs>
             <w:rPr/>
           </w:pPr>
-          <w:hyperlink w:anchor="__RefHeading___Toc1337_4038105535">
+          <w:hyperlink w:anchor="__RefHeading___Toc1337_1005444171">
             <w:r>
               <w:rPr>
                 <w:rStyle w:val="IndexLink"/>
@@ -462,7 +462,7 @@
             </w:tabs>
             <w:rPr/>
           </w:pPr>
-          <w:hyperlink w:anchor="__RefHeading___Toc1339_4038105535">
+          <w:hyperlink w:anchor="__RefHeading___Toc1339_1005444171">
             <w:r>
               <w:rPr>
                 <w:rStyle w:val="IndexLink"/>
@@ -482,7 +482,7 @@
             </w:tabs>
             <w:rPr/>
           </w:pPr>
-          <w:hyperlink w:anchor="__RefHeading___Toc1341_4038105535">
+          <w:hyperlink w:anchor="__RefHeading___Toc1341_1005444171">
             <w:r>
               <w:rPr>
                 <w:rStyle w:val="IndexLink"/>
@@ -502,7 +502,7 @@
             </w:tabs>
             <w:rPr/>
           </w:pPr>
-          <w:hyperlink w:anchor="__RefHeading___Toc1343_4038105535">
+          <w:hyperlink w:anchor="__RefHeading___Toc1343_1005444171">
             <w:r>
               <w:rPr>
                 <w:rStyle w:val="IndexLink"/>
@@ -522,7 +522,7 @@
             </w:tabs>
             <w:rPr/>
           </w:pPr>
-          <w:hyperlink w:anchor="__RefHeading___Toc1345_4038105535">
+          <w:hyperlink w:anchor="__RefHeading___Toc1345_1005444171">
             <w:r>
               <w:rPr>
                 <w:rStyle w:val="IndexLink"/>
@@ -542,7 +542,7 @@
             </w:tabs>
             <w:rPr/>
           </w:pPr>
-          <w:hyperlink w:anchor="__RefHeading___Toc1347_4038105535">
+          <w:hyperlink w:anchor="__RefHeading___Toc1347_1005444171">
             <w:r>
               <w:rPr>
                 <w:rStyle w:val="IndexLink"/>
@@ -562,7 +562,7 @@
             </w:tabs>
             <w:rPr/>
           </w:pPr>
-          <w:hyperlink w:anchor="__RefHeading___Toc1349_4038105535">
+          <w:hyperlink w:anchor="__RefHeading___Toc1349_1005444171">
             <w:r>
               <w:rPr>
                 <w:rStyle w:val="IndexLink"/>
@@ -582,7 +582,7 @@
             </w:tabs>
             <w:rPr/>
           </w:pPr>
-          <w:hyperlink w:anchor="__RefHeading___Toc1351_4038105535">
+          <w:hyperlink w:anchor="__RefHeading___Toc1351_1005444171">
             <w:r>
               <w:rPr>
                 <w:rStyle w:val="IndexLink"/>
@@ -602,7 +602,7 @@
             </w:tabs>
             <w:rPr/>
           </w:pPr>
-          <w:hyperlink w:anchor="__RefHeading___Toc1353_4038105535">
+          <w:hyperlink w:anchor="__RefHeading___Toc1353_1005444171">
             <w:r>
               <w:rPr>
                 <w:rStyle w:val="IndexLink"/>
@@ -642,7 +642,7 @@
         <w:spacing w:lineRule="exact" w:line="240" w:before="240" w:after="120"/>
         <w:rPr/>
       </w:pPr>
-      <w:bookmarkStart w:id="0" w:name="__RefHeading___Toc1323_4038105535"/>
+      <w:bookmarkStart w:id="0" w:name="__RefHeading___Toc1323_1005444171"/>
       <w:bookmarkEnd w:id="0"/>
       <w:r>
         <w:rPr>
@@ -716,7 +716,7 @@
         <w:spacing w:lineRule="exact" w:line="240" w:before="240" w:after="120"/>
         <w:rPr/>
       </w:pPr>
-      <w:bookmarkStart w:id="1" w:name="__RefHeading___Toc1325_4038105535"/>
+      <w:bookmarkStart w:id="1" w:name="__RefHeading___Toc1325_1005444171"/>
       <w:bookmarkEnd w:id="1"/>
       <w:r>
         <w:rPr>
@@ -2030,7 +2030,7 @@
         <w:spacing w:lineRule="exact" w:line="240" w:before="240" w:after="120"/>
         <w:rPr/>
       </w:pPr>
-      <w:bookmarkStart w:id="2" w:name="__RefHeading___Toc1327_4038105535"/>
+      <w:bookmarkStart w:id="2" w:name="__RefHeading___Toc1327_1005444171"/>
       <w:bookmarkEnd w:id="2"/>
       <w:r>
         <w:rPr>
@@ -2607,7 +2607,7 @@
         <w:spacing w:lineRule="exact" w:line="240" w:before="240" w:after="120"/>
         <w:rPr/>
       </w:pPr>
-      <w:bookmarkStart w:id="3" w:name="__RefHeading___Toc1329_4038105535"/>
+      <w:bookmarkStart w:id="3" w:name="__RefHeading___Toc1329_1005444171"/>
       <w:bookmarkEnd w:id="3"/>
       <w:r>
         <w:rPr>
@@ -2645,7 +2645,7 @@
         <w:spacing w:lineRule="exact" w:line="240" w:before="240" w:after="120"/>
         <w:rPr/>
       </w:pPr>
-      <w:bookmarkStart w:id="4" w:name="__RefHeading___Toc1331_4038105535"/>
+      <w:bookmarkStart w:id="4" w:name="__RefHeading___Toc1331_1005444171"/>
       <w:bookmarkEnd w:id="4"/>
       <w:r>
         <w:rPr>
@@ -2683,7 +2683,7 @@
         <w:spacing w:lineRule="exact" w:line="240" w:before="240" w:after="120"/>
         <w:rPr/>
       </w:pPr>
-      <w:bookmarkStart w:id="5" w:name="__RefHeading___Toc1333_4038105535"/>
+      <w:bookmarkStart w:id="5" w:name="__RefHeading___Toc1333_1005444171"/>
       <w:bookmarkEnd w:id="5"/>
       <w:r>
         <w:rPr>
@@ -3530,7 +3530,7 @@
         <w:spacing w:lineRule="exact" w:line="240" w:before="240" w:after="120"/>
         <w:rPr/>
       </w:pPr>
-      <w:bookmarkStart w:id="6" w:name="__RefHeading___Toc1335_4038105535"/>
+      <w:bookmarkStart w:id="6" w:name="__RefHeading___Toc1335_1005444171"/>
       <w:bookmarkEnd w:id="6"/>
       <w:r>
         <w:rPr>
@@ -4127,7 +4127,7 @@
         <w:spacing w:lineRule="exact" w:line="240" w:before="240" w:after="120"/>
         <w:rPr/>
       </w:pPr>
-      <w:bookmarkStart w:id="7" w:name="__RefHeading___Toc1337_4038105535"/>
+      <w:bookmarkStart w:id="7" w:name="__RefHeading___Toc1337_1005444171"/>
       <w:bookmarkEnd w:id="7"/>
       <w:r>
         <w:rPr>
@@ -4742,7 +4742,7 @@
         <w:spacing w:lineRule="exact" w:line="240" w:before="240" w:after="120"/>
         <w:rPr/>
       </w:pPr>
-      <w:bookmarkStart w:id="8" w:name="__RefHeading___Toc1339_4038105535"/>
+      <w:bookmarkStart w:id="8" w:name="__RefHeading___Toc1339_1005444171"/>
       <w:bookmarkEnd w:id="8"/>
       <w:r>
         <w:rPr>
@@ -4902,7 +4902,7 @@
         <w:spacing w:lineRule="auto" w:line="240" w:before="0" w:after="60"/>
         <w:rPr/>
       </w:pPr>
-      <w:bookmarkStart w:id="9" w:name="__RefHeading___Toc1341_4038105535"/>
+      <w:bookmarkStart w:id="9" w:name="__RefHeading___Toc1341_1005444171"/>
       <w:bookmarkEnd w:id="9"/>
       <w:r>
         <w:rPr>
@@ -4933,7 +4933,7 @@
         <w:spacing w:lineRule="auto" w:line="240" w:before="0" w:after="60"/>
         <w:rPr/>
       </w:pPr>
-      <w:bookmarkStart w:id="10" w:name="__RefHeading___Toc1343_4038105535"/>
+      <w:bookmarkStart w:id="10" w:name="__RefHeading___Toc1343_1005444171"/>
       <w:bookmarkEnd w:id="10"/>
       <w:r>
         <w:rPr>
@@ -5497,7 +5497,7 @@
         <w:spacing w:lineRule="auto" w:line="240" w:before="0" w:after="60"/>
         <w:rPr/>
       </w:pPr>
-      <w:bookmarkStart w:id="11" w:name="__RefHeading___Toc1345_4038105535"/>
+      <w:bookmarkStart w:id="11" w:name="__RefHeading___Toc1345_1005444171"/>
       <w:bookmarkEnd w:id="11"/>
       <w:r>
         <w:rPr>
@@ -5562,7 +5562,7 @@
         <w:spacing w:lineRule="auto" w:line="240" w:before="0" w:after="60"/>
         <w:rPr/>
       </w:pPr>
-      <w:bookmarkStart w:id="12" w:name="__RefHeading___Toc1347_4038105535"/>
+      <w:bookmarkStart w:id="12" w:name="__RefHeading___Toc1347_1005444171"/>
       <w:bookmarkEnd w:id="12"/>
       <w:r>
         <w:rPr>
@@ -5627,7 +5627,7 @@
         <w:spacing w:lineRule="auto" w:line="240" w:before="0" w:after="60"/>
         <w:rPr/>
       </w:pPr>
-      <w:bookmarkStart w:id="13" w:name="__RefHeading___Toc1349_4038105535"/>
+      <w:bookmarkStart w:id="13" w:name="__RefHeading___Toc1349_1005444171"/>
       <w:bookmarkEnd w:id="13"/>
       <w:r>
         <w:rPr>
@@ -5672,7 +5672,7 @@
         <w:spacing w:lineRule="auto" w:line="240" w:before="0" w:after="60"/>
         <w:rPr/>
       </w:pPr>
-      <w:bookmarkStart w:id="14" w:name="__RefHeading___Toc1351_4038105535"/>
+      <w:bookmarkStart w:id="14" w:name="__RefHeading___Toc1351_1005444171"/>
       <w:bookmarkEnd w:id="14"/>
       <w:r>
         <w:rPr>
@@ -5703,7 +5703,7 @@
         <w:spacing w:lineRule="exact" w:line="240" w:before="240" w:after="120"/>
         <w:rPr/>
       </w:pPr>
-      <w:bookmarkStart w:id="15" w:name="__RefHeading___Toc1353_4038105535"/>
+      <w:bookmarkStart w:id="15" w:name="__RefHeading___Toc1353_1005444171"/>
       <w:bookmarkEnd w:id="15"/>
       <w:r>
         <w:rPr>

--- a/reporte/productos_formales/Producto_01_Plan_de_Trabajo.docx
+++ b/reporte/productos_formales/Producto_01_Plan_de_Trabajo.docx
@@ -302,7 +302,7 @@
             </w:rPr>
             <w:fldChar w:fldCharType="separate"/>
           </w:r>
-          <w:hyperlink w:anchor="__RefHeading___Toc1323_1005444171">
+          <w:hyperlink w:anchor="__RefHeading___Toc1323_2401388243">
             <w:r>
               <w:rPr>
                 <w:rStyle w:val="IndexLink"/>
@@ -322,7 +322,7 @@
             </w:tabs>
             <w:rPr/>
           </w:pPr>
-          <w:hyperlink w:anchor="__RefHeading___Toc1325_1005444171">
+          <w:hyperlink w:anchor="__RefHeading___Toc1325_2401388243">
             <w:r>
               <w:rPr>
                 <w:rStyle w:val="IndexLink"/>
@@ -342,7 +342,7 @@
             </w:tabs>
             <w:rPr/>
           </w:pPr>
-          <w:hyperlink w:anchor="__RefHeading___Toc1327_1005444171">
+          <w:hyperlink w:anchor="__RefHeading___Toc1327_2401388243">
             <w:r>
               <w:rPr>
                 <w:rStyle w:val="IndexLink"/>
@@ -362,7 +362,7 @@
             </w:tabs>
             <w:rPr/>
           </w:pPr>
-          <w:hyperlink w:anchor="__RefHeading___Toc1329_1005444171">
+          <w:hyperlink w:anchor="__RefHeading___Toc1329_2401388243">
             <w:r>
               <w:rPr>
                 <w:rStyle w:val="IndexLink"/>
@@ -382,7 +382,7 @@
             </w:tabs>
             <w:rPr/>
           </w:pPr>
-          <w:hyperlink w:anchor="__RefHeading___Toc1331_1005444171">
+          <w:hyperlink w:anchor="__RefHeading___Toc1331_2401388243">
             <w:r>
               <w:rPr>
                 <w:rStyle w:val="IndexLink"/>
@@ -402,7 +402,7 @@
             </w:tabs>
             <w:rPr/>
           </w:pPr>
-          <w:hyperlink w:anchor="__RefHeading___Toc1333_1005444171">
+          <w:hyperlink w:anchor="__RefHeading___Toc1333_2401388243">
             <w:r>
               <w:rPr>
                 <w:rStyle w:val="IndexLink"/>
@@ -422,7 +422,7 @@
             </w:tabs>
             <w:rPr/>
           </w:pPr>
-          <w:hyperlink w:anchor="__RefHeading___Toc1335_1005444171">
+          <w:hyperlink w:anchor="__RefHeading___Toc1335_2401388243">
             <w:r>
               <w:rPr>
                 <w:rStyle w:val="IndexLink"/>
@@ -442,7 +442,7 @@
             </w:tabs>
             <w:rPr/>
           </w:pPr>
-          <w:hyperlink w:anchor="__RefHeading___Toc1337_1005444171">
+          <w:hyperlink w:anchor="__RefHeading___Toc1337_2401388243">
             <w:r>
               <w:rPr>
                 <w:rStyle w:val="IndexLink"/>
@@ -462,7 +462,7 @@
             </w:tabs>
             <w:rPr/>
           </w:pPr>
-          <w:hyperlink w:anchor="__RefHeading___Toc1339_1005444171">
+          <w:hyperlink w:anchor="__RefHeading___Toc1339_2401388243">
             <w:r>
               <w:rPr>
                 <w:rStyle w:val="IndexLink"/>
@@ -482,7 +482,7 @@
             </w:tabs>
             <w:rPr/>
           </w:pPr>
-          <w:hyperlink w:anchor="__RefHeading___Toc1341_1005444171">
+          <w:hyperlink w:anchor="__RefHeading___Toc1341_2401388243">
             <w:r>
               <w:rPr>
                 <w:rStyle w:val="IndexLink"/>
@@ -502,7 +502,7 @@
             </w:tabs>
             <w:rPr/>
           </w:pPr>
-          <w:hyperlink w:anchor="__RefHeading___Toc1343_1005444171">
+          <w:hyperlink w:anchor="__RefHeading___Toc1343_2401388243">
             <w:r>
               <w:rPr>
                 <w:rStyle w:val="IndexLink"/>
@@ -522,7 +522,7 @@
             </w:tabs>
             <w:rPr/>
           </w:pPr>
-          <w:hyperlink w:anchor="__RefHeading___Toc1345_1005444171">
+          <w:hyperlink w:anchor="__RefHeading___Toc1345_2401388243">
             <w:r>
               <w:rPr>
                 <w:rStyle w:val="IndexLink"/>
@@ -542,7 +542,7 @@
             </w:tabs>
             <w:rPr/>
           </w:pPr>
-          <w:hyperlink w:anchor="__RefHeading___Toc1347_1005444171">
+          <w:hyperlink w:anchor="__RefHeading___Toc1347_2401388243">
             <w:r>
               <w:rPr>
                 <w:rStyle w:val="IndexLink"/>
@@ -562,7 +562,7 @@
             </w:tabs>
             <w:rPr/>
           </w:pPr>
-          <w:hyperlink w:anchor="__RefHeading___Toc1349_1005444171">
+          <w:hyperlink w:anchor="__RefHeading___Toc1349_2401388243">
             <w:r>
               <w:rPr>
                 <w:rStyle w:val="IndexLink"/>
@@ -582,7 +582,7 @@
             </w:tabs>
             <w:rPr/>
           </w:pPr>
-          <w:hyperlink w:anchor="__RefHeading___Toc1351_1005444171">
+          <w:hyperlink w:anchor="__RefHeading___Toc1351_2401388243">
             <w:r>
               <w:rPr>
                 <w:rStyle w:val="IndexLink"/>
@@ -602,7 +602,7 @@
             </w:tabs>
             <w:rPr/>
           </w:pPr>
-          <w:hyperlink w:anchor="__RefHeading___Toc1353_1005444171">
+          <w:hyperlink w:anchor="__RefHeading___Toc1353_2401388243">
             <w:r>
               <w:rPr>
                 <w:rStyle w:val="IndexLink"/>
@@ -642,7 +642,7 @@
         <w:spacing w:lineRule="exact" w:line="240" w:before="240" w:after="120"/>
         <w:rPr/>
       </w:pPr>
-      <w:bookmarkStart w:id="0" w:name="__RefHeading___Toc1323_1005444171"/>
+      <w:bookmarkStart w:id="0" w:name="__RefHeading___Toc1323_2401388243"/>
       <w:bookmarkEnd w:id="0"/>
       <w:r>
         <w:rPr>
@@ -716,7 +716,7 @@
         <w:spacing w:lineRule="exact" w:line="240" w:before="240" w:after="120"/>
         <w:rPr/>
       </w:pPr>
-      <w:bookmarkStart w:id="1" w:name="__RefHeading___Toc1325_1005444171"/>
+      <w:bookmarkStart w:id="1" w:name="__RefHeading___Toc1325_2401388243"/>
       <w:bookmarkEnd w:id="1"/>
       <w:r>
         <w:rPr>
@@ -2030,7 +2030,7 @@
         <w:spacing w:lineRule="exact" w:line="240" w:before="240" w:after="120"/>
         <w:rPr/>
       </w:pPr>
-      <w:bookmarkStart w:id="2" w:name="__RefHeading___Toc1327_1005444171"/>
+      <w:bookmarkStart w:id="2" w:name="__RefHeading___Toc1327_2401388243"/>
       <w:bookmarkEnd w:id="2"/>
       <w:r>
         <w:rPr>
@@ -2607,7 +2607,7 @@
         <w:spacing w:lineRule="exact" w:line="240" w:before="240" w:after="120"/>
         <w:rPr/>
       </w:pPr>
-      <w:bookmarkStart w:id="3" w:name="__RefHeading___Toc1329_1005444171"/>
+      <w:bookmarkStart w:id="3" w:name="__RefHeading___Toc1329_2401388243"/>
       <w:bookmarkEnd w:id="3"/>
       <w:r>
         <w:rPr>
@@ -2645,7 +2645,7 @@
         <w:spacing w:lineRule="exact" w:line="240" w:before="240" w:after="120"/>
         <w:rPr/>
       </w:pPr>
-      <w:bookmarkStart w:id="4" w:name="__RefHeading___Toc1331_1005444171"/>
+      <w:bookmarkStart w:id="4" w:name="__RefHeading___Toc1331_2401388243"/>
       <w:bookmarkEnd w:id="4"/>
       <w:r>
         <w:rPr>
@@ -2683,7 +2683,7 @@
         <w:spacing w:lineRule="exact" w:line="240" w:before="240" w:after="120"/>
         <w:rPr/>
       </w:pPr>
-      <w:bookmarkStart w:id="5" w:name="__RefHeading___Toc1333_1005444171"/>
+      <w:bookmarkStart w:id="5" w:name="__RefHeading___Toc1333_2401388243"/>
       <w:bookmarkEnd w:id="5"/>
       <w:r>
         <w:rPr>
@@ -3530,7 +3530,7 @@
         <w:spacing w:lineRule="exact" w:line="240" w:before="240" w:after="120"/>
         <w:rPr/>
       </w:pPr>
-      <w:bookmarkStart w:id="6" w:name="__RefHeading___Toc1335_1005444171"/>
+      <w:bookmarkStart w:id="6" w:name="__RefHeading___Toc1335_2401388243"/>
       <w:bookmarkEnd w:id="6"/>
       <w:r>
         <w:rPr>
@@ -4127,7 +4127,7 @@
         <w:spacing w:lineRule="exact" w:line="240" w:before="240" w:after="120"/>
         <w:rPr/>
       </w:pPr>
-      <w:bookmarkStart w:id="7" w:name="__RefHeading___Toc1337_1005444171"/>
+      <w:bookmarkStart w:id="7" w:name="__RefHeading___Toc1337_2401388243"/>
       <w:bookmarkEnd w:id="7"/>
       <w:r>
         <w:rPr>
@@ -4742,7 +4742,7 @@
         <w:spacing w:lineRule="exact" w:line="240" w:before="240" w:after="120"/>
         <w:rPr/>
       </w:pPr>
-      <w:bookmarkStart w:id="8" w:name="__RefHeading___Toc1339_1005444171"/>
+      <w:bookmarkStart w:id="8" w:name="__RefHeading___Toc1339_2401388243"/>
       <w:bookmarkEnd w:id="8"/>
       <w:r>
         <w:rPr>
@@ -4902,7 +4902,7 @@
         <w:spacing w:lineRule="auto" w:line="240" w:before="0" w:after="60"/>
         <w:rPr/>
       </w:pPr>
-      <w:bookmarkStart w:id="9" w:name="__RefHeading___Toc1341_1005444171"/>
+      <w:bookmarkStart w:id="9" w:name="__RefHeading___Toc1341_2401388243"/>
       <w:bookmarkEnd w:id="9"/>
       <w:r>
         <w:rPr>
@@ -4933,7 +4933,7 @@
         <w:spacing w:lineRule="auto" w:line="240" w:before="0" w:after="60"/>
         <w:rPr/>
       </w:pPr>
-      <w:bookmarkStart w:id="10" w:name="__RefHeading___Toc1343_1005444171"/>
+      <w:bookmarkStart w:id="10" w:name="__RefHeading___Toc1343_2401388243"/>
       <w:bookmarkEnd w:id="10"/>
       <w:r>
         <w:rPr>
@@ -5497,7 +5497,7 @@
         <w:spacing w:lineRule="auto" w:line="240" w:before="0" w:after="60"/>
         <w:rPr/>
       </w:pPr>
-      <w:bookmarkStart w:id="11" w:name="__RefHeading___Toc1345_1005444171"/>
+      <w:bookmarkStart w:id="11" w:name="__RefHeading___Toc1345_2401388243"/>
       <w:bookmarkEnd w:id="11"/>
       <w:r>
         <w:rPr>
@@ -5562,7 +5562,7 @@
         <w:spacing w:lineRule="auto" w:line="240" w:before="0" w:after="60"/>
         <w:rPr/>
       </w:pPr>
-      <w:bookmarkStart w:id="12" w:name="__RefHeading___Toc1347_1005444171"/>
+      <w:bookmarkStart w:id="12" w:name="__RefHeading___Toc1347_2401388243"/>
       <w:bookmarkEnd w:id="12"/>
       <w:r>
         <w:rPr>
@@ -5627,7 +5627,7 @@
         <w:spacing w:lineRule="auto" w:line="240" w:before="0" w:after="60"/>
         <w:rPr/>
       </w:pPr>
-      <w:bookmarkStart w:id="13" w:name="__RefHeading___Toc1349_1005444171"/>
+      <w:bookmarkStart w:id="13" w:name="__RefHeading___Toc1349_2401388243"/>
       <w:bookmarkEnd w:id="13"/>
       <w:r>
         <w:rPr>
@@ -5672,7 +5672,7 @@
         <w:spacing w:lineRule="auto" w:line="240" w:before="0" w:after="60"/>
         <w:rPr/>
       </w:pPr>
-      <w:bookmarkStart w:id="14" w:name="__RefHeading___Toc1351_1005444171"/>
+      <w:bookmarkStart w:id="14" w:name="__RefHeading___Toc1351_2401388243"/>
       <w:bookmarkEnd w:id="14"/>
       <w:r>
         <w:rPr>
@@ -5703,7 +5703,7 @@
         <w:spacing w:lineRule="exact" w:line="240" w:before="240" w:after="120"/>
         <w:rPr/>
       </w:pPr>
-      <w:bookmarkStart w:id="15" w:name="__RefHeading___Toc1353_1005444171"/>
+      <w:bookmarkStart w:id="15" w:name="__RefHeading___Toc1353_2401388243"/>
       <w:bookmarkEnd w:id="15"/>
       <w:r>
         <w:rPr>
